--- a/docx/06-enrutamiento-estatico/06-enrutamiento-estatico.docx
+++ b/docx/06-enrutamiento-estatico/06-enrutamiento-estatico.docx
@@ -28,13 +28,13 @@
         </w:p>
       </w:sdtContent>
     </w:sdt>
-    <w:bookmarkStart w:id="22" w:name="u06-enrutamiento-estático"/>
+    <w:bookmarkStart w:id="22" w:name="enrutamiento-estático"/>
     <w:p>
       <w:pPr>
         <w:pStyle w:val="Heading1"/>
       </w:pPr>
       <w:r>
-        <w:t xml:space="preserve">U06 — Enrutamiento estático</w:t>
+        <w:t xml:space="preserve">Enrutamiento estático</w:t>
       </w:r>
     </w:p>
     <w:p>
@@ -76,7 +76,7 @@
           <w:b/>
           <w:bCs/>
         </w:rPr>
-        <w:t xml:space="preserve">🧭 AQUÍ ESTÁS (U06)</w:t>
+        <w:t xml:space="preserve">🧭 AQUÍ ESTÁS</w:t>
       </w:r>
       <w:r>
         <w:t xml:space="preserve"> </w:t>
@@ -119,7 +119,7 @@
           <w:rPr>
             <w:rStyle w:val="Hyperlink"/>
           </w:rPr>
-          <w:t xml:space="preserve">UD5</w:t>
+          <w:t xml:space="preserve">unidad de trunking e inter-VLAN</w:t>
         </w:r>
       </w:hyperlink>
       <w:r>
@@ -149,7 +149,7 @@
           <w:rPr>
             <w:rStyle w:val="Hyperlink"/>
           </w:rPr>
-          <w:t xml:space="preserve">UD7</w:t>
+          <w:t xml:space="preserve">unidad de OSPF</w:t>
         </w:r>
       </w:hyperlink>
       <w:r>
@@ -999,7 +999,7 @@
         </w:numPr>
       </w:pPr>
       <w:r>
-        <w:t xml:space="preserve">¿Vienes de la UD5? El enrutamiento inter-VLAN ya te enseñó subinterfaces: aquí le toca el turno a las redes completas.</w:t>
+        <w:t xml:space="preserve">¿Vienes de la unidad anterior? El enrutamiento inter-VLAN ya te enseñó subinterfaces: aquí le toca el turno a las redes completas.</w:t>
       </w:r>
     </w:p>
     <w:p>
@@ -1048,7 +1048,7 @@
             <w:b/>
             <w:bCs/>
           </w:rPr>
-          <w:t xml:space="preserve">UD7 · Enrutamiento dinámico con OSPF</w:t>
+          <w:t xml:space="preserve">Enrutamiento dinámico con OSPF</w:t>
         </w:r>
       </w:hyperlink>
       <w:r>
@@ -1109,7 +1109,7 @@
           <w:b/>
           <w:bCs/>
         </w:rPr>
-        <w:t xml:space="preserve">UD6 · Enrutamiento estático</w:t>
+        <w:t xml:space="preserve">Enrutamiento estático</w:t>
       </w:r>
       <w:r>
         <w:t xml:space="preserve"> </w:t>
@@ -1176,7 +1176,7 @@
         <w:t xml:space="preserve"> </w:t>
       </w:r>
       <w:r>
-        <w:t xml:space="preserve">por la interfaz correcta. En la UD4 tu switch aprendía MACs; el router, en cambio, trabaja en capa 3.</w:t>
+        <w:t xml:space="preserve">por la interfaz correcta. En unidades anteriores tu switch aprendía MACs; el router, en cambio, trabaja en capa 3.</w:t>
       </w:r>
     </w:p>
     <w:p>
@@ -2838,7 +2838,7 @@
           <w:b/>
           <w:bCs/>
         </w:rPr>
-        <w:t xml:space="preserve">UD6 · Enrutamiento estático</w:t>
+        <w:t xml:space="preserve">Enrutamiento estático</w:t>
       </w:r>
       <w:r>
         <w:t xml:space="preserve"> </w:t>
@@ -5852,7 +5852,7 @@
           <w:b/>
           <w:bCs/>
         </w:rPr>
-        <w:t xml:space="preserve">UD6 · Enrutamiento estático</w:t>
+        <w:t xml:space="preserve">Enrutamiento estático</w:t>
       </w:r>
       <w:r>
         <w:t xml:space="preserve"> </w:t>
@@ -5968,7 +5968,7 @@
         <w:t xml:space="preserve"> </w:t>
       </w:r>
       <w:r>
-        <w:t xml:space="preserve">las redes conectadas a sus puertos. Para el resto, o le enseñas tú (ruta estática) o que aprenda él (routing dinámico, UD7). Aquí mandamos nosotros.</w:t>
+        <w:t xml:space="preserve">las redes conectadas a sus puertos. Para el resto, o le enseñas tú (ruta estática) o que aprenda él (routing dinámico, más adelante). Aquí mandamos nosotros.</w:t>
       </w:r>
     </w:p>
     <w:p>
@@ -7311,8 +7311,7 @@
     <w:tbl>
       <w:tblPr>
         <w:tblStyle w:val="Table"/>
-        <w:tblW w:type="pct" w:w="5000"/>
-        <w:tblLayout w:type="fixed"/>
+        <w:tblW w:type="auto" w:w="0"/>
         <w:tblLook w:firstRow="1" w:lastRow="0" w:firstColumn="0" w:lastColumn="0" w:noHBand="0" w:noVBand="0" w:val="0020"/>
       </w:tblPr>
       <w:tblGrid>
@@ -7527,7 +7526,7 @@
               <w:pStyle w:val="Compact"/>
             </w:pPr>
             <w:r>
-              <w:t xml:space="preserve">Protocolos de routing (UD7)</w:t>
+              <w:t xml:space="preserve">Protocolos de routing</w:t>
             </w:r>
           </w:p>
         </w:tc>
@@ -8432,7 +8431,7 @@
           <w:b/>
           <w:bCs/>
         </w:rPr>
-        <w:t xml:space="preserve">UD6 · Enrutamiento estático</w:t>
+        <w:t xml:space="preserve">Enrutamiento estático</w:t>
       </w:r>
       <w:r>
         <w:t xml:space="preserve"> </w:t>
@@ -10001,7 +10000,7 @@
           <w:b/>
           <w:bCs/>
         </w:rPr>
-        <w:t xml:space="preserve">UD6 · Enrutamiento estático</w:t>
+        <w:t xml:space="preserve">Enrutamiento estático</w:t>
       </w:r>
       <w:r>
         <w:t xml:space="preserve"> </w:t>
@@ -11536,7 +11535,7 @@
           <w:rPr>
             <w:rStyle w:val="Hyperlink"/>
           </w:rPr>
-          <w:t xml:space="preserve">UD7 · Enrutamiento dinámico con OSPF</w:t>
+          <w:t xml:space="preserve">Enrutamiento dinámico con OSPF</w:t>
         </w:r>
       </w:hyperlink>
     </w:p>
@@ -11556,7 +11555,7 @@
         <w:pStyle w:val="FirstParagraph"/>
       </w:pPr>
       <w:r>
-        <w:t xml:space="preserve">El cierre práctico de la U06, con rutas, next-hops y tablas 🧭</w:t>
+        <w:t xml:space="preserve">El cierre práctico, con rutas, next-hops y tablas 🧭</w:t>
       </w:r>
     </w:p>
     <w:p>
@@ -11590,7 +11589,7 @@
           <w:b/>
           <w:bCs/>
         </w:rPr>
-        <w:t xml:space="preserve">UD6 · Enrutamiento estático</w:t>
+        <w:t xml:space="preserve">Enrutamiento estático</w:t>
       </w:r>
       <w:r>
         <w:t xml:space="preserve"> </w:t>
@@ -11947,7 +11946,7 @@
         <w:t xml:space="preserve"> </w:t>
       </w:r>
       <w:r>
-        <w:t xml:space="preserve">— En redes pequeñas y en el borde (hacia Internet, hacia un solo ISP), yo mando: es lo que firma el contrato con el operador. Además, con rutas flotantes y SLA me apaño hasta en HA (ya lo verás en la U12).</w:t>
+        <w:t xml:space="preserve">— En redes pequeñas y en el borde (hacia Internet, hacia un solo ISP), yo mando: es lo que firma el contrato con el operador. Además, con rutas flotantes y SLA me apaño hasta en HA (ya lo verás al final del curso).</w:t>
       </w:r>
     </w:p>
     <w:p>
@@ -13534,7 +13533,7 @@
         <w:pStyle w:val="FirstParagraph"/>
       </w:pPr>
       <w:r>
-        <w:t xml:space="preserve">Se convierten en un ECMP: el router reparte flujos por ambas. Si eso no era tu intención, sube la AD de una (la conviertes en flotante) o deja solo una. Es, de hecho, el mecanismo de la redundancia en el borde de la U12.</w:t>
+        <w:t xml:space="preserve">Se convierten en un ECMP: el router reparte flujos por ambas. Si eso no era tu intención, sube la AD de una (la conviertes en flotante) o deja solo una. Es, de hecho, el mecanismo de la redundancia en el borde que verás al final del curso.</w:t>
       </w:r>
     </w:p>
     <w:p>
@@ -13594,7 +13593,7 @@
           <w:b/>
           <w:bCs/>
         </w:rPr>
-        <w:t xml:space="preserve">PRÓXIMAMENTE EN U07:</w:t>
+        <w:t xml:space="preserve">PRÓXIMAMENTE:</w:t>
       </w:r>
       <w:r>
         <w:t xml:space="preserve"> </w:t>
@@ -13934,7 +13933,7 @@
           <w:rPr>
             <w:rStyle w:val="Hyperlink"/>
           </w:rPr>
-          <w:t xml:space="preserve">UD7 · Enrutamiento dinámico con OSPF</w:t>
+          <w:t xml:space="preserve">Enrutamiento dinámico con OSPF</w:t>
         </w:r>
       </w:hyperlink>
     </w:p>

--- a/docx/06-enrutamiento-estatico/06-enrutamiento-estatico.docx
+++ b/docx/06-enrutamiento-estatico/06-enrutamiento-estatico.docx
@@ -210,7 +210,7 @@
         </w:numPr>
       </w:pPr>
       <w:r>
-        <w:t xml:space="preserve">Identificar los componentes de un router (CPU, RAM, NVRAM, Flash, ROM) y su secuencia de arranque.</w:t>
+        <w:t xml:space="preserve">Identificar los componentes de un router (CPU, RAM, NVRAM, Flash, ROM), leer sus LEDs y describir la secuencia de arranque.</w:t>
       </w:r>
     </w:p>
     <w:p>
@@ -270,7 +270,7 @@
         </w:numPr>
       </w:pPr>
       <w:r>
-        <w:t xml:space="preserve">Verificar y depurar el enrutamiento con</w:t>
+        <w:t xml:space="preserve">Verificar el enrutamiento con</w:t>
       </w:r>
       <w:r>
         <w:t xml:space="preserve"> </w:t>
@@ -660,7 +660,7 @@
         <w:pStyle w:val="BlockText"/>
       </w:pPr>
       <w:r>
-        <w:t xml:space="preserve">Practica con los pares del curso: empezar siempre el resuelto para ver el estilo y luego intentar el por-resolver.</w:t>
+        <w:t xml:space="preserve">Practica con los pares del curso: mira 1-2 resueltos para coger el formato, luego intenta el por-resolver; consulta el resuelto solo cuando te atasques.</w:t>
       </w:r>
     </w:p>
     <w:p>
@@ -787,7 +787,7 @@
               <w:pStyle w:val="Compact"/>
             </w:pPr>
             <w:r>
-              <w:t xml:space="preserve">LEDs y componentes del router</w:t>
+              <w:t xml:space="preserve">Componentes y LEDs del router</w:t>
             </w:r>
           </w:p>
         </w:tc>
@@ -1061,7 +1061,7 @@
     </w:p>
     <w:bookmarkEnd w:id="21"/>
     <w:bookmarkEnd w:id="22"/>
-    <w:bookmarkStart w:id="31" w:name="componentes-del-router"/>
+    <w:bookmarkStart w:id="32" w:name="componentes-del-router"/>
     <w:p>
       <w:pPr>
         <w:pStyle w:val="Heading1"/>
@@ -1603,13 +1603,13 @@
       </w:r>
     </w:p>
     <w:bookmarkEnd w:id="24"/>
-    <w:bookmarkStart w:id="25" w:name="secuencia-de-arranque-y-por-qué-importa"/>
+    <w:bookmarkStart w:id="25" w:name="los-leds-el-estado-a-simple-vista"/>
     <w:p>
       <w:pPr>
         <w:pStyle w:val="Heading2"/>
       </w:pPr>
       <w:r>
-        <w:t xml:space="preserve">⚡ Secuencia de arranque (y por qué importa)</w:t>
+        <w:t xml:space="preserve">💡 Los LEDs: el estado a simple vista</w:t>
       </w:r>
     </w:p>
     <w:p>
@@ -1617,7 +1617,7 @@
         <w:pStyle w:val="FirstParagraph"/>
       </w:pPr>
       <w:r>
-        <w:t xml:space="preserve">Cuando le das corriente a un router, ocurre esto en un abrir y cerrar de ojos:</w:t>
+        <w:t xml:space="preserve">Delante del router hay un pequeño panel de LEDs que cuenta la historia sin abrir la consola:</w:t>
       </w:r>
     </w:p>
     <w:p>
@@ -1633,23 +1633,13 @@
           <w:b/>
           <w:bCs/>
         </w:rPr>
-        <w:t xml:space="preserve">POST</w:t>
-      </w:r>
-      <w:r>
-        <w:t xml:space="preserve"> </w:t>
-      </w:r>
-      <w:r>
-        <w:t xml:space="preserve">(</w:t>
-      </w:r>
-      <w:r>
-        <w:rPr>
-          <w:i/>
-          <w:iCs/>
-        </w:rPr>
-        <w:t xml:space="preserve">Power-On Self Test</w:t>
-      </w:r>
-      <w:r>
-        <w:t xml:space="preserve">): verifica el hardware básico. Si algo está mal, se queda en silencio o muestra un error en consola.</w:t>
+        <w:t xml:space="preserve">LED de sistema (SYS / power):</w:t>
+      </w:r>
+      <w:r>
+        <w:t xml:space="preserve"> </w:t>
+      </w:r>
+      <w:r>
+        <w:t xml:space="preserve">el router está vivo; mientras parpadea al encender, sigue en el POST.</w:t>
       </w:r>
     </w:p>
     <w:p>
@@ -1665,32 +1655,70 @@
           <w:b/>
           <w:bCs/>
         </w:rPr>
-        <w:t xml:space="preserve">Boot ROM</w:t>
-      </w:r>
-      <w:r>
-        <w:t xml:space="preserve">: carga el monitor ROM (</w:t>
-      </w:r>
-      <w:r>
-        <w:rPr>
-          <w:b/>
-          <w:bCs/>
-        </w:rPr>
-        <w:t xml:space="preserve">ROMMON</w:t>
-      </w:r>
-      <w:r>
-        <w:t xml:space="preserve">), el</w:t>
-      </w:r>
-      <w:r>
-        <w:t xml:space="preserve"> </w:t>
-      </w:r>
-      <w:r>
-        <w:t xml:space="preserve">“modo de emergencia”</w:t>
-      </w:r>
-      <w:r>
-        <w:t xml:space="preserve"> </w:t>
-      </w:r>
-      <w:r>
-        <w:t xml:space="preserve">del router. Normalmente ni lo verás, pero existe para recuperaciones.</w:t>
+        <w:t xml:space="preserve">LEDs de cada interfaz (link/act):</w:t>
+      </w:r>
+      <w:r>
+        <w:t xml:space="preserve"> </w:t>
+      </w:r>
+      <w:r>
+        <w:t xml:space="preserve">enlace estable y tráfico pasando. Si la interfaz está en</w:t>
+      </w:r>
+      <w:r>
+        <w:t xml:space="preserve"> </w:t>
+      </w:r>
+      <w:r>
+        <w:rPr>
+          <w:rStyle w:val="VerbatimChar"/>
+        </w:rPr>
+        <w:t xml:space="preserve">shutdown</w:t>
+      </w:r>
+      <w:r>
+        <w:t xml:space="preserve">, su LED se apaga aunque tengas el cable puesto.</w:t>
+      </w:r>
+    </w:p>
+    <w:p>
+      <w:pPr>
+        <w:pStyle w:val="FirstParagraph"/>
+      </w:pPr>
+      <w:r>
+        <w:t xml:space="preserve">En el rack los LEDs te dicen por dónde va el viento antes de teclear; la confirmación formal siempre es</w:t>
+      </w:r>
+      <w:r>
+        <w:t xml:space="preserve"> </w:t>
+      </w:r>
+      <w:r>
+        <w:rPr>
+          <w:rStyle w:val="VerbatimChar"/>
+        </w:rPr>
+        <w:t xml:space="preserve">show ip interface brief</w:t>
+      </w:r>
+      <w:r>
+        <w:t xml:space="preserve">.</w:t>
+      </w:r>
+    </w:p>
+    <w:p>
+      <w:r>
+        <w:pict>
+          <v:rect style="width:0;height:1.5pt" o:hralign="center" o:hrstd="t" o:hr="t"/>
+        </w:pict>
+      </w:r>
+    </w:p>
+    <w:bookmarkEnd w:id="25"/>
+    <w:bookmarkStart w:id="26" w:name="secuencia-de-arranque-y-por-qué-importa"/>
+    <w:p>
+      <w:pPr>
+        <w:pStyle w:val="Heading2"/>
+      </w:pPr>
+      <w:r>
+        <w:t xml:space="preserve">⚡ Secuencia de arranque (y por qué importa)</w:t>
+      </w:r>
+    </w:p>
+    <w:p>
+      <w:pPr>
+        <w:pStyle w:val="FirstParagraph"/>
+      </w:pPr>
+      <w:r>
+        <w:t xml:space="preserve">Cuando le das corriente a un router, ocurre esto en un abrir y cerrar de ojos:</w:t>
       </w:r>
     </w:p>
     <w:p>
@@ -1698,7 +1726,7 @@
         <w:pStyle w:val="Compact"/>
         <w:numPr>
           <w:ilvl w:val="0"/>
-          <w:numId w:val="1003"/>
+          <w:numId w:val="1004"/>
         </w:numPr>
       </w:pPr>
       <w:r>
@@ -1706,39 +1734,23 @@
           <w:b/>
           <w:bCs/>
         </w:rPr>
-        <w:t xml:space="preserve">Carga del IOS</w:t>
-      </w:r>
-      <w:r>
-        <w:t xml:space="preserve">: busca el sistema operativo en</w:t>
-      </w:r>
-      <w:r>
-        <w:t xml:space="preserve"> </w:t>
-      </w:r>
-      <w:r>
-        <w:rPr>
-          <w:b/>
-          <w:bCs/>
-        </w:rPr>
-        <w:t xml:space="preserve">Flash</w:t>
-      </w:r>
-      <w:r>
-        <w:t xml:space="preserve">. Si no lo encuentra, intenta cargarlo por</w:t>
-      </w:r>
-      <w:r>
-        <w:t xml:space="preserve"> </w:t>
-      </w:r>
-      <w:r>
-        <w:rPr>
-          <w:b/>
-          <w:bCs/>
-        </w:rPr>
-        <w:t xml:space="preserve">TFTP</w:t>
-      </w:r>
-      <w:r>
-        <w:t xml:space="preserve"> </w:t>
-      </w:r>
-      <w:r>
-        <w:t xml:space="preserve">desde un servidor.</w:t>
+        <w:t xml:space="preserve">POST</w:t>
+      </w:r>
+      <w:r>
+        <w:t xml:space="preserve"> </w:t>
+      </w:r>
+      <w:r>
+        <w:t xml:space="preserve">(</w:t>
+      </w:r>
+      <w:r>
+        <w:rPr>
+          <w:i/>
+          <w:iCs/>
+        </w:rPr>
+        <w:t xml:space="preserve">Power-On Self Test</w:t>
+      </w:r>
+      <w:r>
+        <w:t xml:space="preserve">): verifica el hardware básico. Si algo está mal, se queda en silencio o muestra un error en consola.</w:t>
       </w:r>
     </w:p>
     <w:p>
@@ -1746,7 +1758,96 @@
         <w:pStyle w:val="Compact"/>
         <w:numPr>
           <w:ilvl w:val="0"/>
-          <w:numId w:val="1003"/>
+          <w:numId w:val="1004"/>
+        </w:numPr>
+      </w:pPr>
+      <w:r>
+        <w:rPr>
+          <w:b/>
+          <w:bCs/>
+        </w:rPr>
+        <w:t xml:space="preserve">Boot ROM</w:t>
+      </w:r>
+      <w:r>
+        <w:t xml:space="preserve">: carga el monitor ROM (</w:t>
+      </w:r>
+      <w:r>
+        <w:rPr>
+          <w:b/>
+          <w:bCs/>
+        </w:rPr>
+        <w:t xml:space="preserve">ROMMON</w:t>
+      </w:r>
+      <w:r>
+        <w:t xml:space="preserve">), el</w:t>
+      </w:r>
+      <w:r>
+        <w:t xml:space="preserve"> </w:t>
+      </w:r>
+      <w:r>
+        <w:t xml:space="preserve">“modo de emergencia”</w:t>
+      </w:r>
+      <w:r>
+        <w:t xml:space="preserve"> </w:t>
+      </w:r>
+      <w:r>
+        <w:t xml:space="preserve">del router. Normalmente ni lo verás, pero existe para recuperaciones.</w:t>
+      </w:r>
+    </w:p>
+    <w:p>
+      <w:pPr>
+        <w:pStyle w:val="Compact"/>
+        <w:numPr>
+          <w:ilvl w:val="0"/>
+          <w:numId w:val="1004"/>
+        </w:numPr>
+      </w:pPr>
+      <w:r>
+        <w:rPr>
+          <w:b/>
+          <w:bCs/>
+        </w:rPr>
+        <w:t xml:space="preserve">Carga del IOS</w:t>
+      </w:r>
+      <w:r>
+        <w:t xml:space="preserve">: busca el sistema operativo en</w:t>
+      </w:r>
+      <w:r>
+        <w:t xml:space="preserve"> </w:t>
+      </w:r>
+      <w:r>
+        <w:rPr>
+          <w:b/>
+          <w:bCs/>
+        </w:rPr>
+        <w:t xml:space="preserve">Flash</w:t>
+      </w:r>
+      <w:r>
+        <w:t xml:space="preserve">. Si no lo encuentra, intenta cargarlo por</w:t>
+      </w:r>
+      <w:r>
+        <w:t xml:space="preserve"> </w:t>
+      </w:r>
+      <w:r>
+        <w:rPr>
+          <w:b/>
+          <w:bCs/>
+        </w:rPr>
+        <w:t xml:space="preserve">TFTP</w:t>
+      </w:r>
+      <w:r>
+        <w:t xml:space="preserve"> </w:t>
+      </w:r>
+      <w:r>
+        <w:t xml:space="preserve">desde un servidor.</w:t>
+      </w:r>
+    </w:p>
+    <w:p>
+      <w:pPr>
+        <w:pStyle w:val="Compact"/>
+        <w:numPr>
+          <w:ilvl w:val="0"/>
+          <w:numId w:val="1004"/>
         </w:numPr>
       </w:pPr>
       <w:r>
@@ -1879,8 +1980,8 @@
         </w:pict>
       </w:r>
     </w:p>
-    <w:bookmarkEnd w:id="25"/>
-    <w:bookmarkStart w:id="26" w:name="los-tres-shows-que-te-salvan-la-vida"/>
+    <w:bookmarkEnd w:id="26"/>
+    <w:bookmarkStart w:id="27" w:name="los-tres-shows-que-te-salvan-la-vida"/>
     <w:p>
       <w:pPr>
         <w:pStyle w:val="Heading2"/>
@@ -2205,58 +2306,14 @@
         </w:pict>
       </w:r>
     </w:p>
-    <w:bookmarkEnd w:id="26"/>
-    <w:bookmarkStart w:id="27" w:name="mini-chequeo"/>
+    <w:bookmarkEnd w:id="27"/>
+    <w:bookmarkStart w:id="28" w:name="mini-chequeo"/>
     <w:p>
       <w:pPr>
         <w:pStyle w:val="Heading2"/>
       </w:pPr>
       <w:r>
         <w:t xml:space="preserve">🧠 Mini-chequeo</w:t>
-      </w:r>
-    </w:p>
-    <w:p>
-      <w:pPr>
-        <w:pStyle w:val="Compact"/>
-        <w:numPr>
-          <w:ilvl w:val="0"/>
-          <w:numId w:val="1004"/>
-        </w:numPr>
-      </w:pPr>
-      <w:r>
-        <w:t xml:space="preserve">¿En qué memoria vive la tabla de rutas? ¿Se pierde al apagar el router?</w:t>
-      </w:r>
-    </w:p>
-    <w:p>
-      <w:pPr>
-        <w:pStyle w:val="Compact"/>
-        <w:numPr>
-          <w:ilvl w:val="0"/>
-          <w:numId w:val="1004"/>
-        </w:numPr>
-      </w:pPr>
-      <w:r>
-        <w:t xml:space="preserve">Ordena la secuencia de arranque: carga del IOS, POST, carga de la startup-config, boot ROM.</w:t>
-      </w:r>
-    </w:p>
-    <w:p>
-      <w:pPr>
-        <w:pStyle w:val="Compact"/>
-        <w:numPr>
-          <w:ilvl w:val="0"/>
-          <w:numId w:val="1004"/>
-        </w:numPr>
-      </w:pPr>
-      <w:r>
-        <w:t xml:space="preserve">Acabas de cambiar el hostname. ¿Qué comando evita que se te olvide al apagar?</w:t>
-      </w:r>
-    </w:p>
-    <w:p>
-      <w:pPr>
-        <w:pStyle w:val="FirstParagraph"/>
-      </w:pPr>
-      <w:r>
-        <w:t xml:space="preserve">🔄 Respuestas</w:t>
       </w:r>
     </w:p>
     <w:p>
@@ -2268,33 +2325,7 @@
         </w:numPr>
       </w:pPr>
       <w:r>
-        <w:t xml:space="preserve">La tabla de rutas vive en</w:t>
-      </w:r>
-      <w:r>
-        <w:t xml:space="preserve"> </w:t>
-      </w:r>
-      <w:r>
-        <w:rPr>
-          <w:b/>
-          <w:bCs/>
-        </w:rPr>
-        <w:t xml:space="preserve">RAM</w:t>
-      </w:r>
-      <w:r>
-        <w:t xml:space="preserve">, así que es</w:t>
-      </w:r>
-      <w:r>
-        <w:t xml:space="preserve"> </w:t>
-      </w:r>
-      <w:r>
-        <w:rPr>
-          <w:b/>
-          <w:bCs/>
-        </w:rPr>
-        <w:t xml:space="preserve">volátil</w:t>
-      </w:r>
-      <w:r>
-        <w:t xml:space="preserve">: se pierde al apagar. Por eso necesita volver a llenarse (rutas estáticas al cargar la configuración, o rutas dinámicas al arrancar los protocolos de routing).</w:t>
+        <w:t xml:space="preserve">¿En qué memoria vive la tabla de rutas? ¿Se pierde al apagar el router?</w:t>
       </w:r>
     </w:p>
     <w:p>
@@ -2306,14 +2337,7 @@
         </w:numPr>
       </w:pPr>
       <w:r>
-        <w:rPr>
-          <w:b/>
-          <w:bCs/>
-        </w:rPr>
-        <w:t xml:space="preserve">POST → Boot ROM → carga del IOS → carga de la startup-config</w:t>
-      </w:r>
-      <w:r>
-        <w:t xml:space="preserve">.</w:t>
+        <w:t xml:space="preserve">Ordena la secuencia de arranque: carga del IOS, POST, carga de la startup-config, boot ROM.</w:t>
       </w:r>
     </w:p>
     <w:p>
@@ -2325,60 +2349,15 @@
         </w:numPr>
       </w:pPr>
       <w:r>
-        <w:rPr>
-          <w:rStyle w:val="VerbatimChar"/>
-        </w:rPr>
-        <w:t xml:space="preserve">copy running-config startup-config</w:t>
-      </w:r>
-      <w:r>
-        <w:t xml:space="preserve"> </w:t>
-      </w:r>
-      <w:r>
-        <w:t xml:space="preserve">(o</w:t>
-      </w:r>
-      <w:r>
-        <w:t xml:space="preserve"> </w:t>
-      </w:r>
-      <w:r>
-        <w:rPr>
-          <w:rStyle w:val="VerbatimChar"/>
-        </w:rPr>
-        <w:t xml:space="preserve">write memory</w:t>
-      </w:r>
-      <w:r>
-        <w:t xml:space="preserve"> </w:t>
-      </w:r>
-      <w:r>
-        <w:t xml:space="preserve">/</w:t>
-      </w:r>
-      <w:r>
-        <w:t xml:space="preserve"> </w:t>
-      </w:r>
-      <w:r>
-        <w:rPr>
-          <w:rStyle w:val="VerbatimChar"/>
-        </w:rPr>
-        <w:t xml:space="preserve">wr</w:t>
-      </w:r>
-      <w:r>
-        <w:t xml:space="preserve">). Sin eso, al reiniciar tu cambio habrá desaparecido.</w:t>
-      </w:r>
-    </w:p>
-    <w:p>
-      <w:r>
-        <w:pict>
-          <v:rect style="width:0;height:1.5pt" o:hralign="center" o:hrstd="t" o:hr="t"/>
-        </w:pict>
-      </w:r>
-    </w:p>
-    <w:bookmarkEnd w:id="27"/>
-    <w:bookmarkStart w:id="28" w:name="resumen-en-3-frases"/>
-    <w:p>
-      <w:pPr>
-        <w:pStyle w:val="Heading2"/>
-      </w:pPr>
-      <w:r>
-        <w:t xml:space="preserve">✅ Resumen en 3 frases</w:t>
+        <w:t xml:space="preserve">Acabas de cambiar el hostname. ¿Qué comando evita que se te olvide al apagar?</w:t>
+      </w:r>
+    </w:p>
+    <w:p>
+      <w:pPr>
+        <w:pStyle w:val="FirstParagraph"/>
+      </w:pPr>
+      <w:r>
+        <w:t xml:space="preserve">🔄 Respuestas</w:t>
       </w:r>
     </w:p>
     <w:p>
@@ -2390,20 +2369,33 @@
         </w:numPr>
       </w:pPr>
       <w:r>
-        <w:t xml:space="preserve">El router es un mini-ordenador:</w:t>
-      </w:r>
-      <w:r>
-        <w:t xml:space="preserve"> </w:t>
-      </w:r>
-      <w:r>
-        <w:rPr>
-          <w:b/>
-          <w:bCs/>
-        </w:rPr>
-        <w:t xml:space="preserve">CPU + RAM + NVRAM + Flash + ROM + interfaces</w:t>
-      </w:r>
-      <w:r>
-        <w:t xml:space="preserve">.</w:t>
+        <w:t xml:space="preserve">La tabla de rutas vive en</w:t>
+      </w:r>
+      <w:r>
+        <w:t xml:space="preserve"> </w:t>
+      </w:r>
+      <w:r>
+        <w:rPr>
+          <w:b/>
+          <w:bCs/>
+        </w:rPr>
+        <w:t xml:space="preserve">RAM</w:t>
+      </w:r>
+      <w:r>
+        <w:t xml:space="preserve">, así que es</w:t>
+      </w:r>
+      <w:r>
+        <w:t xml:space="preserve"> </w:t>
+      </w:r>
+      <w:r>
+        <w:rPr>
+          <w:b/>
+          <w:bCs/>
+        </w:rPr>
+        <w:t xml:space="preserve">volátil</w:t>
+      </w:r>
+      <w:r>
+        <w:t xml:space="preserve">: se pierde al apagar. Por eso necesita volver a llenarse (rutas estáticas al cargar la configuración, o rutas dinámicas al arrancar los protocolos de routing).</w:t>
       </w:r>
     </w:p>
     <w:p>
@@ -2419,49 +2411,7 @@
           <w:b/>
           <w:bCs/>
         </w:rPr>
-        <w:t xml:space="preserve">RAM = volátil</w:t>
-      </w:r>
-      <w:r>
-        <w:t xml:space="preserve"> </w:t>
-      </w:r>
-      <w:r>
-        <w:t xml:space="preserve">(tablas y running-config),</w:t>
-      </w:r>
-      <w:r>
-        <w:t xml:space="preserve"> </w:t>
-      </w:r>
-      <w:r>
-        <w:rPr>
-          <w:b/>
-          <w:bCs/>
-        </w:rPr>
-        <w:t xml:space="preserve">NVRAM = startup-config</w:t>
-      </w:r>
-      <w:r>
-        <w:t xml:space="preserve">,</w:t>
-      </w:r>
-      <w:r>
-        <w:t xml:space="preserve"> </w:t>
-      </w:r>
-      <w:r>
-        <w:rPr>
-          <w:b/>
-          <w:bCs/>
-        </w:rPr>
-        <w:t xml:space="preserve">Flash = IOS</w:t>
-      </w:r>
-      <w:r>
-        <w:t xml:space="preserve">,</w:t>
-      </w:r>
-      <w:r>
-        <w:t xml:space="preserve"> </w:t>
-      </w:r>
-      <w:r>
-        <w:rPr>
-          <w:b/>
-          <w:bCs/>
-        </w:rPr>
-        <w:t xml:space="preserve">ROM = ROMMON</w:t>
+        <w:t xml:space="preserve">POST → Boot ROM → carga del IOS → carga de la startup-config</w:t>
       </w:r>
       <w:r>
         <w:t xml:space="preserve">.</w:t>
@@ -2476,6 +2426,157 @@
         </w:numPr>
       </w:pPr>
       <w:r>
+        <w:rPr>
+          <w:rStyle w:val="VerbatimChar"/>
+        </w:rPr>
+        <w:t xml:space="preserve">copy running-config startup-config</w:t>
+      </w:r>
+      <w:r>
+        <w:t xml:space="preserve"> </w:t>
+      </w:r>
+      <w:r>
+        <w:t xml:space="preserve">(o</w:t>
+      </w:r>
+      <w:r>
+        <w:t xml:space="preserve"> </w:t>
+      </w:r>
+      <w:r>
+        <w:rPr>
+          <w:rStyle w:val="VerbatimChar"/>
+        </w:rPr>
+        <w:t xml:space="preserve">write memory</w:t>
+      </w:r>
+      <w:r>
+        <w:t xml:space="preserve"> </w:t>
+      </w:r>
+      <w:r>
+        <w:t xml:space="preserve">/</w:t>
+      </w:r>
+      <w:r>
+        <w:t xml:space="preserve"> </w:t>
+      </w:r>
+      <w:r>
+        <w:rPr>
+          <w:rStyle w:val="VerbatimChar"/>
+        </w:rPr>
+        <w:t xml:space="preserve">wr</w:t>
+      </w:r>
+      <w:r>
+        <w:t xml:space="preserve">). Sin eso, al reiniciar tu cambio habrá desaparecido.</w:t>
+      </w:r>
+    </w:p>
+    <w:p>
+      <w:r>
+        <w:pict>
+          <v:rect style="width:0;height:1.5pt" o:hralign="center" o:hrstd="t" o:hr="t"/>
+        </w:pict>
+      </w:r>
+    </w:p>
+    <w:bookmarkEnd w:id="28"/>
+    <w:bookmarkStart w:id="29" w:name="resumen-en-3-frases"/>
+    <w:p>
+      <w:pPr>
+        <w:pStyle w:val="Heading2"/>
+      </w:pPr>
+      <w:r>
+        <w:t xml:space="preserve">✅ Resumen en 3 frases</w:t>
+      </w:r>
+    </w:p>
+    <w:p>
+      <w:pPr>
+        <w:pStyle w:val="Compact"/>
+        <w:numPr>
+          <w:ilvl w:val="0"/>
+          <w:numId w:val="1007"/>
+        </w:numPr>
+      </w:pPr>
+      <w:r>
+        <w:t xml:space="preserve">El router es un mini-ordenador:</w:t>
+      </w:r>
+      <w:r>
+        <w:t xml:space="preserve"> </w:t>
+      </w:r>
+      <w:r>
+        <w:rPr>
+          <w:b/>
+          <w:bCs/>
+        </w:rPr>
+        <w:t xml:space="preserve">CPU + RAM + NVRAM + Flash + ROM + interfaces</w:t>
+      </w:r>
+      <w:r>
+        <w:t xml:space="preserve">.</w:t>
+      </w:r>
+    </w:p>
+    <w:p>
+      <w:pPr>
+        <w:pStyle w:val="Compact"/>
+        <w:numPr>
+          <w:ilvl w:val="0"/>
+          <w:numId w:val="1007"/>
+        </w:numPr>
+      </w:pPr>
+      <w:r>
+        <w:rPr>
+          <w:b/>
+          <w:bCs/>
+        </w:rPr>
+        <w:t xml:space="preserve">RAM = volátil</w:t>
+      </w:r>
+      <w:r>
+        <w:t xml:space="preserve"> </w:t>
+      </w:r>
+      <w:r>
+        <w:t xml:space="preserve">(tablas y running-config),</w:t>
+      </w:r>
+      <w:r>
+        <w:t xml:space="preserve"> </w:t>
+      </w:r>
+      <w:r>
+        <w:rPr>
+          <w:b/>
+          <w:bCs/>
+        </w:rPr>
+        <w:t xml:space="preserve">NVRAM = startup-config</w:t>
+      </w:r>
+      <w:r>
+        <w:t xml:space="preserve">,</w:t>
+      </w:r>
+      <w:r>
+        <w:t xml:space="preserve"> </w:t>
+      </w:r>
+      <w:r>
+        <w:rPr>
+          <w:b/>
+          <w:bCs/>
+        </w:rPr>
+        <w:t xml:space="preserve">Flash = IOS</w:t>
+      </w:r>
+      <w:r>
+        <w:t xml:space="preserve">,</w:t>
+      </w:r>
+      <w:r>
+        <w:t xml:space="preserve"> </w:t>
+      </w:r>
+      <w:r>
+        <w:rPr>
+          <w:b/>
+          <w:bCs/>
+        </w:rPr>
+        <w:t xml:space="preserve">ROM = ROMMON</w:t>
+      </w:r>
+      <w:r>
+        <w:t xml:space="preserve">.</w:t>
+      </w:r>
+    </w:p>
+    <w:p>
+      <w:pPr>
+        <w:pStyle w:val="Compact"/>
+        <w:numPr>
+          <w:ilvl w:val="0"/>
+          <w:numId w:val="1007"/>
+        </w:numPr>
+      </w:pPr>
+      <w:r>
         <w:t xml:space="preserve">El arranque sigue siempre el mismo orden (POST → ROM → IOS → config) y</w:t>
       </w:r>
       <w:r>
@@ -2503,8 +2604,8 @@
         <w:t xml:space="preserve">te cuentan qué hay en cada memoria.</w:t>
       </w:r>
     </w:p>
-    <w:bookmarkEnd w:id="28"/>
-    <w:bookmarkStart w:id="30" w:name="vocabulario-rápido"/>
+    <w:bookmarkEnd w:id="29"/>
+    <w:bookmarkStart w:id="31" w:name="vocabulario-rápido"/>
     <w:p>
       <w:pPr>
         <w:pStyle w:val="Heading2"/>
@@ -2725,7 +2826,7 @@
       <w:r>
         <w:t xml:space="preserve"> </w:t>
       </w:r>
-      <w:hyperlink r:id="rId29">
+      <w:hyperlink r:id="rId30">
         <w:r>
           <w:rPr>
             <w:rStyle w:val="Hyperlink"/>
@@ -2752,7 +2853,7 @@
       <w:r>
         <w:t xml:space="preserve"> </w:t>
       </w:r>
-      <w:hyperlink r:id="rId29">
+      <w:hyperlink r:id="rId30">
         <w:r>
           <w:rPr>
             <w:rStyle w:val="Hyperlink"/>
@@ -2788,9 +2889,9 @@
         </w:r>
       </w:hyperlink>
     </w:p>
-    <w:bookmarkEnd w:id="30"/>
     <w:bookmarkEnd w:id="31"/>
-    <w:bookmarkStart w:id="40" w:name="configuración-básica"/>
+    <w:bookmarkEnd w:id="32"/>
+    <w:bookmarkStart w:id="41" w:name="configuración-básica"/>
     <w:p>
       <w:pPr>
         <w:pStyle w:val="Heading1"/>
@@ -2854,7 +2955,7 @@
         </w:pict>
       </w:r>
     </w:p>
-    <w:bookmarkStart w:id="32" w:name="la-idea-en-una-frase-1"/>
+    <w:bookmarkStart w:id="33" w:name="la-idea-en-una-frase-1"/>
     <w:p>
       <w:pPr>
         <w:pStyle w:val="Heading2"/>
@@ -2928,8 +3029,8 @@
         </w:pict>
       </w:r>
     </w:p>
-    <w:bookmarkEnd w:id="32"/>
-    <w:bookmarkStart w:id="33" w:name="los-modos-cli-la-escalera-de-privilegios"/>
+    <w:bookmarkEnd w:id="33"/>
+    <w:bookmarkStart w:id="34" w:name="los-modos-cli-la-escalera-de-privilegios"/>
     <w:p>
       <w:pPr>
         <w:pStyle w:val="Heading2"/>
@@ -3307,7 +3408,7 @@
         <w:pStyle w:val="Compact"/>
         <w:numPr>
           <w:ilvl w:val="0"/>
-          <w:numId w:val="1007"/>
+          <w:numId w:val="1008"/>
         </w:numPr>
       </w:pPr>
       <w:r>
@@ -3337,777 +3438,6 @@
       </w:r>
       <w:r>
         <w:t xml:space="preserve">, no estás configurando; estás mirando.</w:t>
-      </w:r>
-    </w:p>
-    <w:p>
-      <w:pPr>
-        <w:pStyle w:val="Compact"/>
-        <w:numPr>
-          <w:ilvl w:val="0"/>
-          <w:numId w:val="1007"/>
-        </w:numPr>
-      </w:pPr>
-      <w:r>
-        <w:t xml:space="preserve">Casi todo lo que configures se escribe con</w:t>
-      </w:r>
-      <w:r>
-        <w:t xml:space="preserve"> </w:t>
-      </w:r>
-      <w:r>
-        <w:rPr>
-          <w:b/>
-          <w:bCs/>
-        </w:rPr>
-        <w:t xml:space="preserve">verbos en minúscula y en varios pasos</w:t>
-      </w:r>
-      <w:r>
-        <w:t xml:space="preserve">. No es Windows: no hay menús, hay palabras.</w:t>
-      </w:r>
-    </w:p>
-    <w:p>
-      <w:r>
-        <w:pict>
-          <v:rect style="width:0;height:1.5pt" o:hralign="center" o:hrstd="t" o:hr="t"/>
-        </w:pict>
-      </w:r>
-    </w:p>
-    <w:bookmarkEnd w:id="33"/>
-    <w:bookmarkStart w:id="34" w:name="X4448351456935ae7c5416ecbc62f88f969248b8"/>
-    <w:p>
-      <w:pPr>
-        <w:pStyle w:val="Heading2"/>
-      </w:pPr>
-      <w:r>
-        <w:t xml:space="preserve">🔐 Configuración mínima: hostname y contraseñas</w:t>
-      </w:r>
-    </w:p>
-    <w:p>
-      <w:pPr>
-        <w:pStyle w:val="FirstParagraph"/>
-      </w:pPr>
-      <w:r>
-        <w:t xml:space="preserve">Esto es lo primero que hace cualquier administrador con un router recién sacado de la caja. Configuración minimalista pero con cabeza:</w:t>
-      </w:r>
-    </w:p>
-    <w:p>
-      <w:pPr>
-        <w:pStyle w:val="SourceCode"/>
-      </w:pPr>
-      <w:r>
-        <w:rPr>
-          <w:rStyle w:val="ExtensionTok"/>
-        </w:rPr>
-        <w:t xml:space="preserve">Router</w:t>
-      </w:r>
-      <w:r>
-        <w:rPr>
-          <w:rStyle w:val="OperatorTok"/>
-        </w:rPr>
-        <w:t xml:space="preserve">&gt;</w:t>
-      </w:r>
-      <w:r>
-        <w:rPr>
-          <w:rStyle w:val="NormalTok"/>
-        </w:rPr>
-        <w:t xml:space="preserve"> enable</w:t>
-      </w:r>
-      <w:r>
-        <w:br/>
-      </w:r>
-      <w:r>
-        <w:rPr>
-          <w:rStyle w:val="ExtensionTok"/>
-        </w:rPr>
-        <w:t xml:space="preserve">Router#</w:t>
-      </w:r>
-      <w:r>
-        <w:rPr>
-          <w:rStyle w:val="NormalTok"/>
-        </w:rPr>
-        <w:t xml:space="preserve"> configure terminal</w:t>
-      </w:r>
-      <w:r>
-        <w:br/>
-      </w:r>
-      <w:r>
-        <w:rPr>
-          <w:rStyle w:val="ExtensionTok"/>
-        </w:rPr>
-        <w:t xml:space="preserve">Router</w:t>
-      </w:r>
-      <w:r>
-        <w:rPr>
-          <w:rStyle w:val="ErrorTok"/>
-        </w:rPr>
-        <w:t xml:space="preserve">(</w:t>
-      </w:r>
-      <w:r>
-        <w:rPr>
-          <w:rStyle w:val="ExtensionTok"/>
-        </w:rPr>
-        <w:t xml:space="preserve">config</w:t>
-      </w:r>
-      <w:r>
-        <w:rPr>
-          <w:rStyle w:val="KeywordTok"/>
-        </w:rPr>
-        <w:t xml:space="preserve">)</w:t>
-      </w:r>
-      <w:r>
-        <w:rPr>
-          <w:rStyle w:val="CommentTok"/>
-        </w:rPr>
-        <w:t xml:space="preserve"># hostname R1</w:t>
-      </w:r>
-      <w:r>
-        <w:br/>
-      </w:r>
-      <w:r>
-        <w:rPr>
-          <w:rStyle w:val="ExtensionTok"/>
-        </w:rPr>
-        <w:t xml:space="preserve">R1</w:t>
-      </w:r>
-      <w:r>
-        <w:rPr>
-          <w:rStyle w:val="ErrorTok"/>
-        </w:rPr>
-        <w:t xml:space="preserve">(</w:t>
-      </w:r>
-      <w:r>
-        <w:rPr>
-          <w:rStyle w:val="ExtensionTok"/>
-        </w:rPr>
-        <w:t xml:space="preserve">config</w:t>
-      </w:r>
-      <w:r>
-        <w:rPr>
-          <w:rStyle w:val="KeywordTok"/>
-        </w:rPr>
-        <w:t xml:space="preserve">)</w:t>
-      </w:r>
-      <w:r>
-        <w:rPr>
-          <w:rStyle w:val="CommentTok"/>
-        </w:rPr>
-        <w:t xml:space="preserve"># enable secret MiClaveSegura</w:t>
-      </w:r>
-      <w:r>
-        <w:br/>
-      </w:r>
-      <w:r>
-        <w:br/>
-      </w:r>
-      <w:r>
-        <w:rPr>
-          <w:rStyle w:val="ExtensionTok"/>
-        </w:rPr>
-        <w:t xml:space="preserve">R1</w:t>
-      </w:r>
-      <w:r>
-        <w:rPr>
-          <w:rStyle w:val="ErrorTok"/>
-        </w:rPr>
-        <w:t xml:space="preserve">(</w:t>
-      </w:r>
-      <w:r>
-        <w:rPr>
-          <w:rStyle w:val="ExtensionTok"/>
-        </w:rPr>
-        <w:t xml:space="preserve">config</w:t>
-      </w:r>
-      <w:r>
-        <w:rPr>
-          <w:rStyle w:val="KeywordTok"/>
-        </w:rPr>
-        <w:t xml:space="preserve">)</w:t>
-      </w:r>
-      <w:r>
-        <w:rPr>
-          <w:rStyle w:val="CommentTok"/>
-        </w:rPr>
-        <w:t xml:space="preserve"># line console 0</w:t>
-      </w:r>
-      <w:r>
-        <w:br/>
-      </w:r>
-      <w:r>
-        <w:rPr>
-          <w:rStyle w:val="ExtensionTok"/>
-        </w:rPr>
-        <w:t xml:space="preserve">R1</w:t>
-      </w:r>
-      <w:r>
-        <w:rPr>
-          <w:rStyle w:val="ErrorTok"/>
-        </w:rPr>
-        <w:t xml:space="preserve">(</w:t>
-      </w:r>
-      <w:r>
-        <w:rPr>
-          <w:rStyle w:val="ExtensionTok"/>
-        </w:rPr>
-        <w:t xml:space="preserve">config-line</w:t>
-      </w:r>
-      <w:r>
-        <w:rPr>
-          <w:rStyle w:val="KeywordTok"/>
-        </w:rPr>
-        <w:t xml:space="preserve">)</w:t>
-      </w:r>
-      <w:r>
-        <w:rPr>
-          <w:rStyle w:val="CommentTok"/>
-        </w:rPr>
-        <w:t xml:space="preserve"># password consola123</w:t>
-      </w:r>
-      <w:r>
-        <w:br/>
-      </w:r>
-      <w:r>
-        <w:rPr>
-          <w:rStyle w:val="ExtensionTok"/>
-        </w:rPr>
-        <w:t xml:space="preserve">R1</w:t>
-      </w:r>
-      <w:r>
-        <w:rPr>
-          <w:rStyle w:val="ErrorTok"/>
-        </w:rPr>
-        <w:t xml:space="preserve">(</w:t>
-      </w:r>
-      <w:r>
-        <w:rPr>
-          <w:rStyle w:val="ExtensionTok"/>
-        </w:rPr>
-        <w:t xml:space="preserve">config-line</w:t>
-      </w:r>
-      <w:r>
-        <w:rPr>
-          <w:rStyle w:val="KeywordTok"/>
-        </w:rPr>
-        <w:t xml:space="preserve">)</w:t>
-      </w:r>
-      <w:r>
-        <w:rPr>
-          <w:rStyle w:val="CommentTok"/>
-        </w:rPr>
-        <w:t xml:space="preserve"># login</w:t>
-      </w:r>
-      <w:r>
-        <w:br/>
-      </w:r>
-      <w:r>
-        <w:rPr>
-          <w:rStyle w:val="ExtensionTok"/>
-        </w:rPr>
-        <w:t xml:space="preserve">R1</w:t>
-      </w:r>
-      <w:r>
-        <w:rPr>
-          <w:rStyle w:val="ErrorTok"/>
-        </w:rPr>
-        <w:t xml:space="preserve">(</w:t>
-      </w:r>
-      <w:r>
-        <w:rPr>
-          <w:rStyle w:val="ExtensionTok"/>
-        </w:rPr>
-        <w:t xml:space="preserve">config-line</w:t>
-      </w:r>
-      <w:r>
-        <w:rPr>
-          <w:rStyle w:val="KeywordTok"/>
-        </w:rPr>
-        <w:t xml:space="preserve">)</w:t>
-      </w:r>
-      <w:r>
-        <w:rPr>
-          <w:rStyle w:val="CommentTok"/>
-        </w:rPr>
-        <w:t xml:space="preserve"># exit</w:t>
-      </w:r>
-      <w:r>
-        <w:br/>
-      </w:r>
-      <w:r>
-        <w:br/>
-      </w:r>
-      <w:r>
-        <w:rPr>
-          <w:rStyle w:val="ExtensionTok"/>
-        </w:rPr>
-        <w:t xml:space="preserve">R1</w:t>
-      </w:r>
-      <w:r>
-        <w:rPr>
-          <w:rStyle w:val="ErrorTok"/>
-        </w:rPr>
-        <w:t xml:space="preserve">(</w:t>
-      </w:r>
-      <w:r>
-        <w:rPr>
-          <w:rStyle w:val="ExtensionTok"/>
-        </w:rPr>
-        <w:t xml:space="preserve">config</w:t>
-      </w:r>
-      <w:r>
-        <w:rPr>
-          <w:rStyle w:val="KeywordTok"/>
-        </w:rPr>
-        <w:t xml:space="preserve">)</w:t>
-      </w:r>
-      <w:r>
-        <w:rPr>
-          <w:rStyle w:val="CommentTok"/>
-        </w:rPr>
-        <w:t xml:space="preserve"># line vty 0 4</w:t>
-      </w:r>
-      <w:r>
-        <w:br/>
-      </w:r>
-      <w:r>
-        <w:rPr>
-          <w:rStyle w:val="ExtensionTok"/>
-        </w:rPr>
-        <w:t xml:space="preserve">R1</w:t>
-      </w:r>
-      <w:r>
-        <w:rPr>
-          <w:rStyle w:val="ErrorTok"/>
-        </w:rPr>
-        <w:t xml:space="preserve">(</w:t>
-      </w:r>
-      <w:r>
-        <w:rPr>
-          <w:rStyle w:val="ExtensionTok"/>
-        </w:rPr>
-        <w:t xml:space="preserve">config-line</w:t>
-      </w:r>
-      <w:r>
-        <w:rPr>
-          <w:rStyle w:val="KeywordTok"/>
-        </w:rPr>
-        <w:t xml:space="preserve">)</w:t>
-      </w:r>
-      <w:r>
-        <w:rPr>
-          <w:rStyle w:val="CommentTok"/>
-        </w:rPr>
-        <w:t xml:space="preserve"># password ssh123</w:t>
-      </w:r>
-      <w:r>
-        <w:br/>
-      </w:r>
-      <w:r>
-        <w:rPr>
-          <w:rStyle w:val="ExtensionTok"/>
-        </w:rPr>
-        <w:t xml:space="preserve">R1</w:t>
-      </w:r>
-      <w:r>
-        <w:rPr>
-          <w:rStyle w:val="ErrorTok"/>
-        </w:rPr>
-        <w:t xml:space="preserve">(</w:t>
-      </w:r>
-      <w:r>
-        <w:rPr>
-          <w:rStyle w:val="ExtensionTok"/>
-        </w:rPr>
-        <w:t xml:space="preserve">config-line</w:t>
-      </w:r>
-      <w:r>
-        <w:rPr>
-          <w:rStyle w:val="KeywordTok"/>
-        </w:rPr>
-        <w:t xml:space="preserve">)</w:t>
-      </w:r>
-      <w:r>
-        <w:rPr>
-          <w:rStyle w:val="CommentTok"/>
-        </w:rPr>
-        <w:t xml:space="preserve"># login</w:t>
-      </w:r>
-      <w:r>
-        <w:br/>
-      </w:r>
-      <w:r>
-        <w:rPr>
-          <w:rStyle w:val="ExtensionTok"/>
-        </w:rPr>
-        <w:t xml:space="preserve">R1</w:t>
-      </w:r>
-      <w:r>
-        <w:rPr>
-          <w:rStyle w:val="ErrorTok"/>
-        </w:rPr>
-        <w:t xml:space="preserve">(</w:t>
-      </w:r>
-      <w:r>
-        <w:rPr>
-          <w:rStyle w:val="ExtensionTok"/>
-        </w:rPr>
-        <w:t xml:space="preserve">config-line</w:t>
-      </w:r>
-      <w:r>
-        <w:rPr>
-          <w:rStyle w:val="KeywordTok"/>
-        </w:rPr>
-        <w:t xml:space="preserve">)</w:t>
-      </w:r>
-      <w:r>
-        <w:rPr>
-          <w:rStyle w:val="CommentTok"/>
-        </w:rPr>
-        <w:t xml:space="preserve"># transport input ssh</w:t>
-      </w:r>
-      <w:r>
-        <w:br/>
-      </w:r>
-      <w:r>
-        <w:br/>
-      </w:r>
-      <w:r>
-        <w:rPr>
-          <w:rStyle w:val="ExtensionTok"/>
-        </w:rPr>
-        <w:t xml:space="preserve">R1</w:t>
-      </w:r>
-      <w:r>
-        <w:rPr>
-          <w:rStyle w:val="ErrorTok"/>
-        </w:rPr>
-        <w:t xml:space="preserve">(</w:t>
-      </w:r>
-      <w:r>
-        <w:rPr>
-          <w:rStyle w:val="ExtensionTok"/>
-        </w:rPr>
-        <w:t xml:space="preserve">config</w:t>
-      </w:r>
-      <w:r>
-        <w:rPr>
-          <w:rStyle w:val="KeywordTok"/>
-        </w:rPr>
-        <w:t xml:space="preserve">)</w:t>
-      </w:r>
-      <w:r>
-        <w:rPr>
-          <w:rStyle w:val="CommentTok"/>
-        </w:rPr>
-        <w:t xml:space="preserve"># interface gigabitethernet 0/0</w:t>
-      </w:r>
-      <w:r>
-        <w:br/>
-      </w:r>
-      <w:r>
-        <w:rPr>
-          <w:rStyle w:val="ExtensionTok"/>
-        </w:rPr>
-        <w:t xml:space="preserve">R1</w:t>
-      </w:r>
-      <w:r>
-        <w:rPr>
-          <w:rStyle w:val="ErrorTok"/>
-        </w:rPr>
-        <w:t xml:space="preserve">(</w:t>
-      </w:r>
-      <w:r>
-        <w:rPr>
-          <w:rStyle w:val="ExtensionTok"/>
-        </w:rPr>
-        <w:t xml:space="preserve">config-if</w:t>
-      </w:r>
-      <w:r>
-        <w:rPr>
-          <w:rStyle w:val="KeywordTok"/>
-        </w:rPr>
-        <w:t xml:space="preserve">)</w:t>
-      </w:r>
-      <w:r>
-        <w:rPr>
-          <w:rStyle w:val="CommentTok"/>
-        </w:rPr>
-        <w:t xml:space="preserve"># ip address 192.168.1.1 255.255.255.0</w:t>
-      </w:r>
-      <w:r>
-        <w:br/>
-      </w:r>
-      <w:r>
-        <w:rPr>
-          <w:rStyle w:val="ExtensionTok"/>
-        </w:rPr>
-        <w:t xml:space="preserve">R1</w:t>
-      </w:r>
-      <w:r>
-        <w:rPr>
-          <w:rStyle w:val="ErrorTok"/>
-        </w:rPr>
-        <w:t xml:space="preserve">(</w:t>
-      </w:r>
-      <w:r>
-        <w:rPr>
-          <w:rStyle w:val="ExtensionTok"/>
-        </w:rPr>
-        <w:t xml:space="preserve">config-if</w:t>
-      </w:r>
-      <w:r>
-        <w:rPr>
-          <w:rStyle w:val="KeywordTok"/>
-        </w:rPr>
-        <w:t xml:space="preserve">)</w:t>
-      </w:r>
-      <w:r>
-        <w:rPr>
-          <w:rStyle w:val="CommentTok"/>
-        </w:rPr>
-        <w:t xml:space="preserve"># no shutdown</w:t>
-      </w:r>
-      <w:r>
-        <w:br/>
-      </w:r>
-      <w:r>
-        <w:rPr>
-          <w:rStyle w:val="ExtensionTok"/>
-        </w:rPr>
-        <w:t xml:space="preserve">R1</w:t>
-      </w:r>
-      <w:r>
-        <w:rPr>
-          <w:rStyle w:val="ErrorTok"/>
-        </w:rPr>
-        <w:t xml:space="preserve">(</w:t>
-      </w:r>
-      <w:r>
-        <w:rPr>
-          <w:rStyle w:val="ExtensionTok"/>
-        </w:rPr>
-        <w:t xml:space="preserve">config-if</w:t>
-      </w:r>
-      <w:r>
-        <w:rPr>
-          <w:rStyle w:val="KeywordTok"/>
-        </w:rPr>
-        <w:t xml:space="preserve">)</w:t>
-      </w:r>
-      <w:r>
-        <w:rPr>
-          <w:rStyle w:val="CommentTok"/>
-        </w:rPr>
-        <w:t xml:space="preserve"># description LAN Oficina</w:t>
-      </w:r>
-      <w:r>
-        <w:br/>
-      </w:r>
-      <w:r>
-        <w:br/>
-      </w:r>
-      <w:r>
-        <w:rPr>
-          <w:rStyle w:val="ExtensionTok"/>
-        </w:rPr>
-        <w:t xml:space="preserve">R1</w:t>
-      </w:r>
-      <w:r>
-        <w:rPr>
-          <w:rStyle w:val="ErrorTok"/>
-        </w:rPr>
-        <w:t xml:space="preserve">(</w:t>
-      </w:r>
-      <w:r>
-        <w:rPr>
-          <w:rStyle w:val="ExtensionTok"/>
-        </w:rPr>
-        <w:t xml:space="preserve">config</w:t>
-      </w:r>
-      <w:r>
-        <w:rPr>
-          <w:rStyle w:val="KeywordTok"/>
-        </w:rPr>
-        <w:t xml:space="preserve">)</w:t>
-      </w:r>
-      <w:r>
-        <w:rPr>
-          <w:rStyle w:val="CommentTok"/>
-        </w:rPr>
-        <w:t xml:space="preserve"># interface gigabitethernet 0/1</w:t>
-      </w:r>
-      <w:r>
-        <w:br/>
-      </w:r>
-      <w:r>
-        <w:rPr>
-          <w:rStyle w:val="ExtensionTok"/>
-        </w:rPr>
-        <w:t xml:space="preserve">R1</w:t>
-      </w:r>
-      <w:r>
-        <w:rPr>
-          <w:rStyle w:val="ErrorTok"/>
-        </w:rPr>
-        <w:t xml:space="preserve">(</w:t>
-      </w:r>
-      <w:r>
-        <w:rPr>
-          <w:rStyle w:val="ExtensionTok"/>
-        </w:rPr>
-        <w:t xml:space="preserve">config-if</w:t>
-      </w:r>
-      <w:r>
-        <w:rPr>
-          <w:rStyle w:val="KeywordTok"/>
-        </w:rPr>
-        <w:t xml:space="preserve">)</w:t>
-      </w:r>
-      <w:r>
-        <w:rPr>
-          <w:rStyle w:val="CommentTok"/>
-        </w:rPr>
-        <w:t xml:space="preserve"># ip address 10.0.0.1 255.255.255.252</w:t>
-      </w:r>
-      <w:r>
-        <w:br/>
-      </w:r>
-      <w:r>
-        <w:rPr>
-          <w:rStyle w:val="ExtensionTok"/>
-        </w:rPr>
-        <w:t xml:space="preserve">R1</w:t>
-      </w:r>
-      <w:r>
-        <w:rPr>
-          <w:rStyle w:val="ErrorTok"/>
-        </w:rPr>
-        <w:t xml:space="preserve">(</w:t>
-      </w:r>
-      <w:r>
-        <w:rPr>
-          <w:rStyle w:val="ExtensionTok"/>
-        </w:rPr>
-        <w:t xml:space="preserve">config-if</w:t>
-      </w:r>
-      <w:r>
-        <w:rPr>
-          <w:rStyle w:val="KeywordTok"/>
-        </w:rPr>
-        <w:t xml:space="preserve">)</w:t>
-      </w:r>
-      <w:r>
-        <w:rPr>
-          <w:rStyle w:val="CommentTok"/>
-        </w:rPr>
-        <w:t xml:space="preserve"># no shutdown</w:t>
-      </w:r>
-      <w:r>
-        <w:br/>
-      </w:r>
-      <w:r>
-        <w:rPr>
-          <w:rStyle w:val="ExtensionTok"/>
-        </w:rPr>
-        <w:t xml:space="preserve">R1</w:t>
-      </w:r>
-      <w:r>
-        <w:rPr>
-          <w:rStyle w:val="ErrorTok"/>
-        </w:rPr>
-        <w:t xml:space="preserve">(</w:t>
-      </w:r>
-      <w:r>
-        <w:rPr>
-          <w:rStyle w:val="ExtensionTok"/>
-        </w:rPr>
-        <w:t xml:space="preserve">config-if</w:t>
-      </w:r>
-      <w:r>
-        <w:rPr>
-          <w:rStyle w:val="KeywordTok"/>
-        </w:rPr>
-        <w:t xml:space="preserve">)</w:t>
-      </w:r>
-      <w:r>
-        <w:rPr>
-          <w:rStyle w:val="CommentTok"/>
-        </w:rPr>
-        <w:t xml:space="preserve"># description WAN Enlace R1-R2</w:t>
-      </w:r>
-      <w:r>
-        <w:br/>
-      </w:r>
-      <w:r>
-        <w:br/>
-      </w:r>
-      <w:r>
-        <w:rPr>
-          <w:rStyle w:val="ExtensionTok"/>
-        </w:rPr>
-        <w:t xml:space="preserve">R1</w:t>
-      </w:r>
-      <w:r>
-        <w:rPr>
-          <w:rStyle w:val="ErrorTok"/>
-        </w:rPr>
-        <w:t xml:space="preserve">(</w:t>
-      </w:r>
-      <w:r>
-        <w:rPr>
-          <w:rStyle w:val="ExtensionTok"/>
-        </w:rPr>
-        <w:t xml:space="preserve">config</w:t>
-      </w:r>
-      <w:r>
-        <w:rPr>
-          <w:rStyle w:val="KeywordTok"/>
-        </w:rPr>
-        <w:t xml:space="preserve">)</w:t>
-      </w:r>
-      <w:r>
-        <w:rPr>
-          <w:rStyle w:val="CommentTok"/>
-        </w:rPr>
-        <w:t xml:space="preserve"># ip route 0.0.0.0 0.0.0.0 10.0.0.2</w:t>
-      </w:r>
-      <w:r>
-        <w:br/>
-      </w:r>
-      <w:r>
-        <w:rPr>
-          <w:rStyle w:val="ExtensionTok"/>
-        </w:rPr>
-        <w:t xml:space="preserve">R1</w:t>
-      </w:r>
-      <w:r>
-        <w:rPr>
-          <w:rStyle w:val="ErrorTok"/>
-        </w:rPr>
-        <w:t xml:space="preserve">(</w:t>
-      </w:r>
-      <w:r>
-        <w:rPr>
-          <w:rStyle w:val="ExtensionTok"/>
-        </w:rPr>
-        <w:t xml:space="preserve">config</w:t>
-      </w:r>
-      <w:r>
-        <w:rPr>
-          <w:rStyle w:val="KeywordTok"/>
-        </w:rPr>
-        <w:t xml:space="preserve">)</w:t>
-      </w:r>
-      <w:r>
-        <w:rPr>
-          <w:rStyle w:val="CommentTok"/>
-        </w:rPr>
-        <w:t xml:space="preserve"># ip route 192.168.2.0 255.255.255.0 10.0.0.2</w:t>
-      </w:r>
-    </w:p>
-    <w:p>
-      <w:pPr>
-        <w:pStyle w:val="FirstParagraph"/>
-      </w:pPr>
-      <w:r>
-        <w:t xml:space="preserve">Desmenucemos lo importante:</w:t>
       </w:r>
     </w:p>
     <w:p>
@@ -4119,38 +3449,901 @@
         </w:numPr>
       </w:pPr>
       <w:r>
-        <w:rPr>
-          <w:rStyle w:val="VerbatimChar"/>
-        </w:rPr>
-        <w:t xml:space="preserve">enable secret MiClaveSegura</w:t>
-      </w:r>
-      <w:r>
-        <w:t xml:space="preserve">: la contraseña para pasar a modo privilegiado,</w:t>
-      </w:r>
-      <w:r>
-        <w:t xml:space="preserve"> </w:t>
-      </w:r>
-      <w:r>
-        <w:rPr>
-          <w:b/>
-          <w:bCs/>
-        </w:rPr>
-        <w:t xml:space="preserve">almacenada cifrada</w:t>
-      </w:r>
-      <w:r>
-        <w:t xml:space="preserve">. Nunca uses</w:t>
-      </w:r>
-      <w:r>
-        <w:t xml:space="preserve"> </w:t>
-      </w:r>
-      <w:r>
-        <w:rPr>
-          <w:rStyle w:val="VerbatimChar"/>
-        </w:rPr>
-        <w:t xml:space="preserve">enable password</w:t>
-      </w:r>
-      <w:r>
-        <w:t xml:space="preserve">, que viaja en claro.</w:t>
+        <w:t xml:space="preserve">Casi todo lo que configures se escribe con</w:t>
+      </w:r>
+      <w:r>
+        <w:t xml:space="preserve"> </w:t>
+      </w:r>
+      <w:r>
+        <w:rPr>
+          <w:b/>
+          <w:bCs/>
+        </w:rPr>
+        <w:t xml:space="preserve">verbos en minúscula y en varios pasos</w:t>
+      </w:r>
+      <w:r>
+        <w:t xml:space="preserve">. No es Windows: no hay menús, hay palabras.</w:t>
+      </w:r>
+    </w:p>
+    <w:p>
+      <w:r>
+        <w:pict>
+          <v:rect style="width:0;height:1.5pt" o:hralign="center" o:hrstd="t" o:hr="t"/>
+        </w:pict>
+      </w:r>
+    </w:p>
+    <w:bookmarkEnd w:id="34"/>
+    <w:bookmarkStart w:id="35" w:name="X4448351456935ae7c5416ecbc62f88f969248b8"/>
+    <w:p>
+      <w:pPr>
+        <w:pStyle w:val="Heading2"/>
+      </w:pPr>
+      <w:r>
+        <w:t xml:space="preserve">🔐 Configuración mínima: hostname y contraseñas</w:t>
+      </w:r>
+    </w:p>
+    <w:p>
+      <w:pPr>
+        <w:pStyle w:val="FirstParagraph"/>
+      </w:pPr>
+      <w:r>
+        <w:t xml:space="preserve">Esto es lo primero que hace cualquier administrador con un router recién sacado de la caja. Configuración minimalista pero con cabeza:</w:t>
+      </w:r>
+    </w:p>
+    <w:p>
+      <w:pPr>
+        <w:pStyle w:val="SourceCode"/>
+      </w:pPr>
+      <w:r>
+        <w:rPr>
+          <w:rStyle w:val="ExtensionTok"/>
+        </w:rPr>
+        <w:t xml:space="preserve">Router</w:t>
+      </w:r>
+      <w:r>
+        <w:rPr>
+          <w:rStyle w:val="OperatorTok"/>
+        </w:rPr>
+        <w:t xml:space="preserve">&gt;</w:t>
+      </w:r>
+      <w:r>
+        <w:rPr>
+          <w:rStyle w:val="NormalTok"/>
+        </w:rPr>
+        <w:t xml:space="preserve"> enable</w:t>
+      </w:r>
+      <w:r>
+        <w:br/>
+      </w:r>
+      <w:r>
+        <w:rPr>
+          <w:rStyle w:val="ExtensionTok"/>
+        </w:rPr>
+        <w:t xml:space="preserve">Router#</w:t>
+      </w:r>
+      <w:r>
+        <w:rPr>
+          <w:rStyle w:val="NormalTok"/>
+        </w:rPr>
+        <w:t xml:space="preserve"> configure terminal</w:t>
+      </w:r>
+      <w:r>
+        <w:br/>
+      </w:r>
+      <w:r>
+        <w:rPr>
+          <w:rStyle w:val="ExtensionTok"/>
+        </w:rPr>
+        <w:t xml:space="preserve">Router</w:t>
+      </w:r>
+      <w:r>
+        <w:rPr>
+          <w:rStyle w:val="ErrorTok"/>
+        </w:rPr>
+        <w:t xml:space="preserve">(</w:t>
+      </w:r>
+      <w:r>
+        <w:rPr>
+          <w:rStyle w:val="ExtensionTok"/>
+        </w:rPr>
+        <w:t xml:space="preserve">config</w:t>
+      </w:r>
+      <w:r>
+        <w:rPr>
+          <w:rStyle w:val="KeywordTok"/>
+        </w:rPr>
+        <w:t xml:space="preserve">)</w:t>
+      </w:r>
+      <w:r>
+        <w:rPr>
+          <w:rStyle w:val="CommentTok"/>
+        </w:rPr>
+        <w:t xml:space="preserve"># hostname R1</w:t>
+      </w:r>
+      <w:r>
+        <w:br/>
+      </w:r>
+      <w:r>
+        <w:rPr>
+          <w:rStyle w:val="ExtensionTok"/>
+        </w:rPr>
+        <w:t xml:space="preserve">R1</w:t>
+      </w:r>
+      <w:r>
+        <w:rPr>
+          <w:rStyle w:val="ErrorTok"/>
+        </w:rPr>
+        <w:t xml:space="preserve">(</w:t>
+      </w:r>
+      <w:r>
+        <w:rPr>
+          <w:rStyle w:val="ExtensionTok"/>
+        </w:rPr>
+        <w:t xml:space="preserve">config</w:t>
+      </w:r>
+      <w:r>
+        <w:rPr>
+          <w:rStyle w:val="KeywordTok"/>
+        </w:rPr>
+        <w:t xml:space="preserve">)</w:t>
+      </w:r>
+      <w:r>
+        <w:rPr>
+          <w:rStyle w:val="CommentTok"/>
+        </w:rPr>
+        <w:t xml:space="preserve"># enable secret MiClaveSegura</w:t>
+      </w:r>
+      <w:r>
+        <w:br/>
+      </w:r>
+      <w:r>
+        <w:rPr>
+          <w:rStyle w:val="ExtensionTok"/>
+        </w:rPr>
+        <w:t xml:space="preserve">R1</w:t>
+      </w:r>
+      <w:r>
+        <w:rPr>
+          <w:rStyle w:val="ErrorTok"/>
+        </w:rPr>
+        <w:t xml:space="preserve">(</w:t>
+      </w:r>
+      <w:r>
+        <w:rPr>
+          <w:rStyle w:val="ExtensionTok"/>
+        </w:rPr>
+        <w:t xml:space="preserve">config</w:t>
+      </w:r>
+      <w:r>
+        <w:rPr>
+          <w:rStyle w:val="KeywordTok"/>
+        </w:rPr>
+        <w:t xml:space="preserve">)</w:t>
+      </w:r>
+      <w:r>
+        <w:rPr>
+          <w:rStyle w:val="CommentTok"/>
+        </w:rPr>
+        <w:t xml:space="preserve"># username administrador secret ClaveFuerte9</w:t>
+      </w:r>
+      <w:r>
+        <w:br/>
+      </w:r>
+      <w:r>
+        <w:rPr>
+          <w:rStyle w:val="ExtensionTok"/>
+        </w:rPr>
+        <w:t xml:space="preserve">R1</w:t>
+      </w:r>
+      <w:r>
+        <w:rPr>
+          <w:rStyle w:val="ErrorTok"/>
+        </w:rPr>
+        <w:t xml:space="preserve">(</w:t>
+      </w:r>
+      <w:r>
+        <w:rPr>
+          <w:rStyle w:val="ExtensionTok"/>
+        </w:rPr>
+        <w:t xml:space="preserve">config</w:t>
+      </w:r>
+      <w:r>
+        <w:rPr>
+          <w:rStyle w:val="KeywordTok"/>
+        </w:rPr>
+        <w:t xml:space="preserve">)</w:t>
+      </w:r>
+      <w:r>
+        <w:rPr>
+          <w:rStyle w:val="CommentTok"/>
+        </w:rPr>
+        <w:t xml:space="preserve"># banner motd #Acceso restringido al personal autorizado#</w:t>
+      </w:r>
+      <w:r>
+        <w:br/>
+      </w:r>
+      <w:r>
+        <w:br/>
+      </w:r>
+      <w:r>
+        <w:rPr>
+          <w:rStyle w:val="ExtensionTok"/>
+        </w:rPr>
+        <w:t xml:space="preserve">R1</w:t>
+      </w:r>
+      <w:r>
+        <w:rPr>
+          <w:rStyle w:val="ErrorTok"/>
+        </w:rPr>
+        <w:t xml:space="preserve">(</w:t>
+      </w:r>
+      <w:r>
+        <w:rPr>
+          <w:rStyle w:val="ExtensionTok"/>
+        </w:rPr>
+        <w:t xml:space="preserve">config</w:t>
+      </w:r>
+      <w:r>
+        <w:rPr>
+          <w:rStyle w:val="KeywordTok"/>
+        </w:rPr>
+        <w:t xml:space="preserve">)</w:t>
+      </w:r>
+      <w:r>
+        <w:rPr>
+          <w:rStyle w:val="CommentTok"/>
+        </w:rPr>
+        <w:t xml:space="preserve"># line console 0</w:t>
+      </w:r>
+      <w:r>
+        <w:br/>
+      </w:r>
+      <w:r>
+        <w:rPr>
+          <w:rStyle w:val="ExtensionTok"/>
+        </w:rPr>
+        <w:t xml:space="preserve">R1</w:t>
+      </w:r>
+      <w:r>
+        <w:rPr>
+          <w:rStyle w:val="ErrorTok"/>
+        </w:rPr>
+        <w:t xml:space="preserve">(</w:t>
+      </w:r>
+      <w:r>
+        <w:rPr>
+          <w:rStyle w:val="ExtensionTok"/>
+        </w:rPr>
+        <w:t xml:space="preserve">config-line</w:t>
+      </w:r>
+      <w:r>
+        <w:rPr>
+          <w:rStyle w:val="KeywordTok"/>
+        </w:rPr>
+        <w:t xml:space="preserve">)</w:t>
+      </w:r>
+      <w:r>
+        <w:rPr>
+          <w:rStyle w:val="CommentTok"/>
+        </w:rPr>
+        <w:t xml:space="preserve"># password consola123</w:t>
+      </w:r>
+      <w:r>
+        <w:br/>
+      </w:r>
+      <w:r>
+        <w:rPr>
+          <w:rStyle w:val="ExtensionTok"/>
+        </w:rPr>
+        <w:t xml:space="preserve">R1</w:t>
+      </w:r>
+      <w:r>
+        <w:rPr>
+          <w:rStyle w:val="ErrorTok"/>
+        </w:rPr>
+        <w:t xml:space="preserve">(</w:t>
+      </w:r>
+      <w:r>
+        <w:rPr>
+          <w:rStyle w:val="ExtensionTok"/>
+        </w:rPr>
+        <w:t xml:space="preserve">config-line</w:t>
+      </w:r>
+      <w:r>
+        <w:rPr>
+          <w:rStyle w:val="KeywordTok"/>
+        </w:rPr>
+        <w:t xml:space="preserve">)</w:t>
+      </w:r>
+      <w:r>
+        <w:rPr>
+          <w:rStyle w:val="CommentTok"/>
+        </w:rPr>
+        <w:t xml:space="preserve"># login</w:t>
+      </w:r>
+      <w:r>
+        <w:br/>
+      </w:r>
+      <w:r>
+        <w:rPr>
+          <w:rStyle w:val="ExtensionTok"/>
+        </w:rPr>
+        <w:t xml:space="preserve">R1</w:t>
+      </w:r>
+      <w:r>
+        <w:rPr>
+          <w:rStyle w:val="ErrorTok"/>
+        </w:rPr>
+        <w:t xml:space="preserve">(</w:t>
+      </w:r>
+      <w:r>
+        <w:rPr>
+          <w:rStyle w:val="ExtensionTok"/>
+        </w:rPr>
+        <w:t xml:space="preserve">config-line</w:t>
+      </w:r>
+      <w:r>
+        <w:rPr>
+          <w:rStyle w:val="KeywordTok"/>
+        </w:rPr>
+        <w:t xml:space="preserve">)</w:t>
+      </w:r>
+      <w:r>
+        <w:rPr>
+          <w:rStyle w:val="CommentTok"/>
+        </w:rPr>
+        <w:t xml:space="preserve"># exit</w:t>
+      </w:r>
+      <w:r>
+        <w:br/>
+      </w:r>
+      <w:r>
+        <w:br/>
+      </w:r>
+      <w:r>
+        <w:rPr>
+          <w:rStyle w:val="ExtensionTok"/>
+        </w:rPr>
+        <w:t xml:space="preserve">R1</w:t>
+      </w:r>
+      <w:r>
+        <w:rPr>
+          <w:rStyle w:val="ErrorTok"/>
+        </w:rPr>
+        <w:t xml:space="preserve">(</w:t>
+      </w:r>
+      <w:r>
+        <w:rPr>
+          <w:rStyle w:val="ExtensionTok"/>
+        </w:rPr>
+        <w:t xml:space="preserve">config</w:t>
+      </w:r>
+      <w:r>
+        <w:rPr>
+          <w:rStyle w:val="KeywordTok"/>
+        </w:rPr>
+        <w:t xml:space="preserve">)</w:t>
+      </w:r>
+      <w:r>
+        <w:rPr>
+          <w:rStyle w:val="CommentTok"/>
+        </w:rPr>
+        <w:t xml:space="preserve"># line vty 0 4</w:t>
+      </w:r>
+      <w:r>
+        <w:br/>
+      </w:r>
+      <w:r>
+        <w:rPr>
+          <w:rStyle w:val="ExtensionTok"/>
+        </w:rPr>
+        <w:t xml:space="preserve">R1</w:t>
+      </w:r>
+      <w:r>
+        <w:rPr>
+          <w:rStyle w:val="ErrorTok"/>
+        </w:rPr>
+        <w:t xml:space="preserve">(</w:t>
+      </w:r>
+      <w:r>
+        <w:rPr>
+          <w:rStyle w:val="ExtensionTok"/>
+        </w:rPr>
+        <w:t xml:space="preserve">config-line</w:t>
+      </w:r>
+      <w:r>
+        <w:rPr>
+          <w:rStyle w:val="KeywordTok"/>
+        </w:rPr>
+        <w:t xml:space="preserve">)</w:t>
+      </w:r>
+      <w:r>
+        <w:rPr>
+          <w:rStyle w:val="CommentTok"/>
+        </w:rPr>
+        <w:t xml:space="preserve"># login local</w:t>
+      </w:r>
+      <w:r>
+        <w:br/>
+      </w:r>
+      <w:r>
+        <w:rPr>
+          <w:rStyle w:val="ExtensionTok"/>
+        </w:rPr>
+        <w:t xml:space="preserve">R1</w:t>
+      </w:r>
+      <w:r>
+        <w:rPr>
+          <w:rStyle w:val="ErrorTok"/>
+        </w:rPr>
+        <w:t xml:space="preserve">(</w:t>
+      </w:r>
+      <w:r>
+        <w:rPr>
+          <w:rStyle w:val="ExtensionTok"/>
+        </w:rPr>
+        <w:t xml:space="preserve">config-line</w:t>
+      </w:r>
+      <w:r>
+        <w:rPr>
+          <w:rStyle w:val="KeywordTok"/>
+        </w:rPr>
+        <w:t xml:space="preserve">)</w:t>
+      </w:r>
+      <w:r>
+        <w:rPr>
+          <w:rStyle w:val="CommentTok"/>
+        </w:rPr>
+        <w:t xml:space="preserve"># transport input ssh</w:t>
+      </w:r>
+      <w:r>
+        <w:br/>
+      </w:r>
+      <w:r>
+        <w:rPr>
+          <w:rStyle w:val="ExtensionTok"/>
+        </w:rPr>
+        <w:t xml:space="preserve">R1</w:t>
+      </w:r>
+      <w:r>
+        <w:rPr>
+          <w:rStyle w:val="ErrorTok"/>
+        </w:rPr>
+        <w:t xml:space="preserve">(</w:t>
+      </w:r>
+      <w:r>
+        <w:rPr>
+          <w:rStyle w:val="ExtensionTok"/>
+        </w:rPr>
+        <w:t xml:space="preserve">config-line</w:t>
+      </w:r>
+      <w:r>
+        <w:rPr>
+          <w:rStyle w:val="KeywordTok"/>
+        </w:rPr>
+        <w:t xml:space="preserve">)</w:t>
+      </w:r>
+      <w:r>
+        <w:rPr>
+          <w:rStyle w:val="CommentTok"/>
+        </w:rPr>
+        <w:t xml:space="preserve"># exit</w:t>
+      </w:r>
+      <w:r>
+        <w:br/>
+      </w:r>
+      <w:r>
+        <w:br/>
+      </w:r>
+      <w:r>
+        <w:rPr>
+          <w:rStyle w:val="ExtensionTok"/>
+        </w:rPr>
+        <w:t xml:space="preserve">R1</w:t>
+      </w:r>
+      <w:r>
+        <w:rPr>
+          <w:rStyle w:val="ErrorTok"/>
+        </w:rPr>
+        <w:t xml:space="preserve">(</w:t>
+      </w:r>
+      <w:r>
+        <w:rPr>
+          <w:rStyle w:val="ExtensionTok"/>
+        </w:rPr>
+        <w:t xml:space="preserve">config</w:t>
+      </w:r>
+      <w:r>
+        <w:rPr>
+          <w:rStyle w:val="KeywordTok"/>
+        </w:rPr>
+        <w:t xml:space="preserve">)</w:t>
+      </w:r>
+      <w:r>
+        <w:rPr>
+          <w:rStyle w:val="CommentTok"/>
+        </w:rPr>
+        <w:t xml:space="preserve"># ip domain-name apuntes.local</w:t>
+      </w:r>
+      <w:r>
+        <w:br/>
+      </w:r>
+      <w:r>
+        <w:rPr>
+          <w:rStyle w:val="ExtensionTok"/>
+        </w:rPr>
+        <w:t xml:space="preserve">R1</w:t>
+      </w:r>
+      <w:r>
+        <w:rPr>
+          <w:rStyle w:val="ErrorTok"/>
+        </w:rPr>
+        <w:t xml:space="preserve">(</w:t>
+      </w:r>
+      <w:r>
+        <w:rPr>
+          <w:rStyle w:val="ExtensionTok"/>
+        </w:rPr>
+        <w:t xml:space="preserve">config</w:t>
+      </w:r>
+      <w:r>
+        <w:rPr>
+          <w:rStyle w:val="KeywordTok"/>
+        </w:rPr>
+        <w:t xml:space="preserve">)</w:t>
+      </w:r>
+      <w:r>
+        <w:rPr>
+          <w:rStyle w:val="CommentTok"/>
+        </w:rPr>
+        <w:t xml:space="preserve"># crypto key generate rsa   # te preguntará el tamaño: 2048</w:t>
+      </w:r>
+      <w:r>
+        <w:br/>
+      </w:r>
+      <w:r>
+        <w:br/>
+      </w:r>
+      <w:r>
+        <w:rPr>
+          <w:rStyle w:val="ExtensionTok"/>
+        </w:rPr>
+        <w:t xml:space="preserve">R1</w:t>
+      </w:r>
+      <w:r>
+        <w:rPr>
+          <w:rStyle w:val="ErrorTok"/>
+        </w:rPr>
+        <w:t xml:space="preserve">(</w:t>
+      </w:r>
+      <w:r>
+        <w:rPr>
+          <w:rStyle w:val="ExtensionTok"/>
+        </w:rPr>
+        <w:t xml:space="preserve">config</w:t>
+      </w:r>
+      <w:r>
+        <w:rPr>
+          <w:rStyle w:val="KeywordTok"/>
+        </w:rPr>
+        <w:t xml:space="preserve">)</w:t>
+      </w:r>
+      <w:r>
+        <w:rPr>
+          <w:rStyle w:val="CommentTok"/>
+        </w:rPr>
+        <w:t xml:space="preserve"># interface gigabitethernet 0/0</w:t>
+      </w:r>
+      <w:r>
+        <w:br/>
+      </w:r>
+      <w:r>
+        <w:rPr>
+          <w:rStyle w:val="ExtensionTok"/>
+        </w:rPr>
+        <w:t xml:space="preserve">R1</w:t>
+      </w:r>
+      <w:r>
+        <w:rPr>
+          <w:rStyle w:val="ErrorTok"/>
+        </w:rPr>
+        <w:t xml:space="preserve">(</w:t>
+      </w:r>
+      <w:r>
+        <w:rPr>
+          <w:rStyle w:val="ExtensionTok"/>
+        </w:rPr>
+        <w:t xml:space="preserve">config-if</w:t>
+      </w:r>
+      <w:r>
+        <w:rPr>
+          <w:rStyle w:val="KeywordTok"/>
+        </w:rPr>
+        <w:t xml:space="preserve">)</w:t>
+      </w:r>
+      <w:r>
+        <w:rPr>
+          <w:rStyle w:val="CommentTok"/>
+        </w:rPr>
+        <w:t xml:space="preserve"># ip address 192.168.1.1 255.255.255.0</w:t>
+      </w:r>
+      <w:r>
+        <w:br/>
+      </w:r>
+      <w:r>
+        <w:rPr>
+          <w:rStyle w:val="ExtensionTok"/>
+        </w:rPr>
+        <w:t xml:space="preserve">R1</w:t>
+      </w:r>
+      <w:r>
+        <w:rPr>
+          <w:rStyle w:val="ErrorTok"/>
+        </w:rPr>
+        <w:t xml:space="preserve">(</w:t>
+      </w:r>
+      <w:r>
+        <w:rPr>
+          <w:rStyle w:val="ExtensionTok"/>
+        </w:rPr>
+        <w:t xml:space="preserve">config-if</w:t>
+      </w:r>
+      <w:r>
+        <w:rPr>
+          <w:rStyle w:val="KeywordTok"/>
+        </w:rPr>
+        <w:t xml:space="preserve">)</w:t>
+      </w:r>
+      <w:r>
+        <w:rPr>
+          <w:rStyle w:val="CommentTok"/>
+        </w:rPr>
+        <w:t xml:space="preserve"># no shutdown</w:t>
+      </w:r>
+      <w:r>
+        <w:br/>
+      </w:r>
+      <w:r>
+        <w:rPr>
+          <w:rStyle w:val="ExtensionTok"/>
+        </w:rPr>
+        <w:t xml:space="preserve">R1</w:t>
+      </w:r>
+      <w:r>
+        <w:rPr>
+          <w:rStyle w:val="ErrorTok"/>
+        </w:rPr>
+        <w:t xml:space="preserve">(</w:t>
+      </w:r>
+      <w:r>
+        <w:rPr>
+          <w:rStyle w:val="ExtensionTok"/>
+        </w:rPr>
+        <w:t xml:space="preserve">config-if</w:t>
+      </w:r>
+      <w:r>
+        <w:rPr>
+          <w:rStyle w:val="KeywordTok"/>
+        </w:rPr>
+        <w:t xml:space="preserve">)</w:t>
+      </w:r>
+      <w:r>
+        <w:rPr>
+          <w:rStyle w:val="CommentTok"/>
+        </w:rPr>
+        <w:t xml:space="preserve"># description LAN Oficina</w:t>
+      </w:r>
+      <w:r>
+        <w:br/>
+      </w:r>
+      <w:r>
+        <w:br/>
+      </w:r>
+      <w:r>
+        <w:rPr>
+          <w:rStyle w:val="ExtensionTok"/>
+        </w:rPr>
+        <w:t xml:space="preserve">R1</w:t>
+      </w:r>
+      <w:r>
+        <w:rPr>
+          <w:rStyle w:val="ErrorTok"/>
+        </w:rPr>
+        <w:t xml:space="preserve">(</w:t>
+      </w:r>
+      <w:r>
+        <w:rPr>
+          <w:rStyle w:val="ExtensionTok"/>
+        </w:rPr>
+        <w:t xml:space="preserve">config</w:t>
+      </w:r>
+      <w:r>
+        <w:rPr>
+          <w:rStyle w:val="KeywordTok"/>
+        </w:rPr>
+        <w:t xml:space="preserve">)</w:t>
+      </w:r>
+      <w:r>
+        <w:rPr>
+          <w:rStyle w:val="CommentTok"/>
+        </w:rPr>
+        <w:t xml:space="preserve"># interface gigabitethernet 0/1</w:t>
+      </w:r>
+      <w:r>
+        <w:br/>
+      </w:r>
+      <w:r>
+        <w:rPr>
+          <w:rStyle w:val="ExtensionTok"/>
+        </w:rPr>
+        <w:t xml:space="preserve">R1</w:t>
+      </w:r>
+      <w:r>
+        <w:rPr>
+          <w:rStyle w:val="ErrorTok"/>
+        </w:rPr>
+        <w:t xml:space="preserve">(</w:t>
+      </w:r>
+      <w:r>
+        <w:rPr>
+          <w:rStyle w:val="ExtensionTok"/>
+        </w:rPr>
+        <w:t xml:space="preserve">config-if</w:t>
+      </w:r>
+      <w:r>
+        <w:rPr>
+          <w:rStyle w:val="KeywordTok"/>
+        </w:rPr>
+        <w:t xml:space="preserve">)</w:t>
+      </w:r>
+      <w:r>
+        <w:rPr>
+          <w:rStyle w:val="CommentTok"/>
+        </w:rPr>
+        <w:t xml:space="preserve"># ip address 10.0.0.1 255.255.255.252</w:t>
+      </w:r>
+      <w:r>
+        <w:br/>
+      </w:r>
+      <w:r>
+        <w:rPr>
+          <w:rStyle w:val="ExtensionTok"/>
+        </w:rPr>
+        <w:t xml:space="preserve">R1</w:t>
+      </w:r>
+      <w:r>
+        <w:rPr>
+          <w:rStyle w:val="ErrorTok"/>
+        </w:rPr>
+        <w:t xml:space="preserve">(</w:t>
+      </w:r>
+      <w:r>
+        <w:rPr>
+          <w:rStyle w:val="ExtensionTok"/>
+        </w:rPr>
+        <w:t xml:space="preserve">config-if</w:t>
+      </w:r>
+      <w:r>
+        <w:rPr>
+          <w:rStyle w:val="KeywordTok"/>
+        </w:rPr>
+        <w:t xml:space="preserve">)</w:t>
+      </w:r>
+      <w:r>
+        <w:rPr>
+          <w:rStyle w:val="CommentTok"/>
+        </w:rPr>
+        <w:t xml:space="preserve"># no shutdown</w:t>
+      </w:r>
+      <w:r>
+        <w:br/>
+      </w:r>
+      <w:r>
+        <w:rPr>
+          <w:rStyle w:val="ExtensionTok"/>
+        </w:rPr>
+        <w:t xml:space="preserve">R1</w:t>
+      </w:r>
+      <w:r>
+        <w:rPr>
+          <w:rStyle w:val="ErrorTok"/>
+        </w:rPr>
+        <w:t xml:space="preserve">(</w:t>
+      </w:r>
+      <w:r>
+        <w:rPr>
+          <w:rStyle w:val="ExtensionTok"/>
+        </w:rPr>
+        <w:t xml:space="preserve">config-if</w:t>
+      </w:r>
+      <w:r>
+        <w:rPr>
+          <w:rStyle w:val="KeywordTok"/>
+        </w:rPr>
+        <w:t xml:space="preserve">)</w:t>
+      </w:r>
+      <w:r>
+        <w:rPr>
+          <w:rStyle w:val="CommentTok"/>
+        </w:rPr>
+        <w:t xml:space="preserve"># description WAN Enlace R1-R2</w:t>
+      </w:r>
+      <w:r>
+        <w:br/>
+      </w:r>
+      <w:r>
+        <w:br/>
+      </w:r>
+      <w:r>
+        <w:rPr>
+          <w:rStyle w:val="ExtensionTok"/>
+        </w:rPr>
+        <w:t xml:space="preserve">R1</w:t>
+      </w:r>
+      <w:r>
+        <w:rPr>
+          <w:rStyle w:val="ErrorTok"/>
+        </w:rPr>
+        <w:t xml:space="preserve">(</w:t>
+      </w:r>
+      <w:r>
+        <w:rPr>
+          <w:rStyle w:val="ExtensionTok"/>
+        </w:rPr>
+        <w:t xml:space="preserve">config</w:t>
+      </w:r>
+      <w:r>
+        <w:rPr>
+          <w:rStyle w:val="KeywordTok"/>
+        </w:rPr>
+        <w:t xml:space="preserve">)</w:t>
+      </w:r>
+      <w:r>
+        <w:rPr>
+          <w:rStyle w:val="CommentTok"/>
+        </w:rPr>
+        <w:t xml:space="preserve"># ip route 0.0.0.0 0.0.0.0 10.0.0.2</w:t>
+      </w:r>
+      <w:r>
+        <w:br/>
+      </w:r>
+      <w:r>
+        <w:rPr>
+          <w:rStyle w:val="ExtensionTok"/>
+        </w:rPr>
+        <w:t xml:space="preserve">R1</w:t>
+      </w:r>
+      <w:r>
+        <w:rPr>
+          <w:rStyle w:val="ErrorTok"/>
+        </w:rPr>
+        <w:t xml:space="preserve">(</w:t>
+      </w:r>
+      <w:r>
+        <w:rPr>
+          <w:rStyle w:val="ExtensionTok"/>
+        </w:rPr>
+        <w:t xml:space="preserve">config</w:t>
+      </w:r>
+      <w:r>
+        <w:rPr>
+          <w:rStyle w:val="KeywordTok"/>
+        </w:rPr>
+        <w:t xml:space="preserve">)</w:t>
+      </w:r>
+      <w:r>
+        <w:rPr>
+          <w:rStyle w:val="CommentTok"/>
+        </w:rPr>
+        <w:t xml:space="preserve"># ip route 192.168.2.0 255.255.255.0 10.0.0.2</w:t>
+      </w:r>
+    </w:p>
+    <w:p>
+      <w:pPr>
+        <w:pStyle w:val="FirstParagraph"/>
+      </w:pPr>
+      <w:r>
+        <w:t xml:space="preserve">Desmenucemos lo importante:</w:t>
       </w:r>
     </w:p>
     <w:p>
@@ -4158,17 +4351,30 @@
         <w:pStyle w:val="Compact"/>
         <w:numPr>
           <w:ilvl w:val="0"/>
-          <w:numId w:val="1008"/>
+          <w:numId w:val="1009"/>
         </w:numPr>
       </w:pPr>
       <w:r>
         <w:rPr>
           <w:rStyle w:val="VerbatimChar"/>
         </w:rPr>
-        <w:t xml:space="preserve">line console 0</w:t>
-      </w:r>
-      <w:r>
-        <w:t xml:space="preserve">: protege el puerto de consola (el cable físico).</w:t>
+        <w:t xml:space="preserve">enable secret MiClaveSegura</w:t>
+      </w:r>
+      <w:r>
+        <w:t xml:space="preserve">: la contraseña para pasar a modo privilegiado,</w:t>
+      </w:r>
+      <w:r>
+        <w:t xml:space="preserve"> </w:t>
+      </w:r>
+      <w:r>
+        <w:rPr>
+          <w:b/>
+          <w:bCs/>
+        </w:rPr>
+        <w:t xml:space="preserve">almacenada cifrada</w:t>
+      </w:r>
+      <w:r>
+        <w:t xml:space="preserve">. Nunca uses</w:t>
       </w:r>
       <w:r>
         <w:t xml:space="preserve"> </w:t>
@@ -4177,28 +4383,10 @@
         <w:rPr>
           <w:rStyle w:val="VerbatimChar"/>
         </w:rPr>
-        <w:t xml:space="preserve">password</w:t>
-      </w:r>
-      <w:r>
-        <w:t xml:space="preserve"> </w:t>
-      </w:r>
-      <w:r>
-        <w:t xml:space="preserve">+</w:t>
-      </w:r>
-      <w:r>
-        <w:t xml:space="preserve"> </w:t>
-      </w:r>
-      <w:r>
-        <w:rPr>
-          <w:rStyle w:val="VerbatimChar"/>
-        </w:rPr>
-        <w:t xml:space="preserve">login</w:t>
-      </w:r>
-      <w:r>
-        <w:t xml:space="preserve"> </w:t>
-      </w:r>
-      <w:r>
-        <w:t xml:space="preserve">obliga a pedirla.</w:t>
+        <w:t xml:space="preserve">enable password</w:t>
+      </w:r>
+      <w:r>
+        <w:t xml:space="preserve">, que se guarda casi en claro en la configuración.</w:t>
       </w:r>
     </w:p>
     <w:p>
@@ -4206,33 +4394,17 @@
         <w:pStyle w:val="Compact"/>
         <w:numPr>
           <w:ilvl w:val="0"/>
-          <w:numId w:val="1008"/>
+          <w:numId w:val="1009"/>
         </w:numPr>
       </w:pPr>
       <w:r>
         <w:rPr>
           <w:rStyle w:val="VerbatimChar"/>
         </w:rPr>
-        <w:t xml:space="preserve">line vty 0 4</w:t>
-      </w:r>
-      <w:r>
-        <w:t xml:space="preserve">: las 5 sesiones de</w:t>
-      </w:r>
-      <w:r>
-        <w:t xml:space="preserve"> </w:t>
-      </w:r>
-      <w:r>
-        <w:rPr>
-          <w:b/>
-          <w:bCs/>
-        </w:rPr>
-        <w:t xml:space="preserve">acceso remoto</w:t>
-      </w:r>
-      <w:r>
-        <w:t xml:space="preserve"> </w:t>
-      </w:r>
-      <w:r>
-        <w:t xml:space="preserve">(telnet/SSH).</w:t>
+        <w:t xml:space="preserve">username administrador secret …</w:t>
+      </w:r>
+      <w:r>
+        <w:t xml:space="preserve">: el usuario con el que entrarás por SSH; con</w:t>
       </w:r>
       <w:r>
         <w:t xml:space="preserve"> </w:t>
@@ -4241,13 +4413,13 @@
         <w:rPr>
           <w:rStyle w:val="VerbatimChar"/>
         </w:rPr>
-        <w:t xml:space="preserve">transport input ssh</w:t>
-      </w:r>
-      <w:r>
-        <w:t xml:space="preserve"> </w:t>
-      </w:r>
-      <w:r>
-        <w:t xml:space="preserve">hace que SOLO acepte SSH, no telnet. Seguridad barata y muy efectiva.</w:t>
+        <w:t xml:space="preserve">login local</w:t>
+      </w:r>
+      <w:r>
+        <w:t xml:space="preserve"> </w:t>
+      </w:r>
+      <w:r>
+        <w:t xml:space="preserve">en las VTY la validación se hace contra esa base de usuarios, en lugar de una contraseña compartida en la línea.</w:t>
       </w:r>
     </w:p>
     <w:p>
@@ -4255,7 +4427,210 @@
         <w:pStyle w:val="Compact"/>
         <w:numPr>
           <w:ilvl w:val="0"/>
-          <w:numId w:val="1008"/>
+          <w:numId w:val="1009"/>
+        </w:numPr>
+      </w:pPr>
+      <w:r>
+        <w:rPr>
+          <w:rStyle w:val="VerbatimChar"/>
+        </w:rPr>
+        <w:t xml:space="preserve">banner motd</w:t>
+      </w:r>
+      <w:r>
+        <w:t xml:space="preserve">: el aviso que ve todo el que se conecta — en centros y empresas es obligatorio (y te cubre de sorpresas).</w:t>
+      </w:r>
+    </w:p>
+    <w:p>
+      <w:pPr>
+        <w:pStyle w:val="Compact"/>
+        <w:numPr>
+          <w:ilvl w:val="0"/>
+          <w:numId w:val="1009"/>
+        </w:numPr>
+      </w:pPr>
+      <w:r>
+        <w:rPr>
+          <w:rStyle w:val="VerbatimChar"/>
+        </w:rPr>
+        <w:t xml:space="preserve">line console 0</w:t>
+      </w:r>
+      <w:r>
+        <w:t xml:space="preserve">: protege el puerto de consola (el cable físico).</w:t>
+      </w:r>
+      <w:r>
+        <w:t xml:space="preserve"> </w:t>
+      </w:r>
+      <w:r>
+        <w:rPr>
+          <w:rStyle w:val="VerbatimChar"/>
+        </w:rPr>
+        <w:t xml:space="preserve">password</w:t>
+      </w:r>
+      <w:r>
+        <w:t xml:space="preserve"> </w:t>
+      </w:r>
+      <w:r>
+        <w:t xml:space="preserve">+</w:t>
+      </w:r>
+      <w:r>
+        <w:t xml:space="preserve"> </w:t>
+      </w:r>
+      <w:r>
+        <w:rPr>
+          <w:rStyle w:val="VerbatimChar"/>
+        </w:rPr>
+        <w:t xml:space="preserve">login</w:t>
+      </w:r>
+      <w:r>
+        <w:t xml:space="preserve"> </w:t>
+      </w:r>
+      <w:r>
+        <w:t xml:space="preserve">obliga a pedirla.</w:t>
+      </w:r>
+    </w:p>
+    <w:p>
+      <w:pPr>
+        <w:pStyle w:val="Compact"/>
+        <w:numPr>
+          <w:ilvl w:val="0"/>
+          <w:numId w:val="1009"/>
+        </w:numPr>
+      </w:pPr>
+      <w:r>
+        <w:rPr>
+          <w:rStyle w:val="VerbatimChar"/>
+        </w:rPr>
+        <w:t xml:space="preserve">ip domain-name</w:t>
+      </w:r>
+      <w:r>
+        <w:t xml:space="preserve"> </w:t>
+      </w:r>
+      <w:r>
+        <w:t xml:space="preserve">+</w:t>
+      </w:r>
+      <w:r>
+        <w:t xml:space="preserve"> </w:t>
+      </w:r>
+      <w:r>
+        <w:rPr>
+          <w:rStyle w:val="VerbatimChar"/>
+        </w:rPr>
+        <w:t xml:space="preserve">crypto key generate rsa</w:t>
+      </w:r>
+      <w:r>
+        <w:t xml:space="preserve">:</w:t>
+      </w:r>
+      <w:r>
+        <w:t xml:space="preserve"> </w:t>
+      </w:r>
+      <w:r>
+        <w:rPr>
+          <w:b/>
+          <w:bCs/>
+        </w:rPr>
+        <w:t xml:space="preserve">sin estas dos órdenes SSH no arranca</w:t>
+      </w:r>
+      <w:r>
+        <w:t xml:space="preserve"> </w:t>
+      </w:r>
+      <w:r>
+        <w:t xml:space="preserve">(el router necesita un dominio y sus claves para cifrar). Si las olvidas, con</w:t>
+      </w:r>
+      <w:r>
+        <w:t xml:space="preserve"> </w:t>
+      </w:r>
+      <w:r>
+        <w:rPr>
+          <w:rStyle w:val="VerbatimChar"/>
+        </w:rPr>
+        <w:t xml:space="preserve">transport input ssh</w:t>
+      </w:r>
+      <w:r>
+        <w:t xml:space="preserve"> </w:t>
+      </w:r>
+      <w:r>
+        <w:t xml:space="preserve">te quedas sin acceso remoto de ningún tipo.</w:t>
+      </w:r>
+    </w:p>
+    <w:p>
+      <w:pPr>
+        <w:pStyle w:val="Compact"/>
+        <w:numPr>
+          <w:ilvl w:val="0"/>
+          <w:numId w:val="1009"/>
+        </w:numPr>
+      </w:pPr>
+      <w:r>
+        <w:rPr>
+          <w:rStyle w:val="VerbatimChar"/>
+        </w:rPr>
+        <w:t xml:space="preserve">line vty 0 4</w:t>
+      </w:r>
+      <w:r>
+        <w:t xml:space="preserve">: las 5 sesiones de acceso remoto — hoy solo SSH (Telnet viaja en claro y por eso lo vetamos).</w:t>
+      </w:r>
+      <w:r>
+        <w:t xml:space="preserve"> </w:t>
+      </w:r>
+      <w:r>
+        <w:rPr>
+          <w:rStyle w:val="VerbatimChar"/>
+        </w:rPr>
+        <w:t xml:space="preserve">login local</w:t>
+      </w:r>
+      <w:r>
+        <w:t xml:space="preserve"> </w:t>
+      </w:r>
+      <w:r>
+        <w:t xml:space="preserve">+</w:t>
+      </w:r>
+      <w:r>
+        <w:t xml:space="preserve"> </w:t>
+      </w:r>
+      <w:r>
+        <w:rPr>
+          <w:rStyle w:val="VerbatimChar"/>
+        </w:rPr>
+        <w:t xml:space="preserve">transport input ssh</w:t>
+      </w:r>
+      <w:r>
+        <w:t xml:space="preserve"> </w:t>
+      </w:r>
+      <w:r>
+        <w:t xml:space="preserve">dejan fuera cualquier cosa que no sea SSH autenticado con tu usuario.</w:t>
+      </w:r>
+    </w:p>
+    <w:p>
+      <w:pPr>
+        <w:pStyle w:val="Compact"/>
+        <w:numPr>
+          <w:ilvl w:val="0"/>
+          <w:numId w:val="1009"/>
+        </w:numPr>
+      </w:pPr>
+      <w:r>
+        <w:t xml:space="preserve">El router tiene además un puerto</w:t>
+      </w:r>
+      <w:r>
+        <w:t xml:space="preserve"> </w:t>
+      </w:r>
+      <w:r>
+        <w:rPr>
+          <w:b/>
+          <w:bCs/>
+        </w:rPr>
+        <w:t xml:space="preserve">auxiliar (AUX)</w:t>
+      </w:r>
+      <w:r>
+        <w:t xml:space="preserve">: una segunda consola por serie para gestionarlo cuando la principal está ocupada. Ya casi no se usa, pero en el examen aparece.</w:t>
+      </w:r>
+    </w:p>
+    <w:p>
+      <w:pPr>
+        <w:pStyle w:val="Compact"/>
+        <w:numPr>
+          <w:ilvl w:val="0"/>
+          <w:numId w:val="1009"/>
         </w:numPr>
       </w:pPr>
       <w:r>
@@ -4346,7 +4721,7 @@
         <w:t xml:space="preserve"> </w:t>
       </w:r>
       <w:r>
-        <w:t xml:space="preserve">ya las configuré para adelantar el punto 3 — no corras todavía.</w:t>
+        <w:t xml:space="preserve">del final las retomaremos en el punto 3; ahora solo míralas.</w:t>
       </w:r>
     </w:p>
     <w:p>
@@ -4356,8 +4731,8 @@
         </w:pict>
       </w:r>
     </w:p>
-    <w:bookmarkEnd w:id="34"/>
-    <w:bookmarkStart w:id="35" w:name="X80ebfba019e23de89f614dd87e827f30f63eaa4"/>
+    <w:bookmarkEnd w:id="35"/>
+    <w:bookmarkStart w:id="36" w:name="X80ebfba019e23de89f614dd87e827f30f63eaa4"/>
     <w:p>
       <w:pPr>
         <w:pStyle w:val="Heading2"/>
@@ -4630,8 +5005,8 @@
         </w:pict>
       </w:r>
     </w:p>
-    <w:bookmarkEnd w:id="35"/>
-    <w:bookmarkStart w:id="36" w:name="X179179ad9493cf2e24319b0f65540b76493d516"/>
+    <w:bookmarkEnd w:id="36"/>
+    <w:bookmarkStart w:id="37" w:name="X179179ad9493cf2e24319b0f65540b76493d516"/>
     <w:p>
       <w:pPr>
         <w:pStyle w:val="Heading2"/>
@@ -5072,109 +5447,14 @@
         </w:pict>
       </w:r>
     </w:p>
-    <w:bookmarkEnd w:id="36"/>
-    <w:bookmarkStart w:id="37" w:name="mini-chequeo-1"/>
+    <w:bookmarkEnd w:id="37"/>
+    <w:bookmarkStart w:id="38" w:name="mini-chequeo-1"/>
     <w:p>
       <w:pPr>
         <w:pStyle w:val="Heading2"/>
       </w:pPr>
       <w:r>
         <w:t xml:space="preserve">🧠 Mini-chequeo</w:t>
-      </w:r>
-    </w:p>
-    <w:p>
-      <w:pPr>
-        <w:pStyle w:val="Compact"/>
-        <w:numPr>
-          <w:ilvl w:val="0"/>
-          <w:numId w:val="1009"/>
-        </w:numPr>
-      </w:pPr>
-      <w:r>
-        <w:t xml:space="preserve">¿Qué comando te cambia al modo que muestra el prompt</w:t>
-      </w:r>
-      <w:r>
-        <w:t xml:space="preserve"> </w:t>
-      </w:r>
-      <w:r>
-        <w:rPr>
-          <w:rStyle w:val="VerbatimChar"/>
-        </w:rPr>
-        <w:t xml:space="preserve">R1(config-if)#</w:t>
-      </w:r>
-      <w:r>
-        <w:t xml:space="preserve">?</w:t>
-      </w:r>
-    </w:p>
-    <w:p>
-      <w:pPr>
-        <w:pStyle w:val="Compact"/>
-        <w:numPr>
-          <w:ilvl w:val="0"/>
-          <w:numId w:val="1009"/>
-        </w:numPr>
-      </w:pPr>
-      <w:r>
-        <w:t xml:space="preserve">Acabas de ver en</w:t>
-      </w:r>
-      <w:r>
-        <w:t xml:space="preserve"> </w:t>
-      </w:r>
-      <w:r>
-        <w:rPr>
-          <w:rStyle w:val="VerbatimChar"/>
-        </w:rPr>
-        <w:t xml:space="preserve">show ip interface brief</w:t>
-      </w:r>
-      <w:r>
-        <w:t xml:space="preserve"> </w:t>
-      </w:r>
-      <w:r>
-        <w:t xml:space="preserve">que G0/1 está</w:t>
-      </w:r>
-      <w:r>
-        <w:t xml:space="preserve"> </w:t>
-      </w:r>
-      <w:r>
-        <w:rPr>
-          <w:rStyle w:val="VerbatimChar"/>
-        </w:rPr>
-        <w:t xml:space="preserve">administratively down</w:t>
-      </w:r>
-      <w:r>
-        <w:t xml:space="preserve">. ¿Qué falta en su configuración?</w:t>
-      </w:r>
-    </w:p>
-    <w:p>
-      <w:pPr>
-        <w:pStyle w:val="Compact"/>
-        <w:numPr>
-          <w:ilvl w:val="0"/>
-          <w:numId w:val="1009"/>
-        </w:numPr>
-      </w:pPr>
-      <w:r>
-        <w:t xml:space="preserve">¿Por qué en las líneas VTY escribimos</w:t>
-      </w:r>
-      <w:r>
-        <w:t xml:space="preserve"> </w:t>
-      </w:r>
-      <w:r>
-        <w:rPr>
-          <w:rStyle w:val="VerbatimChar"/>
-        </w:rPr>
-        <w:t xml:space="preserve">transport input ssh</w:t>
-      </w:r>
-      <w:r>
-        <w:t xml:space="preserve">?</w:t>
-      </w:r>
-    </w:p>
-    <w:p>
-      <w:pPr>
-        <w:pStyle w:val="FirstParagraph"/>
-      </w:pPr>
-      <w:r>
-        <w:t xml:space="preserve">🔄 Respuestas</w:t>
       </w:r>
     </w:p>
     <w:p>
@@ -5186,52 +5466,19 @@
         </w:numPr>
       </w:pPr>
       <w:r>
+        <w:t xml:space="preserve">¿Qué comando te cambia al modo que muestra el prompt</w:t>
+      </w:r>
+      <w:r>
+        <w:t xml:space="preserve"> </w:t>
+      </w:r>
+      <w:r>
         <w:rPr>
           <w:rStyle w:val="VerbatimChar"/>
         </w:rPr>
-        <w:t xml:space="preserve">configure terminal</w:t>
-      </w:r>
-      <w:r>
-        <w:t xml:space="preserve"> </w:t>
-      </w:r>
-      <w:r>
-        <w:t xml:space="preserve">entra en configuración global (</w:t>
-      </w:r>
-      <w:r>
-        <w:rPr>
-          <w:rStyle w:val="VerbatimChar"/>
-        </w:rPr>
-        <w:t xml:space="preserve">config#</w:t>
-      </w:r>
-      <w:r>
-        <w:t xml:space="preserve">), y desde ahí</w:t>
-      </w:r>
-      <w:r>
-        <w:t xml:space="preserve"> </w:t>
-      </w:r>
-      <w:r>
-        <w:rPr>
-          <w:rStyle w:val="VerbatimChar"/>
-        </w:rPr>
-        <w:t xml:space="preserve">interface g0/1</w:t>
-      </w:r>
-      <w:r>
-        <w:t xml:space="preserve"> </w:t>
-      </w:r>
-      <w:r>
-        <w:t xml:space="preserve">te baja a</w:t>
-      </w:r>
-      <w:r>
-        <w:t xml:space="preserve"> </w:t>
-      </w:r>
-      <w:r>
-        <w:rPr>
-          <w:rStyle w:val="VerbatimChar"/>
-        </w:rPr>
-        <w:t xml:space="preserve">config-if#</w:t>
-      </w:r>
-      <w:r>
-        <w:t xml:space="preserve">.</w:t>
+        <w:t xml:space="preserve">R1(config-if)#</w:t>
+      </w:r>
+      <w:r>
+        <w:t xml:space="preserve">?</w:t>
       </w:r>
     </w:p>
     <w:p>
@@ -5243,7 +5490,7 @@
         </w:numPr>
       </w:pPr>
       <w:r>
-        <w:t xml:space="preserve">El</w:t>
+        <w:t xml:space="preserve">Acabas de ver en</w:t>
       </w:r>
       <w:r>
         <w:t xml:space="preserve"> </w:t>
@@ -5252,13 +5499,13 @@
         <w:rPr>
           <w:rStyle w:val="VerbatimChar"/>
         </w:rPr>
-        <w:t xml:space="preserve">no shutdown</w:t>
-      </w:r>
-      <w:r>
-        <w:t xml:space="preserve"> </w:t>
-      </w:r>
-      <w:r>
-        <w:t xml:space="preserve">(o la interfaz está apagada con</w:t>
+        <w:t xml:space="preserve">show ip interface brief</w:t>
+      </w:r>
+      <w:r>
+        <w:t xml:space="preserve"> </w:t>
+      </w:r>
+      <w:r>
+        <w:t xml:space="preserve">que G0/1 está</w:t>
       </w:r>
       <w:r>
         <w:t xml:space="preserve"> </w:t>
@@ -5267,10 +5514,10 @@
         <w:rPr>
           <w:rStyle w:val="VerbatimChar"/>
         </w:rPr>
-        <w:t xml:space="preserve">shutdown</w:t>
-      </w:r>
-      <w:r>
-        <w:t xml:space="preserve">). Adminstrativamente abajo = el router la tiene apagada por configuración.</w:t>
+        <w:t xml:space="preserve">administratively down</w:t>
+      </w:r>
+      <w:r>
+        <w:t xml:space="preserve">. ¿Qué falta en su configuración?</w:t>
       </w:r>
     </w:p>
     <w:p>
@@ -5282,40 +5529,27 @@
         </w:numPr>
       </w:pPr>
       <w:r>
-        <w:t xml:space="preserve">Para que el acceso remoto acepte</w:t>
-      </w:r>
-      <w:r>
-        <w:t xml:space="preserve"> </w:t>
-      </w:r>
-      <w:r>
-        <w:rPr>
-          <w:b/>
-          <w:bCs/>
-        </w:rPr>
-        <w:t xml:space="preserve">solo SSH</w:t>
-      </w:r>
-      <w:r>
-        <w:t xml:space="preserve"> </w:t>
-      </w:r>
-      <w:r>
-        <w:t xml:space="preserve">y no telnet: la contraseña viaja cifrada y nadie puede entrar en claro.</w:t>
-      </w:r>
-    </w:p>
-    <w:p>
-      <w:r>
-        <w:pict>
-          <v:rect style="width:0;height:1.5pt" o:hralign="center" o:hrstd="t" o:hr="t"/>
-        </w:pict>
-      </w:r>
-    </w:p>
-    <w:bookmarkEnd w:id="37"/>
-    <w:bookmarkStart w:id="38" w:name="resumen-en-3-frases-1"/>
-    <w:p>
-      <w:pPr>
-        <w:pStyle w:val="Heading2"/>
-      </w:pPr>
-      <w:r>
-        <w:t xml:space="preserve">✅ Resumen en 3 frases</w:t>
+        <w:t xml:space="preserve">¿Por qué en las líneas VTY escribimos</w:t>
+      </w:r>
+      <w:r>
+        <w:t xml:space="preserve"> </w:t>
+      </w:r>
+      <w:r>
+        <w:rPr>
+          <w:rStyle w:val="VerbatimChar"/>
+        </w:rPr>
+        <w:t xml:space="preserve">transport input ssh</w:t>
+      </w:r>
+      <w:r>
+        <w:t xml:space="preserve">?</w:t>
+      </w:r>
+    </w:p>
+    <w:p>
+      <w:pPr>
+        <w:pStyle w:val="FirstParagraph"/>
+      </w:pPr>
+      <w:r>
+        <w:t xml:space="preserve">🔄 Respuestas</w:t>
       </w:r>
     </w:p>
     <w:p>
@@ -5327,60 +5561,25 @@
         </w:numPr>
       </w:pPr>
       <w:r>
-        <w:t xml:space="preserve">La CLI se organiza en</w:t>
-      </w:r>
-      <w:r>
-        <w:t xml:space="preserve"> </w:t>
-      </w:r>
-      <w:r>
-        <w:rPr>
-          <w:b/>
-          <w:bCs/>
-        </w:rPr>
-        <w:t xml:space="preserve">modos</w:t>
-      </w:r>
-      <w:r>
-        <w:t xml:space="preserve"> </w:t>
-      </w:r>
-      <w:r>
-        <w:t xml:space="preserve">y el</w:t>
-      </w:r>
-      <w:r>
-        <w:t xml:space="preserve"> </w:t>
-      </w:r>
-      <w:r>
-        <w:rPr>
-          <w:i/>
-          <w:iCs/>
-        </w:rPr>
-        <w:t xml:space="preserve">prompt</w:t>
-      </w:r>
-      <w:r>
-        <w:t xml:space="preserve"> </w:t>
-      </w:r>
-      <w:r>
-        <w:t xml:space="preserve">te dice en cuál estás (</w:t>
-      </w:r>
-      <w:r>
         <w:rPr>
           <w:rStyle w:val="VerbatimChar"/>
         </w:rPr>
-        <w:t xml:space="preserve">#</w:t>
-      </w:r>
-      <w:r>
-        <w:t xml:space="preserve">,</w:t>
-      </w:r>
-      <w:r>
-        <w:t xml:space="preserve"> </w:t>
+        <w:t xml:space="preserve">configure terminal</w:t>
+      </w:r>
+      <w:r>
+        <w:t xml:space="preserve"> </w:t>
+      </w:r>
+      <w:r>
+        <w:t xml:space="preserve">entra en configuración global (</w:t>
       </w:r>
       <w:r>
         <w:rPr>
           <w:rStyle w:val="VerbatimChar"/>
         </w:rPr>
-        <w:t xml:space="preserve">(config)#</w:t>
-      </w:r>
-      <w:r>
-        <w:t xml:space="preserve">,</w:t>
+        <w:t xml:space="preserve">config#</w:t>
+      </w:r>
+      <w:r>
+        <w:t xml:space="preserve">), y desde ahí</w:t>
       </w:r>
       <w:r>
         <w:t xml:space="preserve"> </w:t>
@@ -5389,10 +5588,25 @@
         <w:rPr>
           <w:rStyle w:val="VerbatimChar"/>
         </w:rPr>
-        <w:t xml:space="preserve">(config-if)#</w:t>
-      </w:r>
-      <w:r>
-        <w:t xml:space="preserve">…).</w:t>
+        <w:t xml:space="preserve">interface g0/1</w:t>
+      </w:r>
+      <w:r>
+        <w:t xml:space="preserve"> </w:t>
+      </w:r>
+      <w:r>
+        <w:t xml:space="preserve">te baja a</w:t>
+      </w:r>
+      <w:r>
+        <w:t xml:space="preserve"> </w:t>
+      </w:r>
+      <w:r>
+        <w:rPr>
+          <w:rStyle w:val="VerbatimChar"/>
+        </w:rPr>
+        <w:t xml:space="preserve">config-if#</w:t>
+      </w:r>
+      <w:r>
+        <w:t xml:space="preserve">.</w:t>
       </w:r>
     </w:p>
     <w:p>
@@ -5404,35 +5618,34 @@
         </w:numPr>
       </w:pPr>
       <w:r>
-        <w:t xml:space="preserve">La configuración mínima es</w:t>
-      </w:r>
-      <w:r>
-        <w:t xml:space="preserve"> </w:t>
-      </w:r>
-      <w:r>
-        <w:rPr>
-          <w:b/>
-          <w:bCs/>
-        </w:rPr>
-        <w:t xml:space="preserve">hostname + enable secret + consola/vty con SSH + IPs en interfaces con</w:t>
-      </w:r>
-      <w:r>
-        <w:rPr>
-          <w:b/>
-          <w:bCs/>
-        </w:rPr>
+        <w:t xml:space="preserve">El</w:t>
+      </w:r>
+      <w:r>
         <w:t xml:space="preserve"> </w:t>
       </w:r>
       <w:r>
         <w:rPr>
           <w:rStyle w:val="VerbatimChar"/>
-          <w:b/>
-          <w:bCs/>
         </w:rPr>
         <w:t xml:space="preserve">no shutdown</w:t>
       </w:r>
       <w:r>
-        <w:t xml:space="preserve">.</w:t>
+        <w:t xml:space="preserve"> </w:t>
+      </w:r>
+      <w:r>
+        <w:t xml:space="preserve">(o la interfaz está apagada con</w:t>
+      </w:r>
+      <w:r>
+        <w:t xml:space="preserve"> </w:t>
+      </w:r>
+      <w:r>
+        <w:rPr>
+          <w:rStyle w:val="VerbatimChar"/>
+        </w:rPr>
+        <w:t xml:space="preserve">shutdown</w:t>
+      </w:r>
+      <w:r>
+        <w:t xml:space="preserve">). Administrativamente abajo = el router la tiene apagada por configuración.</w:t>
       </w:r>
     </w:p>
     <w:p>
@@ -5444,6 +5657,168 @@
         </w:numPr>
       </w:pPr>
       <w:r>
+        <w:t xml:space="preserve">Para que el acceso remoto acepte</w:t>
+      </w:r>
+      <w:r>
+        <w:t xml:space="preserve"> </w:t>
+      </w:r>
+      <w:r>
+        <w:rPr>
+          <w:b/>
+          <w:bCs/>
+        </w:rPr>
+        <w:t xml:space="preserve">solo SSH</w:t>
+      </w:r>
+      <w:r>
+        <w:t xml:space="preserve"> </w:t>
+      </w:r>
+      <w:r>
+        <w:t xml:space="preserve">y no telnet: la contraseña viaja cifrada y nadie puede entrar en claro.</w:t>
+      </w:r>
+    </w:p>
+    <w:p>
+      <w:r>
+        <w:pict>
+          <v:rect style="width:0;height:1.5pt" o:hralign="center" o:hrstd="t" o:hr="t"/>
+        </w:pict>
+      </w:r>
+    </w:p>
+    <w:bookmarkEnd w:id="38"/>
+    <w:bookmarkStart w:id="39" w:name="resumen-en-3-frases-1"/>
+    <w:p>
+      <w:pPr>
+        <w:pStyle w:val="Heading2"/>
+      </w:pPr>
+      <w:r>
+        <w:t xml:space="preserve">✅ Resumen en 3 frases</w:t>
+      </w:r>
+    </w:p>
+    <w:p>
+      <w:pPr>
+        <w:pStyle w:val="Compact"/>
+        <w:numPr>
+          <w:ilvl w:val="0"/>
+          <w:numId w:val="1012"/>
+        </w:numPr>
+      </w:pPr>
+      <w:r>
+        <w:t xml:space="preserve">La CLI se organiza en</w:t>
+      </w:r>
+      <w:r>
+        <w:t xml:space="preserve"> </w:t>
+      </w:r>
+      <w:r>
+        <w:rPr>
+          <w:b/>
+          <w:bCs/>
+        </w:rPr>
+        <w:t xml:space="preserve">modos</w:t>
+      </w:r>
+      <w:r>
+        <w:t xml:space="preserve"> </w:t>
+      </w:r>
+      <w:r>
+        <w:t xml:space="preserve">y el</w:t>
+      </w:r>
+      <w:r>
+        <w:t xml:space="preserve"> </w:t>
+      </w:r>
+      <w:r>
+        <w:rPr>
+          <w:i/>
+          <w:iCs/>
+        </w:rPr>
+        <w:t xml:space="preserve">prompt</w:t>
+      </w:r>
+      <w:r>
+        <w:t xml:space="preserve"> </w:t>
+      </w:r>
+      <w:r>
+        <w:t xml:space="preserve">te dice en cuál estás (</w:t>
+      </w:r>
+      <w:r>
+        <w:rPr>
+          <w:rStyle w:val="VerbatimChar"/>
+        </w:rPr>
+        <w:t xml:space="preserve">#</w:t>
+      </w:r>
+      <w:r>
+        <w:t xml:space="preserve">,</w:t>
+      </w:r>
+      <w:r>
+        <w:t xml:space="preserve"> </w:t>
+      </w:r>
+      <w:r>
+        <w:rPr>
+          <w:rStyle w:val="VerbatimChar"/>
+        </w:rPr>
+        <w:t xml:space="preserve">(config)#</w:t>
+      </w:r>
+      <w:r>
+        <w:t xml:space="preserve">,</w:t>
+      </w:r>
+      <w:r>
+        <w:t xml:space="preserve"> </w:t>
+      </w:r>
+      <w:r>
+        <w:rPr>
+          <w:rStyle w:val="VerbatimChar"/>
+        </w:rPr>
+        <w:t xml:space="preserve">(config-if)#</w:t>
+      </w:r>
+      <w:r>
+        <w:t xml:space="preserve">…).</w:t>
+      </w:r>
+    </w:p>
+    <w:p>
+      <w:pPr>
+        <w:pStyle w:val="Compact"/>
+        <w:numPr>
+          <w:ilvl w:val="0"/>
+          <w:numId w:val="1012"/>
+        </w:numPr>
+      </w:pPr>
+      <w:r>
+        <w:t xml:space="preserve">La configuración mínima es</w:t>
+      </w:r>
+      <w:r>
+        <w:t xml:space="preserve"> </w:t>
+      </w:r>
+      <w:r>
+        <w:rPr>
+          <w:b/>
+          <w:bCs/>
+        </w:rPr>
+        <w:t xml:space="preserve">hostname + enable secret + consola/vty con SSH + IPs en interfaces con</w:t>
+      </w:r>
+      <w:r>
+        <w:rPr>
+          <w:b/>
+          <w:bCs/>
+        </w:rPr>
+        <w:t xml:space="preserve"> </w:t>
+      </w:r>
+      <w:r>
+        <w:rPr>
+          <w:rStyle w:val="VerbatimChar"/>
+          <w:b/>
+          <w:bCs/>
+        </w:rPr>
+        <w:t xml:space="preserve">no shutdown</w:t>
+      </w:r>
+      <w:r>
+        <w:t xml:space="preserve">.</w:t>
+      </w:r>
+    </w:p>
+    <w:p>
+      <w:pPr>
+        <w:pStyle w:val="Compact"/>
+        <w:numPr>
+          <w:ilvl w:val="0"/>
+          <w:numId w:val="1012"/>
+        </w:numPr>
+      </w:pPr>
+      <w:r>
         <w:t xml:space="preserve">Tienes que</w:t>
       </w:r>
       <w:r>
@@ -5502,8 +5877,8 @@
         <w:t xml:space="preserve">: configurar y no comprobar es lanzar un dado.</w:t>
       </w:r>
     </w:p>
-    <w:bookmarkEnd w:id="38"/>
-    <w:bookmarkStart w:id="39" w:name="vocabulario-rápido-1"/>
+    <w:bookmarkEnd w:id="39"/>
+    <w:bookmarkStart w:id="40" w:name="vocabulario-rápido-1"/>
     <w:p>
       <w:pPr>
         <w:pStyle w:val="Heading2"/>
@@ -5739,7 +6114,7 @@
       <w:r>
         <w:t xml:space="preserve"> </w:t>
       </w:r>
-      <w:hyperlink r:id="rId29">
+      <w:hyperlink r:id="rId30">
         <w:r>
           <w:rPr>
             <w:rStyle w:val="Hyperlink"/>
@@ -5802,9 +6177,9 @@
         </w:r>
       </w:hyperlink>
     </w:p>
-    <w:bookmarkEnd w:id="39"/>
     <w:bookmarkEnd w:id="40"/>
-    <w:bookmarkStart w:id="50" w:name="rutas-estáticas"/>
+    <w:bookmarkEnd w:id="41"/>
+    <w:bookmarkStart w:id="51" w:name="rutas-estáticas"/>
     <w:p>
       <w:pPr>
         <w:pStyle w:val="Heading1"/>
@@ -5868,7 +6243,7 @@
         </w:pict>
       </w:r>
     </w:p>
-    <w:bookmarkStart w:id="41" w:name="la-idea-en-una-frase-2"/>
+    <w:bookmarkStart w:id="42" w:name="la-idea-en-una-frase-2"/>
     <w:p>
       <w:pPr>
         <w:pStyle w:val="Heading2"/>
@@ -5978,8 +6353,8 @@
         </w:pict>
       </w:r>
     </w:p>
-    <w:bookmarkEnd w:id="41"/>
-    <w:bookmarkStart w:id="42" w:name="la-sintaxis-una-línea-que-abre-un-camino"/>
+    <w:bookmarkEnd w:id="42"/>
+    <w:bookmarkStart w:id="43" w:name="la-sintaxis-una-línea-que-abre-un-camino"/>
     <w:p>
       <w:pPr>
         <w:pStyle w:val="Heading2"/>
@@ -6351,14 +6726,14 @@
         </w:pict>
       </w:r>
     </w:p>
-    <w:bookmarkEnd w:id="42"/>
-    <w:bookmarkStart w:id="43" w:name="la-topología-pomo-de-la-unidad-r1-r2"/>
+    <w:bookmarkEnd w:id="43"/>
+    <w:bookmarkStart w:id="44" w:name="Xb5f6ec9f7d3215e5db8c38299f0e62a53610219"/>
     <w:p>
       <w:pPr>
         <w:pStyle w:val="Heading2"/>
       </w:pPr>
       <w:r>
-        <w:t xml:space="preserve">🏞️ La topología pomo de la unidad: R1-R2</w:t>
+        <w:t xml:space="preserve">🏞️ La topología de cabecera de la unidad: R1-R2</w:t>
       </w:r>
     </w:p>
     <w:p>
@@ -6403,7 +6778,7 @@
         <w:pStyle w:val="Compact"/>
         <w:numPr>
           <w:ilvl w:val="0"/>
-          <w:numId w:val="1012"/>
+          <w:numId w:val="1013"/>
         </w:numPr>
       </w:pPr>
       <w:r>
@@ -6437,7 +6812,7 @@
         <w:pStyle w:val="Compact"/>
         <w:numPr>
           <w:ilvl w:val="0"/>
-          <w:numId w:val="1012"/>
+          <w:numId w:val="1013"/>
         </w:numPr>
       </w:pPr>
       <w:r>
@@ -6537,8 +6912,8 @@
         </w:pict>
       </w:r>
     </w:p>
-    <w:bookmarkEnd w:id="43"/>
-    <w:bookmarkStart w:id="44" w:name="X51fde5b68fa99ab5ca6f87c85636bc22ec72bfe"/>
+    <w:bookmarkEnd w:id="44"/>
+    <w:bookmarkStart w:id="45" w:name="X51fde5b68fa99ab5ca6f87c85636bc22ec72bfe"/>
     <w:p>
       <w:pPr>
         <w:pStyle w:val="Heading2"/>
@@ -6755,7 +7130,7 @@
         <w:rPr>
           <w:rStyle w:val="CommentTok"/>
         </w:rPr>
-        <w:t xml:space="preserve"># En R2: hacia el ISP, usando interfaz de salida</w:t>
+        <w:t xml:space="preserve"># En R2: hacia el ISP (el next-hop que te da el proveedor)</w:t>
       </w:r>
       <w:r>
         <w:br/>
@@ -6788,7 +7163,7 @@
         <w:rPr>
           <w:rStyle w:val="CommentTok"/>
         </w:rPr>
-        <w:t xml:space="preserve"># ip route 0.0.0.0 0.0.0.0 10.0.0.2</w:t>
+        <w:t xml:space="preserve"># ip route 0.0.0.0 0.0.0.0 203.0.113.1</w:t>
       </w:r>
     </w:p>
     <w:p>
@@ -6834,8 +7209,8 @@
         </w:pict>
       </w:r>
     </w:p>
-    <w:bookmarkEnd w:id="44"/>
-    <w:bookmarkStart w:id="45" w:name="Xd871bfd823f84c787a01826b7191cecb60f88e3"/>
+    <w:bookmarkEnd w:id="45"/>
+    <w:bookmarkStart w:id="46" w:name="Xd871bfd823f84c787a01826b7191cecb60f88e3"/>
     <w:p>
       <w:pPr>
         <w:pStyle w:val="Heading2"/>
@@ -6992,7 +7367,7 @@
         <w:pStyle w:val="Compact"/>
         <w:numPr>
           <w:ilvl w:val="0"/>
-          <w:numId w:val="1013"/>
+          <w:numId w:val="1014"/>
         </w:numPr>
       </w:pPr>
       <w:r>
@@ -7033,7 +7408,7 @@
         <w:pStyle w:val="Compact"/>
         <w:numPr>
           <w:ilvl w:val="0"/>
-          <w:numId w:val="1013"/>
+          <w:numId w:val="1014"/>
         </w:numPr>
       </w:pPr>
       <w:r>
@@ -7109,8 +7484,8 @@
         </w:pict>
       </w:r>
     </w:p>
-    <w:bookmarkEnd w:id="45"/>
-    <w:bookmarkStart w:id="46" w:name="verificación-show-ip-route"/>
+    <w:bookmarkEnd w:id="46"/>
+    <w:bookmarkStart w:id="47" w:name="verificación-show-ip-route"/>
     <w:p>
       <w:pPr>
         <w:pStyle w:val="Heading2"/>
@@ -7208,27 +7583,6 @@
           <w:rStyle w:val="NormalTok"/>
         </w:rPr>
         <w:t xml:space="preserve">       10.0.0.1/32 is directly connected, GigabitEthernet0/1</w:t>
-      </w:r>
-      <w:r>
-        <w:br/>
-      </w:r>
-      <w:r>
-        <w:rPr>
-          <w:rStyle w:val="NormalTok"/>
-        </w:rPr>
-        <w:t xml:space="preserve">     </w:t>
-      </w:r>
-      <w:r>
-        <w:rPr>
-          <w:rStyle w:val="ExtensionTok"/>
-        </w:rPr>
-        <w:t xml:space="preserve">192.168.1.0/24</w:t>
-      </w:r>
-      <w:r>
-        <w:rPr>
-          <w:rStyle w:val="NormalTok"/>
-        </w:rPr>
-        <w:t xml:space="preserve"> is directly connected, GigabitEthernet0/0</w:t>
       </w:r>
       <w:r>
         <w:br/>
@@ -7670,139 +8024,14 @@
         </w:pict>
       </w:r>
     </w:p>
-    <w:bookmarkEnd w:id="46"/>
-    <w:bookmarkStart w:id="47" w:name="mini-chequeo-2"/>
+    <w:bookmarkEnd w:id="47"/>
+    <w:bookmarkStart w:id="48" w:name="mini-chequeo-2"/>
     <w:p>
       <w:pPr>
         <w:pStyle w:val="Heading2"/>
       </w:pPr>
       <w:r>
         <w:t xml:space="preserve">🧠 Mini-chequeo</w:t>
-      </w:r>
-    </w:p>
-    <w:p>
-      <w:pPr>
-        <w:pStyle w:val="Compact"/>
-        <w:numPr>
-          <w:ilvl w:val="0"/>
-          <w:numId w:val="1014"/>
-        </w:numPr>
-      </w:pPr>
-      <w:r>
-        <w:t xml:space="preserve">Escribe la ruta para que R1 llegue a la red 172.16.5.0/24 a través de 10.0.0.2.</w:t>
-      </w:r>
-    </w:p>
-    <w:p>
-      <w:pPr>
-        <w:pStyle w:val="Compact"/>
-        <w:numPr>
-          <w:ilvl w:val="0"/>
-          <w:numId w:val="1014"/>
-        </w:numPr>
-      </w:pPr>
-      <w:r>
-        <w:t xml:space="preserve">¿Qué diferencia hay entre usar</w:t>
-      </w:r>
-      <w:r>
-        <w:t xml:space="preserve"> </w:t>
-      </w:r>
-      <w:r>
-        <w:rPr>
-          <w:rStyle w:val="VerbatimChar"/>
-        </w:rPr>
-        <w:t xml:space="preserve">10.0.0.2</w:t>
-      </w:r>
-      <w:r>
-        <w:t xml:space="preserve"> </w:t>
-      </w:r>
-      <w:r>
-        <w:t xml:space="preserve">y usar</w:t>
-      </w:r>
-      <w:r>
-        <w:t xml:space="preserve"> </w:t>
-      </w:r>
-      <w:r>
-        <w:rPr>
-          <w:rStyle w:val="VerbatimChar"/>
-        </w:rPr>
-        <w:t xml:space="preserve">g0/1</w:t>
-      </w:r>
-      <w:r>
-        <w:t xml:space="preserve"> </w:t>
-      </w:r>
-      <w:r>
-        <w:t xml:space="preserve">como siguiente salto?</w:t>
-      </w:r>
-    </w:p>
-    <w:p>
-      <w:pPr>
-        <w:pStyle w:val="Compact"/>
-        <w:numPr>
-          <w:ilvl w:val="0"/>
-          <w:numId w:val="1014"/>
-        </w:numPr>
-      </w:pPr>
-      <w:r>
-        <w:t xml:space="preserve">En</w:t>
-      </w:r>
-      <w:r>
-        <w:t xml:space="preserve"> </w:t>
-      </w:r>
-      <w:r>
-        <w:rPr>
-          <w:rStyle w:val="VerbatimChar"/>
-        </w:rPr>
-        <w:t xml:space="preserve">show ip route</w:t>
-      </w:r>
-      <w:r>
-        <w:t xml:space="preserve">, ¿qué significan las letras</w:t>
-      </w:r>
-      <w:r>
-        <w:t xml:space="preserve"> </w:t>
-      </w:r>
-      <w:r>
-        <w:rPr>
-          <w:rStyle w:val="VerbatimChar"/>
-        </w:rPr>
-        <w:t xml:space="preserve">C</w:t>
-      </w:r>
-      <w:r>
-        <w:t xml:space="preserve">,</w:t>
-      </w:r>
-      <w:r>
-        <w:t xml:space="preserve"> </w:t>
-      </w:r>
-      <w:r>
-        <w:rPr>
-          <w:rStyle w:val="VerbatimChar"/>
-        </w:rPr>
-        <w:t xml:space="preserve">L</w:t>
-      </w:r>
-      <w:r>
-        <w:t xml:space="preserve"> </w:t>
-      </w:r>
-      <w:r>
-        <w:t xml:space="preserve">y</w:t>
-      </w:r>
-      <w:r>
-        <w:t xml:space="preserve"> </w:t>
-      </w:r>
-      <w:r>
-        <w:rPr>
-          <w:rStyle w:val="VerbatimChar"/>
-        </w:rPr>
-        <w:t xml:space="preserve">S</w:t>
-      </w:r>
-      <w:r>
-        <w:t xml:space="preserve">?</w:t>
-      </w:r>
-    </w:p>
-    <w:p>
-      <w:pPr>
-        <w:pStyle w:val="FirstParagraph"/>
-      </w:pPr>
-      <w:r>
-        <w:t xml:space="preserve">🔄 Respuestas</w:t>
       </w:r>
     </w:p>
     <w:p>
@@ -7814,13 +8043,7 @@
         </w:numPr>
       </w:pPr>
       <w:r>
-        <w:rPr>
-          <w:rStyle w:val="VerbatimChar"/>
-        </w:rPr>
-        <w:t xml:space="preserve">ip route 172.16.5.0 255.255.255.0 10.0.0.2</w:t>
-      </w:r>
-      <w:r>
-        <w:t xml:space="preserve">.</w:t>
+        <w:t xml:space="preserve">Escribe la ruta para que R1 llegue a la red 172.16.5.0/24 a través de 10.0.0.2.</w:t>
       </w:r>
     </w:p>
     <w:p>
@@ -7832,6 +8055,12 @@
         </w:numPr>
       </w:pPr>
       <w:r>
+        <w:t xml:space="preserve">¿Qué diferencia hay entre usar</w:t>
+      </w:r>
+      <w:r>
+        <w:t xml:space="preserve"> </w:t>
+      </w:r>
+      <w:r>
         <w:rPr>
           <w:rStyle w:val="VerbatimChar"/>
         </w:rPr>
@@ -7841,20 +8070,7 @@
         <w:t xml:space="preserve"> </w:t>
       </w:r>
       <w:r>
-        <w:t xml:space="preserve">es el</w:t>
-      </w:r>
-      <w:r>
-        <w:t xml:space="preserve"> </w:t>
-      </w:r>
-      <w:r>
-        <w:rPr>
-          <w:b/>
-          <w:bCs/>
-        </w:rPr>
-        <w:t xml:space="preserve">next-hop</w:t>
-      </w:r>
-      <w:r>
-        <w:t xml:space="preserve">: se entrega al router vecino.</w:t>
+        <w:t xml:space="preserve">y usar</w:t>
       </w:r>
       <w:r>
         <w:t xml:space="preserve"> </w:t>
@@ -7869,20 +8085,7 @@
         <w:t xml:space="preserve"> </w:t>
       </w:r>
       <w:r>
-        <w:t xml:space="preserve">es la</w:t>
-      </w:r>
-      <w:r>
-        <w:t xml:space="preserve"> </w:t>
-      </w:r>
-      <w:r>
-        <w:rPr>
-          <w:b/>
-          <w:bCs/>
-        </w:rPr>
-        <w:t xml:space="preserve">interfaz de salida</w:t>
-      </w:r>
-      <w:r>
-        <w:t xml:space="preserve">: se reenvía por el puerto (típico en enlaces punto a punto). En Ethernet se prefiere el next-hop.</w:t>
+        <w:t xml:space="preserve">como siguiente salto?</w:t>
       </w:r>
     </w:p>
     <w:p>
@@ -7894,25 +8097,38 @@
         </w:numPr>
       </w:pPr>
       <w:r>
-        <w:rPr>
-          <w:b/>
-          <w:bCs/>
+        <w:t xml:space="preserve">En</w:t>
+      </w:r>
+      <w:r>
+        <w:t xml:space="preserve"> </w:t>
+      </w:r>
+      <w:r>
+        <w:rPr>
+          <w:rStyle w:val="VerbatimChar"/>
+        </w:rPr>
+        <w:t xml:space="preserve">show ip route</w:t>
+      </w:r>
+      <w:r>
+        <w:t xml:space="preserve">, ¿qué significan las letras</w:t>
+      </w:r>
+      <w:r>
+        <w:t xml:space="preserve"> </w:t>
+      </w:r>
+      <w:r>
+        <w:rPr>
+          <w:rStyle w:val="VerbatimChar"/>
         </w:rPr>
         <w:t xml:space="preserve">C</w:t>
       </w:r>
       <w:r>
-        <w:t xml:space="preserve"> </w:t>
-      </w:r>
-      <w:r>
-        <w:t xml:space="preserve">= conectada (red directamente en una interfaz),</w:t>
-      </w:r>
-      <w:r>
-        <w:t xml:space="preserve"> </w:t>
-      </w:r>
-      <w:r>
-        <w:rPr>
-          <w:b/>
-          <w:bCs/>
+        <w:t xml:space="preserve">,</w:t>
+      </w:r>
+      <w:r>
+        <w:t xml:space="preserve"> </w:t>
+      </w:r>
+      <w:r>
+        <w:rPr>
+          <w:rStyle w:val="VerbatimChar"/>
         </w:rPr>
         <w:t xml:space="preserve">L</w:t>
       </w:r>
@@ -7920,52 +8136,27 @@
         <w:t xml:space="preserve"> </w:t>
       </w:r>
       <w:r>
-        <w:t xml:space="preserve">= local (la IP del propio puerto),</w:t>
-      </w:r>
-      <w:r>
-        <w:t xml:space="preserve"> </w:t>
-      </w:r>
-      <w:r>
-        <w:rPr>
-          <w:b/>
-          <w:bCs/>
+        <w:t xml:space="preserve">y</w:t>
+      </w:r>
+      <w:r>
+        <w:t xml:space="preserve"> </w:t>
+      </w:r>
+      <w:r>
+        <w:rPr>
+          <w:rStyle w:val="VerbatimChar"/>
         </w:rPr>
         <w:t xml:space="preserve">S</w:t>
       </w:r>
       <w:r>
-        <w:t xml:space="preserve"> </w:t>
-      </w:r>
-      <w:r>
-        <w:t xml:space="preserve">= estática (la que configuras con</w:t>
-      </w:r>
-      <w:r>
-        <w:t xml:space="preserve"> </w:t>
-      </w:r>
-      <w:r>
-        <w:rPr>
-          <w:rStyle w:val="VerbatimChar"/>
-        </w:rPr>
-        <w:t xml:space="preserve">ip route</w:t>
-      </w:r>
-      <w:r>
-        <w:t xml:space="preserve">).</w:t>
-      </w:r>
-    </w:p>
-    <w:p>
-      <w:r>
-        <w:pict>
-          <v:rect style="width:0;height:1.5pt" o:hralign="center" o:hrstd="t" o:hr="t"/>
-        </w:pict>
-      </w:r>
-    </w:p>
-    <w:bookmarkEnd w:id="47"/>
-    <w:bookmarkStart w:id="48" w:name="resumen-en-3-frases-2"/>
-    <w:p>
-      <w:pPr>
-        <w:pStyle w:val="Heading2"/>
-      </w:pPr>
-      <w:r>
-        <w:t xml:space="preserve">✅ Resumen en 3 frases</w:t>
+        <w:t xml:space="preserve">?</w:t>
+      </w:r>
+    </w:p>
+    <w:p>
+      <w:pPr>
+        <w:pStyle w:val="FirstParagraph"/>
+      </w:pPr>
+      <w:r>
+        <w:t xml:space="preserve">🔄 Respuestas</w:t>
       </w:r>
     </w:p>
     <w:p>
@@ -7977,38 +8168,13 @@
         </w:numPr>
       </w:pPr>
       <w:r>
-        <w:t xml:space="preserve">Una ruta estática se escribe con</w:t>
-      </w:r>
-      <w:r>
-        <w:t xml:space="preserve"> </w:t>
-      </w:r>
-      <w:r>
         <w:rPr>
           <w:rStyle w:val="VerbatimChar"/>
         </w:rPr>
-        <w:t xml:space="preserve">ip route red máscara {next-hop | interfaz}</w:t>
-      </w:r>
-      <w:r>
-        <w:t xml:space="preserve"> </w:t>
-      </w:r>
-      <w:r>
-        <w:t xml:space="preserve">y</w:t>
-      </w:r>
-      <w:r>
-        <w:t xml:space="preserve"> </w:t>
-      </w:r>
-      <w:r>
-        <w:rPr>
-          <w:b/>
-          <w:bCs/>
-        </w:rPr>
-        <w:t xml:space="preserve">no se adapta por sí sola</w:t>
-      </w:r>
-      <w:r>
-        <w:t xml:space="preserve"> </w:t>
-      </w:r>
-      <w:r>
-        <w:t xml:space="preserve">a los cambios de la red.</w:t>
+        <w:t xml:space="preserve">ip route 172.16.5.0 255.255.255.0 10.0.0.2</w:t>
+      </w:r>
+      <w:r>
+        <w:t xml:space="preserve">.</w:t>
       </w:r>
     </w:p>
     <w:p>
@@ -8020,7 +8186,16 @@
         </w:numPr>
       </w:pPr>
       <w:r>
-        <w:t xml:space="preserve">En Ethernet se usa el</w:t>
+        <w:rPr>
+          <w:rStyle w:val="VerbatimChar"/>
+        </w:rPr>
+        <w:t xml:space="preserve">10.0.0.2</w:t>
+      </w:r>
+      <w:r>
+        <w:t xml:space="preserve"> </w:t>
+      </w:r>
+      <w:r>
+        <w:t xml:space="preserve">es el</w:t>
       </w:r>
       <w:r>
         <w:t xml:space="preserve"> </w:t>
@@ -8033,7 +8208,35 @@
         <w:t xml:space="preserve">next-hop</w:t>
       </w:r>
       <w:r>
-        <w:t xml:space="preserve">; en enlaces punto a punto, la interfaz de salida.</w:t>
+        <w:t xml:space="preserve">: se entrega al router vecino.</w:t>
+      </w:r>
+      <w:r>
+        <w:t xml:space="preserve"> </w:t>
+      </w:r>
+      <w:r>
+        <w:rPr>
+          <w:rStyle w:val="VerbatimChar"/>
+        </w:rPr>
+        <w:t xml:space="preserve">g0/1</w:t>
+      </w:r>
+      <w:r>
+        <w:t xml:space="preserve"> </w:t>
+      </w:r>
+      <w:r>
+        <w:t xml:space="preserve">es la</w:t>
+      </w:r>
+      <w:r>
+        <w:t xml:space="preserve"> </w:t>
+      </w:r>
+      <w:r>
+        <w:rPr>
+          <w:b/>
+          <w:bCs/>
+        </w:rPr>
+        <w:t xml:space="preserve">interfaz de salida</w:t>
+      </w:r>
+      <w:r>
+        <w:t xml:space="preserve">: se reenvía por el puerto (típico en enlaces punto a punto). En Ethernet se prefiere el next-hop.</w:t>
       </w:r>
     </w:p>
     <w:p>
@@ -8046,8 +8249,159 @@
       </w:pPr>
       <w:r>
         <w:rPr>
+          <w:b/>
+          <w:bCs/>
+        </w:rPr>
+        <w:t xml:space="preserve">C</w:t>
+      </w:r>
+      <w:r>
+        <w:t xml:space="preserve"> </w:t>
+      </w:r>
+      <w:r>
+        <w:t xml:space="preserve">= conectada (red directamente en una interfaz),</w:t>
+      </w:r>
+      <w:r>
+        <w:t xml:space="preserve"> </w:t>
+      </w:r>
+      <w:r>
+        <w:rPr>
+          <w:b/>
+          <w:bCs/>
+        </w:rPr>
+        <w:t xml:space="preserve">L</w:t>
+      </w:r>
+      <w:r>
+        <w:t xml:space="preserve"> </w:t>
+      </w:r>
+      <w:r>
+        <w:t xml:space="preserve">= local (la IP del propio puerto),</w:t>
+      </w:r>
+      <w:r>
+        <w:t xml:space="preserve"> </w:t>
+      </w:r>
+      <w:r>
+        <w:rPr>
+          <w:b/>
+          <w:bCs/>
+        </w:rPr>
+        <w:t xml:space="preserve">S</w:t>
+      </w:r>
+      <w:r>
+        <w:t xml:space="preserve"> </w:t>
+      </w:r>
+      <w:r>
+        <w:t xml:space="preserve">= estática (la que configuras con</w:t>
+      </w:r>
+      <w:r>
+        <w:t xml:space="preserve"> </w:t>
+      </w:r>
+      <w:r>
+        <w:rPr>
           <w:rStyle w:val="VerbatimChar"/>
         </w:rPr>
+        <w:t xml:space="preserve">ip route</w:t>
+      </w:r>
+      <w:r>
+        <w:t xml:space="preserve">).</w:t>
+      </w:r>
+    </w:p>
+    <w:p>
+      <w:r>
+        <w:pict>
+          <v:rect style="width:0;height:1.5pt" o:hralign="center" o:hrstd="t" o:hr="t"/>
+        </w:pict>
+      </w:r>
+    </w:p>
+    <w:bookmarkEnd w:id="48"/>
+    <w:bookmarkStart w:id="49" w:name="resumen-en-3-frases-2"/>
+    <w:p>
+      <w:pPr>
+        <w:pStyle w:val="Heading2"/>
+      </w:pPr>
+      <w:r>
+        <w:t xml:space="preserve">✅ Resumen en 3 frases</w:t>
+      </w:r>
+    </w:p>
+    <w:p>
+      <w:pPr>
+        <w:pStyle w:val="Compact"/>
+        <w:numPr>
+          <w:ilvl w:val="0"/>
+          <w:numId w:val="1017"/>
+        </w:numPr>
+      </w:pPr>
+      <w:r>
+        <w:t xml:space="preserve">Una ruta estática se escribe con</w:t>
+      </w:r>
+      <w:r>
+        <w:t xml:space="preserve"> </w:t>
+      </w:r>
+      <w:r>
+        <w:rPr>
+          <w:rStyle w:val="VerbatimChar"/>
+        </w:rPr>
+        <w:t xml:space="preserve">ip route red máscara {next-hop | interfaz}</w:t>
+      </w:r>
+      <w:r>
+        <w:t xml:space="preserve"> </w:t>
+      </w:r>
+      <w:r>
+        <w:t xml:space="preserve">y</w:t>
+      </w:r>
+      <w:r>
+        <w:t xml:space="preserve"> </w:t>
+      </w:r>
+      <w:r>
+        <w:rPr>
+          <w:b/>
+          <w:bCs/>
+        </w:rPr>
+        <w:t xml:space="preserve">no se adapta por sí sola</w:t>
+      </w:r>
+      <w:r>
+        <w:t xml:space="preserve"> </w:t>
+      </w:r>
+      <w:r>
+        <w:t xml:space="preserve">a los cambios de la red.</w:t>
+      </w:r>
+    </w:p>
+    <w:p>
+      <w:pPr>
+        <w:pStyle w:val="Compact"/>
+        <w:numPr>
+          <w:ilvl w:val="0"/>
+          <w:numId w:val="1017"/>
+        </w:numPr>
+      </w:pPr>
+      <w:r>
+        <w:t xml:space="preserve">En Ethernet se usa el</w:t>
+      </w:r>
+      <w:r>
+        <w:t xml:space="preserve"> </w:t>
+      </w:r>
+      <w:r>
+        <w:rPr>
+          <w:b/>
+          <w:bCs/>
+        </w:rPr>
+        <w:t xml:space="preserve">next-hop</w:t>
+      </w:r>
+      <w:r>
+        <w:t xml:space="preserve">; en enlaces punto a punto, la interfaz de salida.</w:t>
+      </w:r>
+    </w:p>
+    <w:p>
+      <w:pPr>
+        <w:pStyle w:val="Compact"/>
+        <w:numPr>
+          <w:ilvl w:val="0"/>
+          <w:numId w:val="1017"/>
+        </w:numPr>
+      </w:pPr>
+      <w:r>
+        <w:rPr>
+          <w:rStyle w:val="VerbatimChar"/>
+        </w:rPr>
         <w:t xml:space="preserve">show ip route</w:t>
       </w:r>
       <w:r>
@@ -8096,8 +8450,8 @@
         <w:t xml:space="preserve">.</w:t>
       </w:r>
     </w:p>
-    <w:bookmarkEnd w:id="48"/>
-    <w:bookmarkStart w:id="49" w:name="vocabulario-rápido-2"/>
+    <w:bookmarkEnd w:id="49"/>
+    <w:bookmarkStart w:id="50" w:name="vocabulario-rápido-2"/>
     <w:p>
       <w:pPr>
         <w:pStyle w:val="Heading2"/>
@@ -8318,7 +8672,7 @@
       <w:r>
         <w:t xml:space="preserve"> </w:t>
       </w:r>
-      <w:hyperlink r:id="rId29">
+      <w:hyperlink r:id="rId30">
         <w:r>
           <w:rPr>
             <w:rStyle w:val="Hyperlink"/>
@@ -8381,9 +8735,9 @@
         </w:r>
       </w:hyperlink>
     </w:p>
-    <w:bookmarkEnd w:id="49"/>
     <w:bookmarkEnd w:id="50"/>
-    <w:bookmarkStart w:id="58" w:name="ruta-por-defecto"/>
+    <w:bookmarkEnd w:id="51"/>
+    <w:bookmarkStart w:id="59" w:name="ruta-por-defecto"/>
     <w:p>
       <w:pPr>
         <w:pStyle w:val="Heading1"/>
@@ -8447,7 +8801,7 @@
         </w:pict>
       </w:r>
     </w:p>
-    <w:bookmarkStart w:id="51" w:name="la-idea-en-una-frase-3"/>
+    <w:bookmarkStart w:id="52" w:name="la-idea-en-una-frase-3"/>
     <w:p>
       <w:pPr>
         <w:pStyle w:val="Heading2"/>
@@ -8513,8 +8867,8 @@
         </w:pict>
       </w:r>
     </w:p>
-    <w:bookmarkEnd w:id="51"/>
-    <w:bookmarkStart w:id="52" w:name="qué-es-0.0.0.00-el-callejón-universal"/>
+    <w:bookmarkEnd w:id="52"/>
+    <w:bookmarkStart w:id="53" w:name="qué-es-0.0.0.00-el-callejón-universal"/>
     <w:p>
       <w:pPr>
         <w:pStyle w:val="Heading2"/>
@@ -8865,8 +9219,8 @@
         </w:pict>
       </w:r>
     </w:p>
-    <w:bookmarkEnd w:id="52"/>
-    <w:bookmarkStart w:id="53" w:name="X496dd05e79298e6d007ae990c5afb6e7c7d7eeb"/>
+    <w:bookmarkEnd w:id="53"/>
+    <w:bookmarkStart w:id="54" w:name="X496dd05e79298e6d007ae990c5afb6e7c7d7eeb"/>
     <w:p>
       <w:pPr>
         <w:pStyle w:val="Heading2"/>
@@ -8998,7 +9352,7 @@
         <w:t xml:space="preserve"> </w:t>
       </w:r>
       <w:r>
-        <w:t xml:space="preserve">es la nota de confianza que le da el router a cada tipo de ruta: cuánto menor, más fiable y preferida.</w:t>
+        <w:t xml:space="preserve">es la nota de confianza que le da el router a cada tipo de ruta: cuanto menor, más fiable y preferida.</w:t>
       </w:r>
     </w:p>
     <w:tbl>
@@ -9207,8 +9561,8 @@
         </w:pict>
       </w:r>
     </w:p>
-    <w:bookmarkEnd w:id="53"/>
-    <w:bookmarkStart w:id="54" w:name="cuándo-se-activa-el-respaldo"/>
+    <w:bookmarkEnd w:id="54"/>
+    <w:bookmarkStart w:id="55" w:name="cuándo-se-activa-el-respaldo"/>
     <w:p>
       <w:pPr>
         <w:pStyle w:val="Heading2"/>
@@ -9236,212 +9590,6 @@
       </w:r>
       <w:r>
         <w:t xml:space="preserve">.</w:t>
-      </w:r>
-    </w:p>
-    <w:p>
-      <w:pPr>
-        <w:pStyle w:val="Compact"/>
-        <w:numPr>
-          <w:ilvl w:val="0"/>
-          <w:numId w:val="1017"/>
-        </w:numPr>
-      </w:pPr>
-      <w:r>
-        <w:t xml:space="preserve">Mientras</w:t>
-      </w:r>
-      <w:r>
-        <w:t xml:space="preserve"> </w:t>
-      </w:r>
-      <w:r>
-        <w:rPr>
-          <w:rStyle w:val="VerbatimChar"/>
-        </w:rPr>
-        <w:t xml:space="preserve">10.0.0.2</w:t>
-      </w:r>
-      <w:r>
-        <w:t xml:space="preserve"> </w:t>
-      </w:r>
-      <w:r>
-        <w:t xml:space="preserve">sea alcanzable, la tabla muestra la ruta con AD=1 (</w:t>
-      </w:r>
-      <w:r>
-        <w:rPr>
-          <w:rStyle w:val="VerbatimChar"/>
-        </w:rPr>
-        <w:t xml:space="preserve">via 10.0.0.2</w:t>
-      </w:r>
-      <w:r>
-        <w:t xml:space="preserve">).</w:t>
-      </w:r>
-    </w:p>
-    <w:p>
-      <w:pPr>
-        <w:pStyle w:val="Compact"/>
-        <w:numPr>
-          <w:ilvl w:val="0"/>
-          <w:numId w:val="1017"/>
-        </w:numPr>
-      </w:pPr>
-      <w:r>
-        <w:t xml:space="preserve">Si el enlace que lleva a</w:t>
-      </w:r>
-      <w:r>
-        <w:t xml:space="preserve"> </w:t>
-      </w:r>
-      <w:r>
-        <w:rPr>
-          <w:rStyle w:val="VerbatimChar"/>
-        </w:rPr>
-        <w:t xml:space="preserve">10.0.0.2</w:t>
-      </w:r>
-      <w:r>
-        <w:t xml:space="preserve"> </w:t>
-      </w:r>
-      <w:r>
-        <w:t xml:space="preserve">cae (o ese router deja de responder),</w:t>
-      </w:r>
-      <w:r>
-        <w:t xml:space="preserve"> </w:t>
-      </w:r>
-      <w:r>
-        <w:rPr>
-          <w:b/>
-          <w:bCs/>
-        </w:rPr>
-        <w:t xml:space="preserve">esa ruta desaparece de la tabla</w:t>
-      </w:r>
-      <w:r>
-        <w:t xml:space="preserve"> </w:t>
-      </w:r>
-      <w:r>
-        <w:t xml:space="preserve">y, como ahora solo queda la de AD=5,</w:t>
-      </w:r>
-      <w:r>
-        <w:t xml:space="preserve"> </w:t>
-      </w:r>
-      <w:r>
-        <w:rPr>
-          <w:b/>
-          <w:bCs/>
-        </w:rPr>
-        <w:t xml:space="preserve">se instala el respaldo</w:t>
-      </w:r>
-      <w:r>
-        <w:t xml:space="preserve"> </w:t>
-      </w:r>
-      <w:r>
-        <w:t xml:space="preserve">(</w:t>
-      </w:r>
-      <w:r>
-        <w:rPr>
-          <w:rStyle w:val="VerbatimChar"/>
-        </w:rPr>
-        <w:t xml:space="preserve">via 10.0.1.2</w:t>
-      </w:r>
-      <w:r>
-        <w:t xml:space="preserve">).</w:t>
-      </w:r>
-    </w:p>
-    <w:p>
-      <w:pPr>
-        <w:pStyle w:val="Compact"/>
-        <w:numPr>
-          <w:ilvl w:val="0"/>
-          <w:numId w:val="1017"/>
-        </w:numPr>
-      </w:pPr>
-      <w:r>
-        <w:t xml:space="preserve">Cuando el enlace principal vuelve, la ruta AD=1 reaparece y vuelve a mandar.</w:t>
-      </w:r>
-    </w:p>
-    <w:p>
-      <w:pPr>
-        <w:pStyle w:val="FirstParagraph"/>
-      </w:pPr>
-      <w:r>
-        <w:t xml:space="preserve">La comprobación no puede ser más directa:</w:t>
-      </w:r>
-    </w:p>
-    <w:p>
-      <w:pPr>
-        <w:pStyle w:val="SourceCode"/>
-      </w:pPr>
-      <w:r>
-        <w:rPr>
-          <w:rStyle w:val="ExtensionTok"/>
-        </w:rPr>
-        <w:t xml:space="preserve">R1#</w:t>
-      </w:r>
-      <w:r>
-        <w:rPr>
-          <w:rStyle w:val="NormalTok"/>
-        </w:rPr>
-        <w:t xml:space="preserve"> show ip route 0.0.0.0        → Ver qué ruta por defecto está activa ahora</w:t>
-      </w:r>
-      <w:r>
-        <w:br/>
-      </w:r>
-      <w:r>
-        <w:rPr>
-          <w:rStyle w:val="ExtensionTok"/>
-        </w:rPr>
-        <w:t xml:space="preserve">R1#</w:t>
-      </w:r>
-      <w:r>
-        <w:rPr>
-          <w:rStyle w:val="NormalTok"/>
-        </w:rPr>
-        <w:t xml:space="preserve"> show ip route static         → Ver ambas, marcadas como candidate</w:t>
-      </w:r>
-    </w:p>
-    <w:p>
-      <w:pPr>
-        <w:pStyle w:val="BlockText"/>
-      </w:pPr>
-      <w:r>
-        <w:t xml:space="preserve">💡</w:t>
-      </w:r>
-      <w:r>
-        <w:t xml:space="preserve"> </w:t>
-      </w:r>
-      <w:r>
-        <w:rPr>
-          <w:b/>
-          <w:bCs/>
-        </w:rPr>
-        <w:t xml:space="preserve">Truco de laboratorio:</w:t>
-      </w:r>
-      <w:r>
-        <w:t xml:space="preserve"> </w:t>
-      </w:r>
-      <w:r>
-        <w:t xml:space="preserve">si quieres forzar que el respaldo se active para probarlo, apaga la interfaz del enlace primario (</w:t>
-      </w:r>
-      <w:r>
-        <w:rPr>
-          <w:rStyle w:val="VerbatimChar"/>
-        </w:rPr>
-        <w:t xml:space="preserve">shutdown</w:t>
-      </w:r>
-      <w:r>
-        <w:t xml:space="preserve">) y observa cómo la tabla cambia de vecino. Luego vuelve a encender.</w:t>
-      </w:r>
-    </w:p>
-    <w:p>
-      <w:r>
-        <w:pict>
-          <v:rect style="width:0;height:1.5pt" o:hralign="center" o:hrstd="t" o:hr="t"/>
-        </w:pict>
-      </w:r>
-    </w:p>
-    <w:bookmarkEnd w:id="54"/>
-    <w:bookmarkStart w:id="55" w:name="mini-chequeo-3"/>
-    <w:p>
-      <w:pPr>
-        <w:pStyle w:val="Heading2"/>
-      </w:pPr>
-      <w:r>
-        <w:t xml:space="preserve">🧠 Mini-chequeo</w:t>
       </w:r>
     </w:p>
     <w:p>
@@ -9453,7 +9601,7 @@
         </w:numPr>
       </w:pPr>
       <w:r>
-        <w:t xml:space="preserve">¿Qué significa el</w:t>
+        <w:t xml:space="preserve">Mientras</w:t>
       </w:r>
       <w:r>
         <w:t xml:space="preserve"> </w:t>
@@ -9462,25 +9610,22 @@
         <w:rPr>
           <w:rStyle w:val="VerbatimChar"/>
         </w:rPr>
-        <w:t xml:space="preserve">*</w:t>
-      </w:r>
-      <w:r>
-        <w:t xml:space="preserve"> </w:t>
-      </w:r>
-      <w:r>
-        <w:t xml:space="preserve">en</w:t>
-      </w:r>
-      <w:r>
-        <w:t xml:space="preserve"> </w:t>
+        <w:t xml:space="preserve">10.0.0.2</w:t>
+      </w:r>
+      <w:r>
+        <w:t xml:space="preserve"> </w:t>
+      </w:r>
+      <w:r>
+        <w:t xml:space="preserve">sea alcanzable, la tabla muestra la ruta con AD=1 (</w:t>
       </w:r>
       <w:r>
         <w:rPr>
           <w:rStyle w:val="VerbatimChar"/>
         </w:rPr>
-        <w:t xml:space="preserve">S* 0.0.0.0/0 [1/0] via 10.0.0.2</w:t>
-      </w:r>
-      <w:r>
-        <w:t xml:space="preserve">?</w:t>
+        <w:t xml:space="preserve">via 10.0.0.2</w:t>
+      </w:r>
+      <w:r>
+        <w:t xml:space="preserve">).</w:t>
       </w:r>
     </w:p>
     <w:p>
@@ -9492,7 +9637,63 @@
         </w:numPr>
       </w:pPr>
       <w:r>
-        <w:t xml:space="preserve">Escribe la ruta flotante de respaldo hacia 10.0.1.2 con AD 5 para que respalde a la ruta por defecto primaria.</w:t>
+        <w:t xml:space="preserve">Si el enlace que lleva a</w:t>
+      </w:r>
+      <w:r>
+        <w:t xml:space="preserve"> </w:t>
+      </w:r>
+      <w:r>
+        <w:rPr>
+          <w:rStyle w:val="VerbatimChar"/>
+        </w:rPr>
+        <w:t xml:space="preserve">10.0.0.2</w:t>
+      </w:r>
+      <w:r>
+        <w:t xml:space="preserve"> </w:t>
+      </w:r>
+      <w:r>
+        <w:t xml:space="preserve">cae (o ese router deja de responder),</w:t>
+      </w:r>
+      <w:r>
+        <w:t xml:space="preserve"> </w:t>
+      </w:r>
+      <w:r>
+        <w:rPr>
+          <w:b/>
+          <w:bCs/>
+        </w:rPr>
+        <w:t xml:space="preserve">esa ruta desaparece de la tabla</w:t>
+      </w:r>
+      <w:r>
+        <w:t xml:space="preserve"> </w:t>
+      </w:r>
+      <w:r>
+        <w:t xml:space="preserve">y, como ahora solo queda la de AD=5,</w:t>
+      </w:r>
+      <w:r>
+        <w:t xml:space="preserve"> </w:t>
+      </w:r>
+      <w:r>
+        <w:rPr>
+          <w:b/>
+          <w:bCs/>
+        </w:rPr>
+        <w:t xml:space="preserve">se instala el respaldo</w:t>
+      </w:r>
+      <w:r>
+        <w:t xml:space="preserve"> </w:t>
+      </w:r>
+      <w:r>
+        <w:t xml:space="preserve">(</w:t>
+      </w:r>
+      <w:r>
+        <w:rPr>
+          <w:rStyle w:val="VerbatimChar"/>
+        </w:rPr>
+        <w:t xml:space="preserve">via 10.0.1.2</w:t>
+      </w:r>
+      <w:r>
+        <w:t xml:space="preserve">).</w:t>
       </w:r>
     </w:p>
     <w:p>
@@ -9504,7 +9705,7 @@
         </w:numPr>
       </w:pPr>
       <w:r>
-        <w:t xml:space="preserve">Con dos rutas por defecto (AD=1 y AD=5), ¿qué aparece en la tabla mientras ambas funcionan?</w:t>
+        <w:t xml:space="preserve">Cuando el enlace principal vuelve, la ruta AD=1 reaparece y vuelve a mandar.</w:t>
       </w:r>
     </w:p>
     <w:p>
@@ -9512,7 +9713,113 @@
         <w:pStyle w:val="FirstParagraph"/>
       </w:pPr>
       <w:r>
-        <w:t xml:space="preserve">🔄 Respuestas</w:t>
+        <w:t xml:space="preserve">La comprobación no puede ser más directa:</w:t>
+      </w:r>
+    </w:p>
+    <w:p>
+      <w:pPr>
+        <w:pStyle w:val="SourceCode"/>
+      </w:pPr>
+      <w:r>
+        <w:rPr>
+          <w:rStyle w:val="ExtensionTok"/>
+        </w:rPr>
+        <w:t xml:space="preserve">R1#</w:t>
+      </w:r>
+      <w:r>
+        <w:rPr>
+          <w:rStyle w:val="NormalTok"/>
+        </w:rPr>
+        <w:t xml:space="preserve"> show ip route 0.0.0.0        → Ver qué ruta por defecto está activa ahora</w:t>
+      </w:r>
+      <w:r>
+        <w:br/>
+      </w:r>
+      <w:r>
+        <w:rPr>
+          <w:rStyle w:val="ExtensionTok"/>
+        </w:rPr>
+        <w:t xml:space="preserve">R1#</w:t>
+      </w:r>
+      <w:r>
+        <w:rPr>
+          <w:rStyle w:val="NormalTok"/>
+        </w:rPr>
+        <w:t xml:space="preserve"> show ip route static         → Ver las rutas estáticas instaladas </w:t>
+      </w:r>
+      <w:r>
+        <w:rPr>
+          <w:rStyle w:val="ErrorTok"/>
+        </w:rPr>
+        <w:t xml:space="preserve">(</w:t>
+      </w:r>
+      <w:r>
+        <w:rPr>
+          <w:rStyle w:val="ExtensionTok"/>
+        </w:rPr>
+        <w:t xml:space="preserve">la</w:t>
+      </w:r>
+      <w:r>
+        <w:rPr>
+          <w:rStyle w:val="NormalTok"/>
+        </w:rPr>
+        <w:t xml:space="preserve"> de respaldo, sin instalar, no aparece</w:t>
+      </w:r>
+      <w:r>
+        <w:rPr>
+          <w:rStyle w:val="KeywordTok"/>
+        </w:rPr>
+        <w:t xml:space="preserve">)</w:t>
+      </w:r>
+    </w:p>
+    <w:p>
+      <w:pPr>
+        <w:pStyle w:val="BlockText"/>
+      </w:pPr>
+      <w:r>
+        <w:t xml:space="preserve">💡</w:t>
+      </w:r>
+      <w:r>
+        <w:t xml:space="preserve"> </w:t>
+      </w:r>
+      <w:r>
+        <w:rPr>
+          <w:b/>
+          <w:bCs/>
+        </w:rPr>
+        <w:t xml:space="preserve">Truco de laboratorio:</w:t>
+      </w:r>
+      <w:r>
+        <w:t xml:space="preserve"> </w:t>
+      </w:r>
+      <w:r>
+        <w:t xml:space="preserve">si quieres forzar que el respaldo se active para probarlo, apaga la interfaz del enlace primario (</w:t>
+      </w:r>
+      <w:r>
+        <w:rPr>
+          <w:rStyle w:val="VerbatimChar"/>
+        </w:rPr>
+        <w:t xml:space="preserve">shutdown</w:t>
+      </w:r>
+      <w:r>
+        <w:t xml:space="preserve">) y observa cómo la tabla cambia de vecino. Luego vuelve a encender.</w:t>
+      </w:r>
+    </w:p>
+    <w:p>
+      <w:r>
+        <w:pict>
+          <v:rect style="width:0;height:1.5pt" o:hralign="center" o:hrstd="t" o:hr="t"/>
+        </w:pict>
+      </w:r>
+    </w:p>
+    <w:bookmarkEnd w:id="55"/>
+    <w:bookmarkStart w:id="56" w:name="mini-chequeo-3"/>
+    <w:p>
+      <w:pPr>
+        <w:pStyle w:val="Heading2"/>
+      </w:pPr>
+      <w:r>
+        <w:t xml:space="preserve">🧠 Mini-chequeo</w:t>
       </w:r>
     </w:p>
     <w:p>
@@ -9524,36 +9831,34 @@
         </w:numPr>
       </w:pPr>
       <w:r>
-        <w:t xml:space="preserve">La</w:t>
-      </w:r>
-      <w:r>
-        <w:t xml:space="preserve"> </w:t>
-      </w:r>
-      <w:r>
-        <w:rPr>
-          <w:b/>
-          <w:bCs/>
-        </w:rPr>
-        <w:t xml:space="preserve">estrella</w:t>
-      </w:r>
-      <w:r>
-        <w:t xml:space="preserve"> </w:t>
-      </w:r>
-      <w:r>
-        <w:t xml:space="preserve">indica que es el</w:t>
-      </w:r>
-      <w:r>
-        <w:t xml:space="preserve"> </w:t>
-      </w:r>
-      <w:r>
-        <w:rPr>
-          <w:i/>
-          <w:iCs/>
-        </w:rPr>
-        <w:t xml:space="preserve">candidate default route</w:t>
-      </w:r>
-      <w:r>
-        <w:t xml:space="preserve">: el camino por defecto activo al que irá todo lo que no tenga ruta específica.</w:t>
+        <w:t xml:space="preserve">¿Qué significa el</w:t>
+      </w:r>
+      <w:r>
+        <w:t xml:space="preserve"> </w:t>
+      </w:r>
+      <w:r>
+        <w:rPr>
+          <w:rStyle w:val="VerbatimChar"/>
+        </w:rPr>
+        <w:t xml:space="preserve">*</w:t>
+      </w:r>
+      <w:r>
+        <w:t xml:space="preserve"> </w:t>
+      </w:r>
+      <w:r>
+        <w:t xml:space="preserve">en</w:t>
+      </w:r>
+      <w:r>
+        <w:t xml:space="preserve"> </w:t>
+      </w:r>
+      <w:r>
+        <w:rPr>
+          <w:rStyle w:val="VerbatimChar"/>
+        </w:rPr>
+        <w:t xml:space="preserve">S* 0.0.0.0/0 [1/0] via 10.0.0.2</w:t>
+      </w:r>
+      <w:r>
+        <w:t xml:space="preserve">?</w:t>
       </w:r>
     </w:p>
     <w:p>
@@ -9565,13 +9870,7 @@
         </w:numPr>
       </w:pPr>
       <w:r>
-        <w:rPr>
-          <w:rStyle w:val="VerbatimChar"/>
-        </w:rPr>
-        <w:t xml:space="preserve">ip route 0.0.0.0 0.0.0.0 10.0.1.2 5</w:t>
-      </w:r>
-      <w:r>
-        <w:t xml:space="preserve">.</w:t>
+        <w:t xml:space="preserve">Escribe la ruta flotante de respaldo hacia 10.0.1.2 con AD 5 para que respalde a la ruta por defecto primaria.</w:t>
       </w:r>
     </w:p>
     <w:p>
@@ -9583,52 +9882,15 @@
         </w:numPr>
       </w:pPr>
       <w:r>
-        <w:t xml:space="preserve">Solo la de</w:t>
-      </w:r>
-      <w:r>
-        <w:t xml:space="preserve"> </w:t>
-      </w:r>
-      <w:r>
-        <w:rPr>
-          <w:b/>
-          <w:bCs/>
-        </w:rPr>
-        <w:t xml:space="preserve">AD=1</w:t>
-      </w:r>
-      <w:r>
-        <w:t xml:space="preserve"> </w:t>
-      </w:r>
-      <w:r>
-        <w:t xml:space="preserve">(via 10.0.0.2). La de AD=5 queda instalada</w:t>
-      </w:r>
-      <w:r>
-        <w:t xml:space="preserve"> </w:t>
-      </w:r>
-      <w:r>
-        <w:t xml:space="preserve">“en frío”</w:t>
-      </w:r>
-      <w:r>
-        <w:t xml:space="preserve"> </w:t>
-      </w:r>
-      <w:r>
-        <w:t xml:space="preserve">hasta que la primaria pierda su siguiente salto, momento en el que se activa.</w:t>
-      </w:r>
-    </w:p>
-    <w:p>
-      <w:r>
-        <w:pict>
-          <v:rect style="width:0;height:1.5pt" o:hralign="center" o:hrstd="t" o:hr="t"/>
-        </w:pict>
-      </w:r>
-    </w:p>
-    <w:bookmarkEnd w:id="55"/>
-    <w:bookmarkStart w:id="56" w:name="resumen-en-3-frases-3"/>
-    <w:p>
-      <w:pPr>
-        <w:pStyle w:val="Heading2"/>
-      </w:pPr>
-      <w:r>
-        <w:t xml:space="preserve">✅ Resumen en 3 frases</w:t>
+        <w:t xml:space="preserve">Con dos rutas por defecto (AD=1 y AD=5), ¿qué aparece en la tabla mientras ambas funcionan?</w:t>
+      </w:r>
+    </w:p>
+    <w:p>
+      <w:pPr>
+        <w:pStyle w:val="FirstParagraph"/>
+      </w:pPr>
+      <w:r>
+        <w:t xml:space="preserve">🔄 Respuestas</w:t>
       </w:r>
     </w:p>
     <w:p>
@@ -9640,16 +9902,36 @@
         </w:numPr>
       </w:pPr>
       <w:r>
-        <w:rPr>
-          <w:rStyle w:val="VerbatimChar"/>
-        </w:rPr>
-        <w:t xml:space="preserve">ip route 0.0.0.0 0.0.0.0 &lt;salida&gt;</w:t>
-      </w:r>
-      <w:r>
-        <w:t xml:space="preserve"> </w:t>
-      </w:r>
-      <w:r>
-        <w:t xml:space="preserve">es la puerta del mundo: atrapa todo lo que no tenga camino más específico.</w:t>
+        <w:t xml:space="preserve">La</w:t>
+      </w:r>
+      <w:r>
+        <w:t xml:space="preserve"> </w:t>
+      </w:r>
+      <w:r>
+        <w:rPr>
+          <w:b/>
+          <w:bCs/>
+        </w:rPr>
+        <w:t xml:space="preserve">estrella</w:t>
+      </w:r>
+      <w:r>
+        <w:t xml:space="preserve"> </w:t>
+      </w:r>
+      <w:r>
+        <w:t xml:space="preserve">indica que es el</w:t>
+      </w:r>
+      <w:r>
+        <w:t xml:space="preserve"> </w:t>
+      </w:r>
+      <w:r>
+        <w:rPr>
+          <w:i/>
+          <w:iCs/>
+        </w:rPr>
+        <w:t xml:space="preserve">candidate default route</w:t>
+      </w:r>
+      <w:r>
+        <w:t xml:space="preserve">: el camino por defecto activo al que irá todo lo que no tenga ruta específica.</w:t>
       </w:r>
     </w:p>
     <w:p>
@@ -9661,7 +9943,13 @@
         </w:numPr>
       </w:pPr>
       <w:r>
-        <w:t xml:space="preserve">Es el estándar para redes con un único punto de salida hacia Internet o hacia el router central.</w:t>
+        <w:rPr>
+          <w:rStyle w:val="VerbatimChar"/>
+        </w:rPr>
+        <w:t xml:space="preserve">ip route 0.0.0.0 0.0.0.0 10.0.1.2 5</w:t>
+      </w:r>
+      <w:r>
+        <w:t xml:space="preserve">.</w:t>
       </w:r>
     </w:p>
     <w:p>
@@ -9673,6 +9961,84 @@
         </w:numPr>
       </w:pPr>
       <w:r>
+        <w:t xml:space="preserve">Solo la de</w:t>
+      </w:r>
+      <w:r>
+        <w:t xml:space="preserve"> </w:t>
+      </w:r>
+      <w:r>
+        <w:rPr>
+          <w:b/>
+          <w:bCs/>
+        </w:rPr>
+        <w:t xml:space="preserve">AD=1</w:t>
+      </w:r>
+      <w:r>
+        <w:t xml:space="preserve"> </w:t>
+      </w:r>
+      <w:r>
+        <w:t xml:space="preserve">(via 10.0.0.2). La de AD=5 queda en espera hasta que la primaria pierda su siguiente salto, momento en el que se activa.</w:t>
+      </w:r>
+    </w:p>
+    <w:p>
+      <w:r>
+        <w:pict>
+          <v:rect style="width:0;height:1.5pt" o:hralign="center" o:hrstd="t" o:hr="t"/>
+        </w:pict>
+      </w:r>
+    </w:p>
+    <w:bookmarkEnd w:id="56"/>
+    <w:bookmarkStart w:id="57" w:name="resumen-en-3-frases-3"/>
+    <w:p>
+      <w:pPr>
+        <w:pStyle w:val="Heading2"/>
+      </w:pPr>
+      <w:r>
+        <w:t xml:space="preserve">✅ Resumen en 3 frases</w:t>
+      </w:r>
+    </w:p>
+    <w:p>
+      <w:pPr>
+        <w:pStyle w:val="Compact"/>
+        <w:numPr>
+          <w:ilvl w:val="0"/>
+          <w:numId w:val="1021"/>
+        </w:numPr>
+      </w:pPr>
+      <w:r>
+        <w:rPr>
+          <w:rStyle w:val="VerbatimChar"/>
+        </w:rPr>
+        <w:t xml:space="preserve">ip route 0.0.0.0 0.0.0.0 &lt;salida&gt;</w:t>
+      </w:r>
+      <w:r>
+        <w:t xml:space="preserve"> </w:t>
+      </w:r>
+      <w:r>
+        <w:t xml:space="preserve">es la puerta del mundo: atrapa todo lo que no tenga camino más específico.</w:t>
+      </w:r>
+    </w:p>
+    <w:p>
+      <w:pPr>
+        <w:pStyle w:val="Compact"/>
+        <w:numPr>
+          <w:ilvl w:val="0"/>
+          <w:numId w:val="1021"/>
+        </w:numPr>
+      </w:pPr>
+      <w:r>
+        <w:t xml:space="preserve">Es el estándar para redes con un único punto de salida hacia Internet o hacia el router central.</w:t>
+      </w:r>
+    </w:p>
+    <w:p>
+      <w:pPr>
+        <w:pStyle w:val="Compact"/>
+        <w:numPr>
+          <w:ilvl w:val="0"/>
+          <w:numId w:val="1021"/>
+        </w:numPr>
+      </w:pPr>
+      <w:r>
         <w:t xml:space="preserve">La</w:t>
       </w:r>
       <w:r>
@@ -9692,8 +10058,8 @@
         <w:t xml:space="preserve">(misma ruta con AD mayor) es el plan B automático: solo se activa cuando la primaria desaparece del mapa.</w:t>
       </w:r>
     </w:p>
-    <w:bookmarkEnd w:id="56"/>
-    <w:bookmarkStart w:id="57" w:name="vocabulario-rápido-3"/>
+    <w:bookmarkEnd w:id="57"/>
+    <w:bookmarkStart w:id="58" w:name="vocabulario-rápido-3"/>
     <w:p>
       <w:pPr>
         <w:pStyle w:val="Heading2"/>
@@ -9887,7 +10253,7 @@
       <w:r>
         <w:t xml:space="preserve"> </w:t>
       </w:r>
-      <w:hyperlink r:id="rId29">
+      <w:hyperlink r:id="rId30">
         <w:r>
           <w:rPr>
             <w:rStyle w:val="Hyperlink"/>
@@ -9950,9 +10316,9 @@
         </w:r>
       </w:hyperlink>
     </w:p>
-    <w:bookmarkEnd w:id="57"/>
     <w:bookmarkEnd w:id="58"/>
-    <w:bookmarkStart w:id="66" w:name="cómo-decide-un-router"/>
+    <w:bookmarkEnd w:id="59"/>
+    <w:bookmarkStart w:id="67" w:name="cómo-decide-un-router"/>
     <w:p>
       <w:pPr>
         <w:pStyle w:val="Heading1"/>
@@ -10016,7 +10382,7 @@
         </w:pict>
       </w:r>
     </w:p>
-    <w:bookmarkStart w:id="59" w:name="la-idea-en-una-frase-4"/>
+    <w:bookmarkStart w:id="60" w:name="la-idea-en-una-frase-4"/>
     <w:p>
       <w:pPr>
         <w:pStyle w:val="Heading2"/>
@@ -10090,8 +10456,8 @@
         </w:pict>
       </w:r>
     </w:p>
-    <w:bookmarkEnd w:id="59"/>
-    <w:bookmarkStart w:id="60" w:name="el-viaje-de-un-paquete-paso-a-paso"/>
+    <w:bookmarkEnd w:id="60"/>
+    <w:bookmarkStart w:id="61" w:name="el-viaje-de-un-paquete-paso-a-paso"/>
     <w:p>
       <w:pPr>
         <w:pStyle w:val="Heading2"/>
@@ -10125,7 +10491,7 @@
         <w:pStyle w:val="Compact"/>
         <w:numPr>
           <w:ilvl w:val="0"/>
-          <w:numId w:val="1021"/>
+          <w:numId w:val="1022"/>
         </w:numPr>
       </w:pPr>
       <w:r>
@@ -10147,7 +10513,7 @@
         <w:pStyle w:val="Compact"/>
         <w:numPr>
           <w:ilvl w:val="0"/>
-          <w:numId w:val="1021"/>
+          <w:numId w:val="1022"/>
         </w:numPr>
       </w:pPr>
       <w:r>
@@ -10169,7 +10535,7 @@
         <w:pStyle w:val="Compact"/>
         <w:numPr>
           <w:ilvl w:val="0"/>
-          <w:numId w:val="1021"/>
+          <w:numId w:val="1022"/>
         </w:numPr>
       </w:pPr>
       <w:r>
@@ -10191,7 +10557,7 @@
         <w:pStyle w:val="Compact"/>
         <w:numPr>
           <w:ilvl w:val="0"/>
-          <w:numId w:val="1021"/>
+          <w:numId w:val="1022"/>
         </w:numPr>
       </w:pPr>
       <w:r>
@@ -10307,17 +10673,7 @@
         <w:t xml:space="preserve"> </w:t>
       </w:r>
       <w:r>
-        <w:t xml:space="preserve">sin rutas, un router no es más que un switch caro. La frase del ⭐ Sé el Router del primer borrador de esta unidad sigue siendo cierta:</w:t>
-      </w:r>
-      <w:r>
-        <w:t xml:space="preserve"> </w:t>
-      </w:r>
-      <w:r>
-        <w:rPr>
-          <w:i/>
-          <w:iCs/>
-        </w:rPr>
-        <w:t xml:space="preserve">“Sin rutas, un router no es más que un switch caro.”</w:t>
+        <w:t xml:space="preserve">sin rutas, un router no es más que un switch caro — el ⭐ Sé el Router del cierre lo pone en escena.</w:t>
       </w:r>
     </w:p>
     <w:p>
@@ -10327,8 +10683,8 @@
         </w:pict>
       </w:r>
     </w:p>
-    <w:bookmarkEnd w:id="60"/>
-    <w:bookmarkStart w:id="61" w:name="los-tipos-de-rutas-quién-las-descubre"/>
+    <w:bookmarkEnd w:id="61"/>
+    <w:bookmarkStart w:id="62" w:name="los-tipos-de-rutas-quién-las-descubre"/>
     <w:p>
       <w:pPr>
         <w:pStyle w:val="Heading2"/>
@@ -10605,8 +10961,8 @@
         </w:pict>
       </w:r>
     </w:p>
-    <w:bookmarkEnd w:id="61"/>
-    <w:bookmarkStart w:id="62" w:name="Xcd118261b077732d38d68b3aa33d20798014c77"/>
+    <w:bookmarkEnd w:id="62"/>
+    <w:bookmarkStart w:id="63" w:name="Xcd118261b077732d38d68b3aa33d20798014c77"/>
     <w:p>
       <w:pPr>
         <w:pStyle w:val="Heading2"/>
@@ -10671,7 +11027,7 @@
         <w:pStyle w:val="FirstParagraph"/>
       </w:pPr>
       <w:r>
-        <w:t xml:space="preserve">Ejemplo con dos rutas que coinciden sobre el mismo destino:</w:t>
+        <w:t xml:space="preserve">Ejemplo con un fragmento de la tabla, con dos rutas que coinciden sobre el mismo destino:</w:t>
       </w:r>
     </w:p>
     <w:p>
@@ -10688,49 +11044,37 @@
         <w:rPr>
           <w:rStyle w:val="NormalTok"/>
         </w:rPr>
-        <w:t xml:space="preserve"> show ip route 192.168.1.66</w:t>
+        <w:t xml:space="preserve"> show ip route</w:t>
       </w:r>
       <w:r>
         <w:br/>
       </w:r>
       <w:r>
         <w:rPr>
+          <w:rStyle w:val="ExtensionTok"/>
+        </w:rPr>
+        <w:t xml:space="preserve">C</w:t>
+      </w:r>
+      <w:r>
+        <w:rPr>
           <w:rStyle w:val="NormalTok"/>
         </w:rPr>
-        <w:t xml:space="preserve">     </w:t>
+        <w:t xml:space="preserve">       192.168.1.0/24 is directly connected, GigabitEthernet0/0</w:t>
+      </w:r>
+      <w:r>
+        <w:br/>
       </w:r>
       <w:r>
         <w:rPr>
           <w:rStyle w:val="ExtensionTok"/>
         </w:rPr>
-        <w:t xml:space="preserve">192.168.1.0/24</w:t>
+        <w:t xml:space="preserve">C</w:t>
       </w:r>
       <w:r>
         <w:rPr>
           <w:rStyle w:val="NormalTok"/>
         </w:rPr>
-        <w:t xml:space="preserve"> is directly connected, GigabitEthernet0/0</w:t>
-      </w:r>
-      <w:r>
-        <w:br/>
-      </w:r>
-      <w:r>
-        <w:rPr>
-          <w:rStyle w:val="NormalTok"/>
-        </w:rPr>
-        <w:t xml:space="preserve">     </w:t>
-      </w:r>
-      <w:r>
-        <w:rPr>
-          <w:rStyle w:val="ExtensionTok"/>
-        </w:rPr>
-        <w:t xml:space="preserve">192.168.1.64/26</w:t>
-      </w:r>
-      <w:r>
-        <w:rPr>
-          <w:rStyle w:val="NormalTok"/>
-        </w:rPr>
-        <w:t xml:space="preserve"> is directly connected, GigabitEthernet0/1</w:t>
+        <w:t xml:space="preserve">       192.168.1.64/26 is directly connected, GigabitEthernet0/1</w:t>
       </w:r>
     </w:p>
     <w:p>
@@ -10939,7 +11283,7 @@
               <w:pStyle w:val="Compact"/>
             </w:pPr>
             <w:r>
-              <w:t xml:space="preserve">…está en 192.168.1.x pero fuera de /28</w:t>
+              <w:t xml:space="preserve">…está en 192.168.1.x pero fuera de /26</w:t>
             </w:r>
           </w:p>
         </w:tc>
@@ -10952,40 +11296,40 @@
               <w:pStyle w:val="Compact"/>
             </w:pPr>
             <w:r>
-              <w:t xml:space="preserve">192.168.1.16/28</w:t>
-            </w:r>
-          </w:p>
-        </w:tc>
-        <w:tc>
-          <w:tcPr/>
-          <w:p>
-            <w:pPr>
-              <w:pStyle w:val="Compact"/>
-            </w:pPr>
-            <w:r>
-              <w:t xml:space="preserve">/28</w:t>
-            </w:r>
-          </w:p>
-        </w:tc>
-        <w:tc>
-          <w:tcPr/>
-          <w:p>
-            <w:pPr>
-              <w:pStyle w:val="Compact"/>
-            </w:pPr>
-            <w:r>
-              <w:t xml:space="preserve">28</w:t>
-            </w:r>
-          </w:p>
-        </w:tc>
-        <w:tc>
-          <w:tcPr/>
-          <w:p>
-            <w:pPr>
-              <w:pStyle w:val="Compact"/>
-            </w:pPr>
-            <w:r>
-              <w:t xml:space="preserve">…está entre .16 y .31 (¡hemos entrado en la subred!)</w:t>
+              <w:t xml:space="preserve">192.168.1.64/26</w:t>
+            </w:r>
+          </w:p>
+        </w:tc>
+        <w:tc>
+          <w:tcPr/>
+          <w:p>
+            <w:pPr>
+              <w:pStyle w:val="Compact"/>
+            </w:pPr>
+            <w:r>
+              <w:t xml:space="preserve">/26</w:t>
+            </w:r>
+          </w:p>
+        </w:tc>
+        <w:tc>
+          <w:tcPr/>
+          <w:p>
+            <w:pPr>
+              <w:pStyle w:val="Compact"/>
+            </w:pPr>
+            <w:r>
+              <w:t xml:space="preserve">26</w:t>
+            </w:r>
+          </w:p>
+        </w:tc>
+        <w:tc>
+          <w:tcPr/>
+          <w:p>
+            <w:pPr>
+              <w:pStyle w:val="Compact"/>
+            </w:pPr>
+            <w:r>
+              <w:t xml:space="preserve">…está entre .64 y .127 (¡aquí está el .66!)</w:t>
             </w:r>
           </w:p>
         </w:tc>
@@ -11038,58 +11382,14 @@
         </w:pict>
       </w:r>
     </w:p>
-    <w:bookmarkEnd w:id="62"/>
-    <w:bookmarkStart w:id="63" w:name="mini-chequeo-4"/>
+    <w:bookmarkEnd w:id="63"/>
+    <w:bookmarkStart w:id="64" w:name="mini-chequeo-4"/>
     <w:p>
       <w:pPr>
         <w:pStyle w:val="Heading2"/>
       </w:pPr>
       <w:r>
         <w:t xml:space="preserve">🧠 Mini-chequeo</w:t>
-      </w:r>
-    </w:p>
-    <w:p>
-      <w:pPr>
-        <w:pStyle w:val="Compact"/>
-        <w:numPr>
-          <w:ilvl w:val="0"/>
-          <w:numId w:val="1022"/>
-        </w:numPr>
-      </w:pPr>
-      <w:r>
-        <w:t xml:space="preserve">Un paquete llega a un router sin ruta que coincida. ¿Qué hace con el paquete?</w:t>
-      </w:r>
-    </w:p>
-    <w:p>
-      <w:pPr>
-        <w:pStyle w:val="Compact"/>
-        <w:numPr>
-          <w:ilvl w:val="0"/>
-          <w:numId w:val="1022"/>
-        </w:numPr>
-      </w:pPr>
-      <w:r>
-        <w:t xml:space="preserve">¿Qué ruta gana para un destino 192.168.1.5: una 192.168.1.0/24 o una 192.168.0.0/16?</w:t>
-      </w:r>
-    </w:p>
-    <w:p>
-      <w:pPr>
-        <w:pStyle w:val="Compact"/>
-        <w:numPr>
-          <w:ilvl w:val="0"/>
-          <w:numId w:val="1022"/>
-        </w:numPr>
-      </w:pPr>
-      <w:r>
-        <w:t xml:space="preserve">Entre una ruta estática y una ruta OSPF hacia el mismo destino, ¿cuál se instala? ¿Por qué?</w:t>
-      </w:r>
-    </w:p>
-    <w:p>
-      <w:pPr>
-        <w:pStyle w:val="FirstParagraph"/>
-      </w:pPr>
-      <w:r>
-        <w:t xml:space="preserve">🔄 Respuestas</w:t>
       </w:r>
     </w:p>
     <w:p>
@@ -11101,39 +11401,7 @@
         </w:numPr>
       </w:pPr>
       <w:r>
-        <w:t xml:space="preserve">Lo</w:t>
-      </w:r>
-      <w:r>
-        <w:t xml:space="preserve"> </w:t>
-      </w:r>
-      <w:r>
-        <w:rPr>
-          <w:b/>
-          <w:bCs/>
-        </w:rPr>
-        <w:t xml:space="preserve">descarta</w:t>
-      </w:r>
-      <w:r>
-        <w:t xml:space="preserve"> </w:t>
-      </w:r>
-      <w:r>
-        <w:t xml:space="preserve">y envía al origen un</w:t>
-      </w:r>
-      <w:r>
-        <w:t xml:space="preserve"> </w:t>
-      </w:r>
-      <w:r>
-        <w:rPr>
-          <w:b/>
-          <w:bCs/>
-        </w:rPr>
-        <w:t xml:space="preserve">ICMP Destination Net Unreachable</w:t>
-      </w:r>
-      <w:r>
-        <w:t xml:space="preserve"> </w:t>
-      </w:r>
-      <w:r>
-        <w:t xml:space="preserve">(si no hay ruta por defecto que lo atrape).</w:t>
+        <w:t xml:space="preserve">Un paquete llega a un router sin ruta que coincida. ¿Qué hace con el paquete?</w:t>
       </w:r>
     </w:p>
     <w:p>
@@ -11145,23 +11413,7 @@
         </w:numPr>
       </w:pPr>
       <w:r>
-        <w:t xml:space="preserve">La</w:t>
-      </w:r>
-      <w:r>
-        <w:t xml:space="preserve"> </w:t>
-      </w:r>
-      <w:r>
-        <w:rPr>
-          <w:b/>
-          <w:bCs/>
-        </w:rPr>
-        <w:t xml:space="preserve">192.168.1.0/24</w:t>
-      </w:r>
-      <w:r>
-        <w:t xml:space="preserve"> </w:t>
-      </w:r>
-      <w:r>
-        <w:t xml:space="preserve">(máscara más larga = coincidencia más específica). El longest prefix match gana a la ruta más amplia aunque ambas coincidan.</w:t>
+        <w:t xml:space="preserve">¿Qué ruta gana para un destino 192.168.1.5: una 192.168.1.0/24 o una 192.168.0.0/16?</w:t>
       </w:r>
     </w:p>
     <w:p>
@@ -11173,40 +11425,15 @@
         </w:numPr>
       </w:pPr>
       <w:r>
-        <w:t xml:space="preserve">La</w:t>
-      </w:r>
-      <w:r>
-        <w:t xml:space="preserve"> </w:t>
-      </w:r>
-      <w:r>
-        <w:rPr>
-          <w:b/>
-          <w:bCs/>
-        </w:rPr>
-        <w:t xml:space="preserve">estática</w:t>
-      </w:r>
-      <w:r>
-        <w:t xml:space="preserve"> </w:t>
-      </w:r>
-      <w:r>
-        <w:t xml:space="preserve">(AD=1) frente a la OSPF (AD=110): a menor distancia administrativa, más confianza, y se instala la de AD menor.</w:t>
-      </w:r>
-    </w:p>
-    <w:p>
-      <w:r>
-        <w:pict>
-          <v:rect style="width:0;height:1.5pt" o:hralign="center" o:hrstd="t" o:hr="t"/>
-        </w:pict>
-      </w:r>
-    </w:p>
-    <w:bookmarkEnd w:id="63"/>
-    <w:bookmarkStart w:id="64" w:name="resumen-en-3-frases-4"/>
-    <w:p>
-      <w:pPr>
-        <w:pStyle w:val="Heading2"/>
-      </w:pPr>
-      <w:r>
-        <w:t xml:space="preserve">✅ Resumen en 3 frases</w:t>
+        <w:t xml:space="preserve">Entre una ruta estática y una ruta OSPF hacia el mismo destino, ¿cuál se instala? ¿Por qué?</w:t>
+      </w:r>
+    </w:p>
+    <w:p>
+      <w:pPr>
+        <w:pStyle w:val="FirstParagraph"/>
+      </w:pPr>
+      <w:r>
+        <w:t xml:space="preserve">🔄 Respuestas</w:t>
       </w:r>
     </w:p>
     <w:p>
@@ -11218,20 +11445,39 @@
         </w:numPr>
       </w:pPr>
       <w:r>
-        <w:t xml:space="preserve">El router decide en cascada:</w:t>
-      </w:r>
-      <w:r>
-        <w:t xml:space="preserve"> </w:t>
-      </w:r>
-      <w:r>
-        <w:rPr>
-          <w:b/>
-          <w:bCs/>
-        </w:rPr>
-        <w:t xml:space="preserve">¿destino local? → ¿ruta? → ¿default? → descarta con ICMP</w:t>
-      </w:r>
-      <w:r>
-        <w:t xml:space="preserve">.</w:t>
+        <w:t xml:space="preserve">Lo</w:t>
+      </w:r>
+      <w:r>
+        <w:t xml:space="preserve"> </w:t>
+      </w:r>
+      <w:r>
+        <w:rPr>
+          <w:b/>
+          <w:bCs/>
+        </w:rPr>
+        <w:t xml:space="preserve">descarta</w:t>
+      </w:r>
+      <w:r>
+        <w:t xml:space="preserve"> </w:t>
+      </w:r>
+      <w:r>
+        <w:t xml:space="preserve">y envía al origen un</w:t>
+      </w:r>
+      <w:r>
+        <w:t xml:space="preserve"> </w:t>
+      </w:r>
+      <w:r>
+        <w:rPr>
+          <w:b/>
+          <w:bCs/>
+        </w:rPr>
+        <w:t xml:space="preserve">ICMP Destination Net Unreachable</w:t>
+      </w:r>
+      <w:r>
+        <w:t xml:space="preserve"> </w:t>
+      </w:r>
+      <w:r>
+        <w:t xml:space="preserve">(si no hay ruta por defecto que lo atrape).</w:t>
       </w:r>
     </w:p>
     <w:p>
@@ -11243,23 +11489,23 @@
         </w:numPr>
       </w:pPr>
       <w:r>
-        <w:t xml:space="preserve">Las rutas se nombran por origen (conectada, estática, dinámica) y cada una trae su</w:t>
-      </w:r>
-      <w:r>
-        <w:t xml:space="preserve"> </w:t>
-      </w:r>
-      <w:r>
-        <w:rPr>
-          <w:b/>
-          <w:bCs/>
-        </w:rPr>
-        <w:t xml:space="preserve">AD</w:t>
-      </w:r>
-      <w:r>
-        <w:t xml:space="preserve"> </w:t>
-      </w:r>
-      <w:r>
-        <w:t xml:space="preserve">para desempatar.</w:t>
+        <w:t xml:space="preserve">La</w:t>
+      </w:r>
+      <w:r>
+        <w:t xml:space="preserve"> </w:t>
+      </w:r>
+      <w:r>
+        <w:rPr>
+          <w:b/>
+          <w:bCs/>
+        </w:rPr>
+        <w:t xml:space="preserve">192.168.1.0/24</w:t>
+      </w:r>
+      <w:r>
+        <w:t xml:space="preserve"> </w:t>
+      </w:r>
+      <w:r>
+        <w:t xml:space="preserve">(máscara más larga = coincidencia más específica). El longest prefix match gana a la ruta más amplia aunque ambas coincidan.</w:t>
       </w:r>
     </w:p>
     <w:p>
@@ -11271,6 +11517,104 @@
         </w:numPr>
       </w:pPr>
       <w:r>
+        <w:t xml:space="preserve">La</w:t>
+      </w:r>
+      <w:r>
+        <w:t xml:space="preserve"> </w:t>
+      </w:r>
+      <w:r>
+        <w:rPr>
+          <w:b/>
+          <w:bCs/>
+        </w:rPr>
+        <w:t xml:space="preserve">estática</w:t>
+      </w:r>
+      <w:r>
+        <w:t xml:space="preserve"> </w:t>
+      </w:r>
+      <w:r>
+        <w:t xml:space="preserve">(AD=1) frente a la OSPF (AD=110): a menor distancia administrativa, más confianza, y se instala la de AD menor.</w:t>
+      </w:r>
+    </w:p>
+    <w:p>
+      <w:r>
+        <w:pict>
+          <v:rect style="width:0;height:1.5pt" o:hralign="center" o:hrstd="t" o:hr="t"/>
+        </w:pict>
+      </w:r>
+    </w:p>
+    <w:bookmarkEnd w:id="64"/>
+    <w:bookmarkStart w:id="65" w:name="resumen-en-3-frases-4"/>
+    <w:p>
+      <w:pPr>
+        <w:pStyle w:val="Heading2"/>
+      </w:pPr>
+      <w:r>
+        <w:t xml:space="preserve">✅ Resumen en 3 frases</w:t>
+      </w:r>
+    </w:p>
+    <w:p>
+      <w:pPr>
+        <w:pStyle w:val="Compact"/>
+        <w:numPr>
+          <w:ilvl w:val="0"/>
+          <w:numId w:val="1025"/>
+        </w:numPr>
+      </w:pPr>
+      <w:r>
+        <w:t xml:space="preserve">El router decide en cascada:</w:t>
+      </w:r>
+      <w:r>
+        <w:t xml:space="preserve"> </w:t>
+      </w:r>
+      <w:r>
+        <w:rPr>
+          <w:b/>
+          <w:bCs/>
+        </w:rPr>
+        <w:t xml:space="preserve">¿destino local? → ¿ruta? → ¿default? → descarta con ICMP</w:t>
+      </w:r>
+      <w:r>
+        <w:t xml:space="preserve">.</w:t>
+      </w:r>
+    </w:p>
+    <w:p>
+      <w:pPr>
+        <w:pStyle w:val="Compact"/>
+        <w:numPr>
+          <w:ilvl w:val="0"/>
+          <w:numId w:val="1025"/>
+        </w:numPr>
+      </w:pPr>
+      <w:r>
+        <w:t xml:space="preserve">Las rutas se nombran por origen (conectada, estática, dinámica) y cada una trae su</w:t>
+      </w:r>
+      <w:r>
+        <w:t xml:space="preserve"> </w:t>
+      </w:r>
+      <w:r>
+        <w:rPr>
+          <w:b/>
+          <w:bCs/>
+        </w:rPr>
+        <w:t xml:space="preserve">AD</w:t>
+      </w:r>
+      <w:r>
+        <w:t xml:space="preserve"> </w:t>
+      </w:r>
+      <w:r>
+        <w:t xml:space="preserve">para desempatar.</w:t>
+      </w:r>
+    </w:p>
+    <w:p>
+      <w:pPr>
+        <w:pStyle w:val="Compact"/>
+        <w:numPr>
+          <w:ilvl w:val="0"/>
+          <w:numId w:val="1025"/>
+        </w:numPr>
+      </w:pPr>
+      <w:r>
         <w:t xml:space="preserve">Entre varias rutas que coinciden, manda la</w:t>
       </w:r>
       <w:r>
@@ -11290,8 +11634,8 @@
         <w:t xml:space="preserve">(longest prefix match); solo proceden la AD y la métrica si hay empate.</w:t>
       </w:r>
     </w:p>
-    <w:bookmarkEnd w:id="64"/>
-    <w:bookmarkStart w:id="65" w:name="vocabulario-rápido-4"/>
+    <w:bookmarkEnd w:id="65"/>
+    <w:bookmarkStart w:id="66" w:name="vocabulario-rápido-4"/>
     <w:p>
       <w:pPr>
         <w:pStyle w:val="Heading2"/>
@@ -11476,7 +11820,7 @@
       <w:r>
         <w:t xml:space="preserve"> </w:t>
       </w:r>
-      <w:hyperlink r:id="rId29">
+      <w:hyperlink r:id="rId30">
         <w:r>
           <w:rPr>
             <w:rStyle w:val="Hyperlink"/>
@@ -11539,9 +11883,9 @@
         </w:r>
       </w:hyperlink>
     </w:p>
-    <w:bookmarkEnd w:id="65"/>
     <w:bookmarkEnd w:id="66"/>
-    <w:bookmarkStart w:id="79" w:name="cierre-consolida-lo-aprendido"/>
+    <w:bookmarkEnd w:id="67"/>
+    <w:bookmarkStart w:id="80" w:name="cierre-consolida-lo-aprendido"/>
     <w:p>
       <w:pPr>
         <w:pStyle w:val="Heading1"/>
@@ -11637,7 +11981,7 @@
         </w:pict>
       </w:r>
     </w:p>
-    <w:bookmarkStart w:id="67" w:name="sé-el-paquete"/>
+    <w:bookmarkStart w:id="68" w:name="sé-el-paquete"/>
     <w:p>
       <w:pPr>
         <w:pStyle w:val="Heading2"/>
@@ -11873,8 +12217,8 @@
         </w:pict>
       </w:r>
     </w:p>
-    <w:bookmarkEnd w:id="67"/>
-    <w:bookmarkStart w:id="68" w:name="Xfa6f01f1bcd406fe30d96d0488036d77e55f246"/>
+    <w:bookmarkEnd w:id="68"/>
+    <w:bookmarkStart w:id="69" w:name="Xfa6f01f1bcd406fe30d96d0488036d77e55f246"/>
     <w:p>
       <w:pPr>
         <w:pStyle w:val="Heading2"/>
@@ -11928,7 +12272,7 @@
         <w:t xml:space="preserve"> </w:t>
       </w:r>
       <w:r>
-        <w:t xml:space="preserve">— Y cuando un enlace muere, ¿quién te avisa? ¿El administrador, a las tres de la madrugada? Yo reconverjo solo: retiro la ruta rota y publication la alternativa en segundos.</w:t>
+        <w:t xml:space="preserve">— Y cuando un enlace muere, ¿quién te avisa? ¿El administrador, a las tres de la madrugada? Yo reconverjo solo: retiro la ruta rota y publico la alternativa en segundos.</w:t>
       </w:r>
     </w:p>
     <w:p>
@@ -12018,7 +12362,7 @@
         <w:t xml:space="preserve"> </w:t>
       </w:r>
       <w:r>
-        <w:t xml:space="preserve">— El buen administrador usa los dos: dinamica dentro, estática en el borde, y documentación siempre.</w:t>
+        <w:t xml:space="preserve">— El buen administrador usa los dos: dinámica dentro, estática en el borde, y documentación siempre.</w:t>
       </w:r>
     </w:p>
     <w:p>
@@ -12028,8 +12372,8 @@
         </w:pict>
       </w:r>
     </w:p>
-    <w:bookmarkEnd w:id="68"/>
-    <w:bookmarkStart w:id="69" w:name="quién-soy"/>
+    <w:bookmarkEnd w:id="69"/>
+    <w:bookmarkStart w:id="70" w:name="quién-soy"/>
     <w:p>
       <w:pPr>
         <w:pStyle w:val="Heading2"/>
@@ -12040,143 +12384,143 @@
     </w:p>
     <w:p>
       <w:pPr>
-        <w:numPr>
-          <w:ilvl w:val="0"/>
-          <w:numId w:val="1025"/>
-        </w:numPr>
-      </w:pPr>
-      <w:r>
-        <w:t xml:space="preserve">Vivo en la tabla del router y apunto a un next-hop; no aprendo de vecinos ni anuncio nada.</w:t>
-      </w:r>
-    </w:p>
-    <w:p>
-      <w:pPr>
-        <w:numPr>
-          <w:ilvl w:val="0"/>
-          <w:numId w:val="1025"/>
-        </w:numPr>
-      </w:pPr>
-      <w:r>
-        <w:t xml:space="preserve">Soy la ruta que todo router tiene cuando no sabe qué hacer con un destino: 0.0.0.0/0.</w:t>
-      </w:r>
-    </w:p>
-    <w:p>
-      <w:pPr>
-        <w:numPr>
-          <w:ilvl w:val="0"/>
-          <w:numId w:val="1025"/>
-        </w:numPr>
-      </w:pPr>
-      <w:r>
-        <w:t xml:space="preserve">Cuánto confías en mí: si soy 0, no se me discute; si soy 250, cualquiera me planta cara.</w:t>
-      </w:r>
-    </w:p>
-    <w:p>
-      <w:pPr>
-        <w:numPr>
-          <w:ilvl w:val="0"/>
-          <w:numId w:val="1025"/>
-        </w:numPr>
-      </w:pPr>
-      <w:r>
-        <w:t xml:space="preserve">Soy la regla que elige la ruta más específica cuando varias coinciden con un destino.</w:t>
-      </w:r>
-    </w:p>
-    <w:p>
-      <w:pPr>
-        <w:pStyle w:val="FirstParagraph"/>
-      </w:pPr>
-      <w:r>
-        <w:t xml:space="preserve">🔄 Respuestas</w:t>
-      </w:r>
-    </w:p>
-    <w:p>
-      <w:pPr>
-        <w:pStyle w:val="Compact"/>
         <w:numPr>
           <w:ilvl w:val="0"/>
           <w:numId w:val="1026"/>
         </w:numPr>
       </w:pPr>
       <w:r>
-        <w:rPr>
-          <w:b/>
-          <w:bCs/>
-        </w:rPr>
-        <w:t xml:space="preserve">Ruta estática</w:t>
-      </w:r>
-      <w:r>
-        <w:t xml:space="preserve"> </w:t>
-      </w:r>
-      <w:r>
-        <w:t xml:space="preserve">—</w:t>
-      </w:r>
-      <w:r>
-        <w:t xml:space="preserve"> </w:t>
-      </w:r>
-      <w:r>
-        <w:rPr>
-          <w:rStyle w:val="VerbatimChar"/>
-        </w:rPr>
-        <w:t xml:space="preserve">ip route red máscara next-hop</w:t>
-      </w:r>
-      <w:r>
-        <w:t xml:space="preserve">.</w:t>
-      </w:r>
-    </w:p>
-    <w:p>
-      <w:pPr>
-        <w:pStyle w:val="Compact"/>
+        <w:t xml:space="preserve">Vivo en la tabla del router y apunto a un next-hop; no aprendo de vecinos ni anuncio nada.</w:t>
+      </w:r>
+    </w:p>
+    <w:p>
+      <w:pPr>
         <w:numPr>
           <w:ilvl w:val="0"/>
           <w:numId w:val="1026"/>
         </w:numPr>
       </w:pPr>
       <w:r>
-        <w:rPr>
-          <w:b/>
-          <w:bCs/>
-        </w:rPr>
-        <w:t xml:space="preserve">Ruta por defecto</w:t>
-      </w:r>
-      <w:r>
-        <w:t xml:space="preserve"> </w:t>
-      </w:r>
-      <w:r>
-        <w:t xml:space="preserve">— El último recurso (gateway of last resort).</w:t>
-      </w:r>
-    </w:p>
-    <w:p>
-      <w:pPr>
-        <w:pStyle w:val="Compact"/>
+        <w:t xml:space="preserve">Soy la ruta que todo router tiene cuando no sabe qué hacer con un destino: 0.0.0.0/0.</w:t>
+      </w:r>
+    </w:p>
+    <w:p>
+      <w:pPr>
         <w:numPr>
           <w:ilvl w:val="0"/>
           <w:numId w:val="1026"/>
         </w:numPr>
       </w:pPr>
       <w:r>
-        <w:rPr>
-          <w:b/>
-          <w:bCs/>
-        </w:rPr>
-        <w:t xml:space="preserve">Distancia administrativa (AD)</w:t>
-      </w:r>
-      <w:r>
-        <w:t xml:space="preserve"> </w:t>
-      </w:r>
-      <w:r>
-        <w:t xml:space="preserve">— La confianza en una fuente de rutas.</w:t>
-      </w:r>
-    </w:p>
-    <w:p>
-      <w:pPr>
-        <w:pStyle w:val="Compact"/>
+        <w:t xml:space="preserve">Cuánto confías en mí: si soy 0, no se me discute; si soy 250, cualquiera me planta cara.</w:t>
+      </w:r>
+    </w:p>
+    <w:p>
+      <w:pPr>
         <w:numPr>
           <w:ilvl w:val="0"/>
           <w:numId w:val="1026"/>
         </w:numPr>
       </w:pPr>
       <w:r>
+        <w:t xml:space="preserve">Soy la regla que elige la ruta más específica cuando varias coinciden con un destino.</w:t>
+      </w:r>
+    </w:p>
+    <w:p>
+      <w:pPr>
+        <w:pStyle w:val="FirstParagraph"/>
+      </w:pPr>
+      <w:r>
+        <w:t xml:space="preserve">🔄 Respuestas</w:t>
+      </w:r>
+    </w:p>
+    <w:p>
+      <w:pPr>
+        <w:pStyle w:val="Compact"/>
+        <w:numPr>
+          <w:ilvl w:val="0"/>
+          <w:numId w:val="1027"/>
+        </w:numPr>
+      </w:pPr>
+      <w:r>
+        <w:rPr>
+          <w:b/>
+          <w:bCs/>
+        </w:rPr>
+        <w:t xml:space="preserve">Ruta estática</w:t>
+      </w:r>
+      <w:r>
+        <w:t xml:space="preserve"> </w:t>
+      </w:r>
+      <w:r>
+        <w:t xml:space="preserve">—</w:t>
+      </w:r>
+      <w:r>
+        <w:t xml:space="preserve"> </w:t>
+      </w:r>
+      <w:r>
+        <w:rPr>
+          <w:rStyle w:val="VerbatimChar"/>
+        </w:rPr>
+        <w:t xml:space="preserve">ip route red máscara next-hop</w:t>
+      </w:r>
+      <w:r>
+        <w:t xml:space="preserve">.</w:t>
+      </w:r>
+    </w:p>
+    <w:p>
+      <w:pPr>
+        <w:pStyle w:val="Compact"/>
+        <w:numPr>
+          <w:ilvl w:val="0"/>
+          <w:numId w:val="1027"/>
+        </w:numPr>
+      </w:pPr>
+      <w:r>
+        <w:rPr>
+          <w:b/>
+          <w:bCs/>
+        </w:rPr>
+        <w:t xml:space="preserve">Ruta por defecto</w:t>
+      </w:r>
+      <w:r>
+        <w:t xml:space="preserve"> </w:t>
+      </w:r>
+      <w:r>
+        <w:t xml:space="preserve">— El último recurso (gateway of last resort).</w:t>
+      </w:r>
+    </w:p>
+    <w:p>
+      <w:pPr>
+        <w:pStyle w:val="Compact"/>
+        <w:numPr>
+          <w:ilvl w:val="0"/>
+          <w:numId w:val="1027"/>
+        </w:numPr>
+      </w:pPr>
+      <w:r>
+        <w:rPr>
+          <w:b/>
+          <w:bCs/>
+        </w:rPr>
+        <w:t xml:space="preserve">Distancia administrativa (AD)</w:t>
+      </w:r>
+      <w:r>
+        <w:t xml:space="preserve"> </w:t>
+      </w:r>
+      <w:r>
+        <w:t xml:space="preserve">— La confianza en una fuente de rutas.</w:t>
+      </w:r>
+    </w:p>
+    <w:p>
+      <w:pPr>
+        <w:pStyle w:val="Compact"/>
+        <w:numPr>
+          <w:ilvl w:val="0"/>
+          <w:numId w:val="1027"/>
+        </w:numPr>
+      </w:pPr>
+      <w:r>
         <w:rPr>
           <w:b/>
           <w:bCs/>
@@ -12197,8 +12541,8 @@
         </w:pict>
       </w:r>
     </w:p>
-    <w:bookmarkEnd w:id="69"/>
-    <w:bookmarkStart w:id="70" w:name="Xa842808f00a830dbf7e61964541385f51f759b2"/>
+    <w:bookmarkEnd w:id="70"/>
+    <w:bookmarkStart w:id="71" w:name="Xa842808f00a830dbf7e61964541385f51f759b2"/>
     <w:p>
       <w:pPr>
         <w:pStyle w:val="Heading2"/>
@@ -12261,7 +12605,7 @@
         <w:t xml:space="preserve"> </w:t>
       </w:r>
       <w:r>
-        <w:t xml:space="preserve">— ¿Y en el R2, que recibe tu paquete, hay ruta de vuelta a la 192.168.1.0? ¿No? Eso es el clásico de los clásicos: el paquete va y no vuelve. El enrutamiento es IDA y VUELTA: por cada camino, su regreso. Sin ruta de retorno, tu paquete es unOne-Way a la nada.</w:t>
+        <w:t xml:space="preserve">— ¿Y en el R2, que recibe tu paquete, hay ruta de vuelta a la 192.168.1.0? ¿No? Eso es el clásico de los clásicos: el paquete va y no vuelve. El enrutamiento es IDA y VUELTA: por cada camino, su regreso. Sin ruta de retorno, tu paquete se convierte en un viaje de ida sin vuelta a la nada.</w:t>
       </w:r>
     </w:p>
     <w:p>
@@ -12325,8 +12669,8 @@
         </w:pict>
       </w:r>
     </w:p>
-    <w:bookmarkEnd w:id="70"/>
-    <w:bookmarkStart w:id="71" w:name="X44bf548149e86da58f55ac7fdcde18001ce328f"/>
+    <w:bookmarkEnd w:id="71"/>
+    <w:bookmarkStart w:id="72" w:name="X44bf548149e86da58f55ac7fdcde18001ce328f"/>
     <w:p>
       <w:pPr>
         <w:pStyle w:val="Heading2"/>
@@ -12406,7 +12750,81 @@
         <w:pStyle w:val="FirstParagraph"/>
       </w:pPr>
       <w:r>
-        <w:t xml:space="preserve">Redes: 192.168.1.0/24 (A), 172.16.12.0/30 (R1-R2), 172.16.23.0/30 (R2-R3), 10.20.0.0/24 (C).</w:t>
+        <w:rPr>
+          <w:b/>
+          <w:bCs/>
+        </w:rPr>
+        <w:t xml:space="preserve">Redes:</w:t>
+      </w:r>
+      <w:r>
+        <w:t xml:space="preserve"> </w:t>
+      </w:r>
+      <w:r>
+        <w:t xml:space="preserve">A = 192.168.1.0/24 (PC-A, con su gateway en R1), B = 192.168.2.0/24 (la LAN de R2), C = 10.20.0.0/24 (PC-B, con su gateway en R3).</w:t>
+      </w:r>
+      <w:r>
+        <w:t xml:space="preserve"> </w:t>
+      </w:r>
+      <w:r>
+        <w:rPr>
+          <w:b/>
+          <w:bCs/>
+        </w:rPr>
+        <w:t xml:space="preserve">Enlaces:</w:t>
+      </w:r>
+      <w:r>
+        <w:t xml:space="preserve"> </w:t>
+      </w:r>
+      <w:r>
+        <w:t xml:space="preserve">R1-R2 = 172.16.12.0/30 (R1</w:t>
+      </w:r>
+      <w:r>
+        <w:t xml:space="preserve"> </w:t>
+      </w:r>
+      <w:r>
+        <w:rPr>
+          <w:rStyle w:val="VerbatimChar"/>
+        </w:rPr>
+        <w:t xml:space="preserve">.1</w:t>
+      </w:r>
+      <w:r>
+        <w:t xml:space="preserve">, R2</w:t>
+      </w:r>
+      <w:r>
+        <w:t xml:space="preserve"> </w:t>
+      </w:r>
+      <w:r>
+        <w:rPr>
+          <w:rStyle w:val="VerbatimChar"/>
+        </w:rPr>
+        <w:t xml:space="preserve">.2</w:t>
+      </w:r>
+      <w:r>
+        <w:t xml:space="preserve">) y R2-R3 = 172.16.23.0/30 (R2</w:t>
+      </w:r>
+      <w:r>
+        <w:t xml:space="preserve"> </w:t>
+      </w:r>
+      <w:r>
+        <w:rPr>
+          <w:rStyle w:val="VerbatimChar"/>
+        </w:rPr>
+        <w:t xml:space="preserve">.1</w:t>
+      </w:r>
+      <w:r>
+        <w:t xml:space="preserve">, R3</w:t>
+      </w:r>
+      <w:r>
+        <w:t xml:space="preserve"> </w:t>
+      </w:r>
+      <w:r>
+        <w:rPr>
+          <w:rStyle w:val="VerbatimChar"/>
+        </w:rPr>
+        <w:t xml:space="preserve">.2</w:t>
+      </w:r>
+      <w:r>
+        <w:t xml:space="preserve">).</w:t>
       </w:r>
     </w:p>
     <w:p>
@@ -12424,7 +12842,7 @@
         <w:t xml:space="preserve"> </w:t>
       </w:r>
       <w:r>
-        <w:t xml:space="preserve">1. Interfaces con sus IPs y</w:t>
+        <w:t xml:space="preserve">1. Interfaces con sus IPs (los dos /30 de arriba y las de las LANs) y</w:t>
       </w:r>
       <w:r>
         <w:t xml:space="preserve"> </w:t>
@@ -12442,19 +12860,13 @@
         <w:t xml:space="preserve"> </w:t>
       </w:r>
       <w:r>
-        <w:t xml:space="preserve">2. R1: rutas estáticas a la red C vía R2 y a la red B; R2: rutas a A y C; R3: rutas a A y B.</w:t>
-      </w:r>
-      <w:r>
-        <w:t xml:space="preserve"> </w:t>
-      </w:r>
-      <w:r>
-        <w:t xml:space="preserve">3. Ruta por defecto en R1 y R3 hacia el centro (o revisa qué pasa sin ella).</w:t>
-      </w:r>
-      <w:r>
-        <w:t xml:space="preserve"> </w:t>
-      </w:r>
-      <w:r>
-        <w:t xml:space="preserve">4. Verifica: PC-A pinge a PC-B y viceversa.</w:t>
+        <w:t xml:space="preserve">2. R1: rutas a C y a B vía 172.16.12.2; R2: rutas a A (vía 172.16.12.1) y a C (vía 172.16.23.2); R3: rutas a A y a B (ambas vía 172.16.23.1).</w:t>
+      </w:r>
+      <w:r>
+        <w:t xml:space="preserve"> </w:t>
+      </w:r>
+      <w:r>
+        <w:t xml:space="preserve">3. Verifica: PC-A pinge a PC-B y viceversa.</w:t>
       </w:r>
       <w:r>
         <w:t xml:space="preserve"> </w:t>
@@ -12514,7 +12926,7 @@
         <w:t xml:space="preserve"> </w:t>
       </w:r>
       <w:r>
-        <w:t xml:space="preserve">- Fallo C: añade en R1 una ruta estática incorrecta:</w:t>
+        <w:t xml:space="preserve">- Fallo C: sustituye en R1 la ruta a la red C —borra la buena con</w:t>
       </w:r>
       <w:r>
         <w:t xml:space="preserve"> </w:t>
@@ -12523,13 +12935,25 @@
         <w:rPr>
           <w:rStyle w:val="VerbatimChar"/>
         </w:rPr>
-        <w:t xml:space="preserve">ip route 10.20.0.0 255.255.255.0 172.16.23.3</w:t>
-      </w:r>
-      <w:r>
-        <w:t xml:space="preserve"> </w:t>
-      </w:r>
-      <w:r>
-        <w:t xml:space="preserve">(saltándose R2).</w:t>
+        <w:t xml:space="preserve">no ip route 10.20.0.0 255.255.255.0 172.16.12.2</w:t>
+      </w:r>
+      <w:r>
+        <w:t xml:space="preserve">— por una que se salte a R2:</w:t>
+      </w:r>
+      <w:r>
+        <w:t xml:space="preserve"> </w:t>
+      </w:r>
+      <w:r>
+        <w:rPr>
+          <w:rStyle w:val="VerbatimChar"/>
+        </w:rPr>
+        <w:t xml:space="preserve">ip route 10.20.0.0 255.255.255.0 172.16.23.2</w:t>
+      </w:r>
+      <w:r>
+        <w:t xml:space="preserve"> </w:t>
+      </w:r>
+      <w:r>
+        <w:t xml:space="preserve">(la IP de R3).</w:t>
       </w:r>
     </w:p>
     <w:p>
@@ -12644,6 +13068,51 @@
           <w:b/>
           <w:bCs/>
         </w:rPr>
+        <w:t xml:space="preserve">Extra (cuando ya hayas diagnosticado los tres fallos):</w:t>
+      </w:r>
+      <w:r>
+        <w:t xml:space="preserve"> </w:t>
+      </w:r>
+      <w:r>
+        <w:t xml:space="preserve">monta ahora la ruta por defecto — R1:</w:t>
+      </w:r>
+      <w:r>
+        <w:t xml:space="preserve"> </w:t>
+      </w:r>
+      <w:r>
+        <w:rPr>
+          <w:rStyle w:val="VerbatimChar"/>
+        </w:rPr>
+        <w:t xml:space="preserve">ip route 0.0.0.0 0.0.0.0 172.16.12.2</w:t>
+      </w:r>
+      <w:r>
+        <w:t xml:space="preserve"> </w:t>
+      </w:r>
+      <w:r>
+        <w:t xml:space="preserve">y R3:</w:t>
+      </w:r>
+      <w:r>
+        <w:t xml:space="preserve"> </w:t>
+      </w:r>
+      <w:r>
+        <w:rPr>
+          <w:rStyle w:val="VerbatimChar"/>
+        </w:rPr>
+        <w:t xml:space="preserve">ip route 0.0.0.0 0.0.0.0 172.16.23.1</w:t>
+      </w:r>
+      <w:r>
+        <w:t xml:space="preserve">, ambas hacia el centro — y comprueba que las rutas concretas siguen mandando sobre la default (longest prefix). Si después borras en R1 la ruta concreta a la red C, la default la cubre: ese es exactamente su trabajo.</w:t>
+      </w:r>
+    </w:p>
+    <w:p>
+      <w:pPr>
+        <w:pStyle w:val="BlockText"/>
+      </w:pPr>
+      <w:r>
+        <w:rPr>
+          <w:b/>
+          <w:bCs/>
+        </w:rPr>
         <w:t xml:space="preserve">Pista 1 (fallo A):</w:t>
       </w:r>
       <w:r>
@@ -12722,7 +13191,32 @@
         <w:t xml:space="preserve"> </w:t>
       </w:r>
       <w:r>
-        <w:t xml:space="preserve">traceroute desde PC-A: verás dónde muere el paquete (¿en R1? ¿en R2?). La ruta mal puesta manda el tráfico a un next-hop que no sabe qué hacer.</w:t>
+        <w:rPr>
+          <w:rStyle w:val="VerbatimChar"/>
+        </w:rPr>
+        <w:t xml:space="preserve">show ip route</w:t>
+      </w:r>
+      <w:r>
+        <w:t xml:space="preserve"> </w:t>
+      </w:r>
+      <w:r>
+        <w:t xml:space="preserve">en R1: la ruta a la red C</w:t>
+      </w:r>
+      <w:r>
+        <w:t xml:space="preserve"> </w:t>
+      </w:r>
+      <w:r>
+        <w:rPr>
+          <w:b/>
+          <w:bCs/>
+        </w:rPr>
+        <w:t xml:space="preserve">ni siquiera aparece</w:t>
+      </w:r>
+      <w:r>
+        <w:t xml:space="preserve"> </w:t>
+      </w:r>
+      <w:r>
+        <w:t xml:space="preserve">— su next-hop (172.16.23.2, la IP de R3) no es alcanzable desde R1, así que el IOS no la instala. El tráfico a la sucursal muere en R1; el traceroute desde PC-A se corta en el primer salto.</w:t>
       </w:r>
     </w:p>
     <w:p>
@@ -12732,8 +13226,8 @@
         </w:pict>
       </w:r>
     </w:p>
-    <w:bookmarkEnd w:id="71"/>
-    <w:bookmarkStart w:id="72" w:name="logros-de-esta-unidad"/>
+    <w:bookmarkEnd w:id="72"/>
+    <w:bookmarkStart w:id="73" w:name="logros-de-esta-unidad"/>
     <w:p>
       <w:pPr>
         <w:pStyle w:val="Heading2"/>
@@ -12936,85 +13430,14 @@
         </w:pict>
       </w:r>
     </w:p>
-    <w:bookmarkEnd w:id="72"/>
-    <w:bookmarkStart w:id="73" w:name="atrévete-a-pensar"/>
+    <w:bookmarkEnd w:id="73"/>
+    <w:bookmarkStart w:id="74" w:name="atrévete-a-pensar"/>
     <w:p>
       <w:pPr>
         <w:pStyle w:val="Heading2"/>
       </w:pPr>
       <w:r>
         <w:t xml:space="preserve">🧠 Atrévete a pensar</w:t>
-      </w:r>
-    </w:p>
-    <w:p>
-      <w:pPr>
-        <w:pStyle w:val="Compact"/>
-        <w:numPr>
-          <w:ilvl w:val="0"/>
-          <w:numId w:val="1027"/>
-        </w:numPr>
-      </w:pPr>
-      <w:r>
-        <w:t xml:space="preserve">¿Por qué una ruta estática que apunta a una interfaz Ethernet de salida es mala idea en redes multiacceso?</w:t>
-      </w:r>
-    </w:p>
-    <w:p>
-      <w:pPr>
-        <w:pStyle w:val="Compact"/>
-        <w:numPr>
-          <w:ilvl w:val="0"/>
-          <w:numId w:val="1027"/>
-        </w:numPr>
-      </w:pPr>
-      <w:r>
-        <w:t xml:space="preserve">Una ruta estática con next-hop y otra con interfaz de salida: ¿qué diferencia hay en cómo el router resuelve la MAC del siguiente salto?</w:t>
-      </w:r>
-    </w:p>
-    <w:p>
-      <w:pPr>
-        <w:pStyle w:val="Compact"/>
-        <w:numPr>
-          <w:ilvl w:val="0"/>
-          <w:numId w:val="1027"/>
-        </w:numPr>
-      </w:pPr>
-      <w:r>
-        <w:t xml:space="preserve">Diseña las rutas de una empresa con central (2 subredes) y 3 sucursales conectadas por WAN punto a punto. ¿Estáticas o dinámicas? Justifica.</w:t>
-      </w:r>
-    </w:p>
-    <w:p>
-      <w:pPr>
-        <w:pStyle w:val="Compact"/>
-        <w:numPr>
-          <w:ilvl w:val="0"/>
-          <w:numId w:val="1027"/>
-        </w:numPr>
-      </w:pPr>
-      <w:r>
-        <w:t xml:space="preserve">¿Qué diferencia hay entre</w:t>
-      </w:r>
-      <w:r>
-        <w:t xml:space="preserve"> </w:t>
-      </w:r>
-      <w:r>
-        <w:rPr>
-          <w:rStyle w:val="VerbatimChar"/>
-        </w:rPr>
-        <w:t xml:space="preserve">ip route 0.0.0.0 0.0.0.0</w:t>
-      </w:r>
-      <w:r>
-        <w:t xml:space="preserve"> </w:t>
-      </w:r>
-      <w:r>
-        <w:t xml:space="preserve">y una ruta específica cuando ambas existen? ¿Qué pasa con un destino que coincide con ambas?</w:t>
-      </w:r>
-    </w:p>
-    <w:p>
-      <w:pPr>
-        <w:pStyle w:val="FirstParagraph"/>
-      </w:pPr>
-      <w:r>
-        <w:t xml:space="preserve">💡 Soluciones</w:t>
       </w:r>
     </w:p>
     <w:p>
@@ -13026,35 +13449,7 @@
         </w:numPr>
       </w:pPr>
       <w:r>
-        <w:t xml:space="preserve">En Ethernet multiacceso, el router no sabe</w:t>
-      </w:r>
-      <w:r>
-        <w:t xml:space="preserve"> </w:t>
-      </w:r>
-      <w:r>
-        <w:rPr>
-          <w:b/>
-          <w:bCs/>
-        </w:rPr>
-        <w:t xml:space="preserve">a quién preguntar</w:t>
-      </w:r>
-      <w:r>
-        <w:t xml:space="preserve"> </w:t>
-      </w:r>
-      <w:r>
-        <w:t xml:space="preserve">(ARP) porque la interfaz tiene muchos vecinos: se necesita</w:t>
-      </w:r>
-      <w:r>
-        <w:t xml:space="preserve"> </w:t>
-      </w:r>
-      <w:r>
-        <w:t xml:space="preserve">“interfaz + next-hop”</w:t>
-      </w:r>
-      <w:r>
-        <w:t xml:space="preserve"> </w:t>
-      </w:r>
-      <w:r>
-        <w:t xml:space="preserve">o directamente next-hop. Con interfaz sola, el router ARP-ea el destino final (proxy-ARP y dramas). Recomendado: next-hop (o ambos).</w:t>
+        <w:t xml:space="preserve">¿Por qué una ruta estática que apunta a una interfaz Ethernet de salida es mala idea en redes multiacceso?</w:t>
       </w:r>
     </w:p>
     <w:p>
@@ -13066,7 +13461,7 @@
         </w:numPr>
       </w:pPr>
       <w:r>
-        <w:t xml:space="preserve">Con next-hop: ARP-ea al next-hop (una MAC, la del router vecino). Con interfaz de salida en multiacceso: ARP-ea la IP final del destino (o proxy-ARP del vecino). En punto a punto, la interfaz basta (no hay ARP).</w:t>
+        <w:t xml:space="preserve">Una ruta estática con next-hop y otra con interfaz de salida: ¿qué diferencia hay en cómo el router resuelve la MAC del siguiente salto?</w:t>
       </w:r>
     </w:p>
     <w:p>
@@ -13078,23 +13473,7 @@
         </w:numPr>
       </w:pPr>
       <w:r>
-        <w:t xml:space="preserve">Si las WAN son punto a punto y el diseño es estable:</w:t>
-      </w:r>
-      <w:r>
-        <w:t xml:space="preserve"> </w:t>
-      </w:r>
-      <w:r>
-        <w:rPr>
-          <w:b/>
-          <w:bCs/>
-        </w:rPr>
-        <w:t xml:space="preserve">estáticas</w:t>
-      </w:r>
-      <w:r>
-        <w:t xml:space="preserve"> </w:t>
-      </w:r>
-      <w:r>
-        <w:t xml:space="preserve">(control, simplicidad, sin vecinos que gestionar). Si puede crecer o hay caminos alternativos: dinámico (OSPF) + estática por defecto hacia Internet. Justificar por tamaño y estabilidad.</w:t>
+        <w:t xml:space="preserve">Diseña las rutas de una empresa con central (2 subredes) y 3 sucursales conectadas por WAN punto a punto. ¿Estáticas o dinámicas? Justifica.</w:t>
       </w:r>
     </w:p>
     <w:p>
@@ -13106,110 +13485,22 @@
         </w:numPr>
       </w:pPr>
       <w:r>
-        <w:t xml:space="preserve">Convive una ruta más específica y la por defecto: el destino que coincide con la específica va por ella (longest prefix match); el resto por la por defecto. La por defecto es el último recurso, no una competidora de igual a igual.</w:t>
-      </w:r>
-    </w:p>
-    <w:p>
-      <w:r>
-        <w:pict>
-          <v:rect style="width:0;height:1.5pt" o:hralign="center" o:hrstd="t" o:hr="t"/>
-        </w:pict>
-      </w:r>
-    </w:p>
-    <w:bookmarkEnd w:id="73"/>
-    <w:bookmarkStart w:id="74" w:name="crucigrama-de-bits"/>
-    <w:p>
-      <w:pPr>
-        <w:pStyle w:val="Heading2"/>
-      </w:pPr>
-      <w:r>
-        <w:t xml:space="preserve">🧩 Crucigrama de bits</w:t>
-      </w:r>
-    </w:p>
-    <w:p>
-      <w:pPr>
-        <w:pStyle w:val="SourceCode"/>
-      </w:pPr>
+        <w:t xml:space="preserve">¿Qué diferencia hay entre</w:t>
+      </w:r>
+      <w:r>
+        <w:t xml:space="preserve"> </w:t>
+      </w:r>
       <w:r>
         <w:rPr>
           <w:rStyle w:val="VerbatimChar"/>
         </w:rPr>
-        <w:t xml:space="preserve">Horizontal:</w:t>
-      </w:r>
-      <w:r>
-        <w:br/>
-      </w:r>
-      <w:r>
-        <w:rPr>
-          <w:rStyle w:val="VerbatimChar"/>
-        </w:rPr>
-        <w:t xml:space="preserve">1. Tabla que el router consulta para decidir (2 palabras)</w:t>
-      </w:r>
-      <w:r>
-        <w:br/>
-      </w:r>
-      <w:r>
-        <w:rPr>
-          <w:rStyle w:val="VerbatimChar"/>
-        </w:rPr>
-        <w:t xml:space="preserve">3. Dirección del siguiente router en el camino (2 palabras)</w:t>
-      </w:r>
-      <w:r>
-        <w:br/>
-      </w:r>
-      <w:r>
-        <w:rPr>
-          <w:rStyle w:val="VerbatimChar"/>
-        </w:rPr>
-        <w:t xml:space="preserve">5. Comando IOS que crea una ruta estática (2 palabras)</w:t>
-      </w:r>
-      <w:r>
-        <w:br/>
-      </w:r>
-      <w:r>
-        <w:rPr>
-          <w:rStyle w:val="VerbatimChar"/>
-        </w:rPr>
-        <w:t xml:space="preserve">7. Protocolo que avisa al PC de que el destino es inalcanzable (sigla)</w:t>
-      </w:r>
-      <w:r>
-        <w:br/>
-      </w:r>
-      <w:r>
-        <w:br/>
-      </w:r>
-      <w:r>
-        <w:rPr>
-          <w:rStyle w:val="VerbatimChar"/>
-        </w:rPr>
-        <w:t xml:space="preserve">Vertical:</w:t>
-      </w:r>
-      <w:r>
-        <w:br/>
-      </w:r>
-      <w:r>
-        <w:rPr>
-          <w:rStyle w:val="VerbatimChar"/>
-        </w:rPr>
-        <w:t xml:space="preserve">2. Regla que elige la ruta con la máscara más larga (3 palabras)</w:t>
-      </w:r>
-      <w:r>
-        <w:br/>
-      </w:r>
-      <w:r>
-        <w:rPr>
-          <w:rStyle w:val="VerbatimChar"/>
-        </w:rPr>
-        <w:t xml:space="preserve">4. Confianza numérica en una fuente de rutas (2 palabras)</w:t>
-      </w:r>
-      <w:r>
-        <w:br/>
-      </w:r>
-      <w:r>
-        <w:rPr>
-          <w:rStyle w:val="VerbatimChar"/>
-        </w:rPr>
-        <w:t xml:space="preserve">6. La ruta "por si acaso": 0.0.0.0/0 (2 palabras)</w:t>
+        <w:t xml:space="preserve">ip route 0.0.0.0 0.0.0.0</w:t>
+      </w:r>
+      <w:r>
+        <w:t xml:space="preserve"> </w:t>
+      </w:r>
+      <w:r>
+        <w:t xml:space="preserve">y una ruta específica cuando ambas existen? ¿Qué pasa con un destino que coincide con ambas?</w:t>
       </w:r>
     </w:p>
     <w:p>
@@ -13217,60 +13508,7 @@
         <w:pStyle w:val="FirstParagraph"/>
       </w:pPr>
       <w:r>
-        <w:t xml:space="preserve">📝 Soluciones</w:t>
-      </w:r>
-    </w:p>
-    <w:p>
-      <w:pPr>
-        <w:pStyle w:val="BodyText"/>
-      </w:pPr>
-      <w:r>
-        <w:rPr>
-          <w:b/>
-          <w:bCs/>
-        </w:rPr>
-        <w:t xml:space="preserve">Horizontal:</w:t>
-      </w:r>
-      <w:r>
-        <w:t xml:space="preserve"> </w:t>
-      </w:r>
-      <w:r>
-        <w:t xml:space="preserve">1. TABLADERUTAS, 3. NEXTHOP, 5. IPROUTE, 7. ICMP</w:t>
-      </w:r>
-    </w:p>
-    <w:p>
-      <w:pPr>
-        <w:pStyle w:val="BodyText"/>
-      </w:pPr>
-      <w:r>
-        <w:rPr>
-          <w:b/>
-          <w:bCs/>
-        </w:rPr>
-        <w:t xml:space="preserve">Vertical:</w:t>
-      </w:r>
-      <w:r>
-        <w:t xml:space="preserve"> </w:t>
-      </w:r>
-      <w:r>
-        <w:t xml:space="preserve">2. LONGESTPREFIXMATCH, 4. DISTANCIAADMINISTRATIVA, 6. RUTAPORDEFECTO</w:t>
-      </w:r>
-    </w:p>
-    <w:p>
-      <w:r>
-        <w:pict>
-          <v:rect style="width:0;height:1.5pt" o:hralign="center" o:hrstd="t" o:hr="t"/>
-        </w:pict>
-      </w:r>
-    </w:p>
-    <w:bookmarkEnd w:id="74"/>
-    <w:bookmarkStart w:id="75" w:name="preguntas-de-entrevista-de-trabajo"/>
-    <w:p>
-      <w:pPr>
-        <w:pStyle w:val="Heading2"/>
-      </w:pPr>
-      <w:r>
-        <w:t xml:space="preserve">💬 Preguntas de entrevista de trabajo</w:t>
+        <w:t xml:space="preserve">💡 Soluciones</w:t>
       </w:r>
     </w:p>
     <w:p>
@@ -13282,11 +13520,35 @@
         </w:numPr>
       </w:pPr>
       <w:r>
-        <w:rPr>
-          <w:b/>
-          <w:bCs/>
-        </w:rPr>
-        <w:t xml:space="preserve">“Explícame qué pasa cuando un router recibe un paquete para una red que no está en su tabla.”</w:t>
+        <w:t xml:space="preserve">En Ethernet multiacceso, el router no sabe</w:t>
+      </w:r>
+      <w:r>
+        <w:t xml:space="preserve"> </w:t>
+      </w:r>
+      <w:r>
+        <w:rPr>
+          <w:b/>
+          <w:bCs/>
+        </w:rPr>
+        <w:t xml:space="preserve">a quién preguntar</w:t>
+      </w:r>
+      <w:r>
+        <w:t xml:space="preserve"> </w:t>
+      </w:r>
+      <w:r>
+        <w:t xml:space="preserve">(ARP) porque la interfaz tiene muchos vecinos: se necesita</w:t>
+      </w:r>
+      <w:r>
+        <w:t xml:space="preserve"> </w:t>
+      </w:r>
+      <w:r>
+        <w:t xml:space="preserve">“interfaz + next-hop”</w:t>
+      </w:r>
+      <w:r>
+        <w:t xml:space="preserve"> </w:t>
+      </w:r>
+      <w:r>
+        <w:t xml:space="preserve">o directamente next-hop. Con interfaz sola, el router ARP-ea el destino final (proxy-ARP y dramas). Recomendado: next-hop (o ambos).</w:t>
       </w:r>
     </w:p>
     <w:p>
@@ -13298,11 +13560,7 @@
         </w:numPr>
       </w:pPr>
       <w:r>
-        <w:rPr>
-          <w:b/>
-          <w:bCs/>
-        </w:rPr>
-        <w:t xml:space="preserve">“¿Qué diferencia hay entre next-hop y interfaz de salida en una ruta estática?”</w:t>
+        <w:t xml:space="preserve">Con next-hop: ARP-ea al next-hop (una MAC, la del router vecino). Con interfaz de salida en multiacceso: ARP-ea la IP final del destino (o proxy-ARP del vecino). En punto a punto, la interfaz basta (no hay ARP).</w:t>
       </w:r>
     </w:p>
     <w:p>
@@ -13314,11 +13572,23 @@
         </w:numPr>
       </w:pPr>
       <w:r>
-        <w:rPr>
-          <w:b/>
-          <w:bCs/>
-        </w:rPr>
-        <w:t xml:space="preserve">“¿Cuándo pondrías rutas estáticas y cuándo montarías un protocolo dinámico?”</w:t>
+        <w:t xml:space="preserve">Si las WAN son punto a punto y el diseño es estable:</w:t>
+      </w:r>
+      <w:r>
+        <w:t xml:space="preserve"> </w:t>
+      </w:r>
+      <w:r>
+        <w:rPr>
+          <w:b/>
+          <w:bCs/>
+        </w:rPr>
+        <w:t xml:space="preserve">estáticas</w:t>
+      </w:r>
+      <w:r>
+        <w:t xml:space="preserve"> </w:t>
+      </w:r>
+      <w:r>
+        <w:t xml:space="preserve">(control, simplicidad, sin vecinos que gestionar). Si puede crecer o hay caminos alternativos: dinámico (OSPF) + estática por defecto hacia Internet. Justificar por tamaño y estabilidad.</w:t>
       </w:r>
     </w:p>
     <w:p>
@@ -13330,11 +13600,171 @@
         </w:numPr>
       </w:pPr>
       <w:r>
-        <w:rPr>
-          <w:b/>
-          <w:bCs/>
-        </w:rPr>
-        <w:t xml:space="preserve">“¿Qué es la distancia administrativa y cómo afecta a dos rutas hacia la misma red?”</w:t>
+        <w:t xml:space="preserve">Convive una ruta más específica y la por defecto: el destino que coincide con la específica va por ella (longest prefix match); el resto por la por defecto. La por defecto es el último recurso, no una competidora de igual a igual.</w:t>
+      </w:r>
+    </w:p>
+    <w:p>
+      <w:r>
+        <w:pict>
+          <v:rect style="width:0;height:1.5pt" o:hralign="center" o:hrstd="t" o:hr="t"/>
+        </w:pict>
+      </w:r>
+    </w:p>
+    <w:bookmarkEnd w:id="74"/>
+    <w:bookmarkStart w:id="75" w:name="crucigrama-de-bits"/>
+    <w:p>
+      <w:pPr>
+        <w:pStyle w:val="Heading2"/>
+      </w:pPr>
+      <w:r>
+        <w:t xml:space="preserve">🧩 Crucigrama de bits</w:t>
+      </w:r>
+    </w:p>
+    <w:p>
+      <w:pPr>
+        <w:pStyle w:val="SourceCode"/>
+      </w:pPr>
+      <w:r>
+        <w:rPr>
+          <w:rStyle w:val="VerbatimChar"/>
+        </w:rPr>
+        <w:t xml:space="preserve">Horizontal:</w:t>
+      </w:r>
+      <w:r>
+        <w:br/>
+      </w:r>
+      <w:r>
+        <w:rPr>
+          <w:rStyle w:val="VerbatimChar"/>
+        </w:rPr>
+        <w:t xml:space="preserve">1. Tabla que el router consulta para decidir (2 palabras)</w:t>
+      </w:r>
+      <w:r>
+        <w:br/>
+      </w:r>
+      <w:r>
+        <w:rPr>
+          <w:rStyle w:val="VerbatimChar"/>
+        </w:rPr>
+        <w:t xml:space="preserve">3. Dirección del siguiente router en el camino (2 palabras)</w:t>
+      </w:r>
+      <w:r>
+        <w:br/>
+      </w:r>
+      <w:r>
+        <w:rPr>
+          <w:rStyle w:val="VerbatimChar"/>
+        </w:rPr>
+        <w:t xml:space="preserve">5. Comando IOS que crea una ruta estática (2 palabras)</w:t>
+      </w:r>
+      <w:r>
+        <w:br/>
+      </w:r>
+      <w:r>
+        <w:rPr>
+          <w:rStyle w:val="VerbatimChar"/>
+        </w:rPr>
+        <w:t xml:space="preserve">7. Protocolo que avisa al PC de que el destino es inalcanzable (sigla)</w:t>
+      </w:r>
+      <w:r>
+        <w:br/>
+      </w:r>
+      <w:r>
+        <w:br/>
+      </w:r>
+      <w:r>
+        <w:rPr>
+          <w:rStyle w:val="VerbatimChar"/>
+        </w:rPr>
+        <w:t xml:space="preserve">Vertical:</w:t>
+      </w:r>
+      <w:r>
+        <w:br/>
+      </w:r>
+      <w:r>
+        <w:rPr>
+          <w:rStyle w:val="VerbatimChar"/>
+        </w:rPr>
+        <w:t xml:space="preserve">2. Regla que elige la ruta con la máscara más larga (3 palabras)</w:t>
+      </w:r>
+      <w:r>
+        <w:br/>
+      </w:r>
+      <w:r>
+        <w:rPr>
+          <w:rStyle w:val="VerbatimChar"/>
+        </w:rPr>
+        <w:t xml:space="preserve">4. Confianza numérica en una fuente de rutas (2 palabras)</w:t>
+      </w:r>
+      <w:r>
+        <w:br/>
+      </w:r>
+      <w:r>
+        <w:rPr>
+          <w:rStyle w:val="VerbatimChar"/>
+        </w:rPr>
+        <w:t xml:space="preserve">6. La ruta "por si acaso": 0.0.0.0/0 (2 palabras)</w:t>
+      </w:r>
+    </w:p>
+    <w:p>
+      <w:pPr>
+        <w:pStyle w:val="FirstParagraph"/>
+      </w:pPr>
+      <w:r>
+        <w:t xml:space="preserve">📝 Soluciones</w:t>
+      </w:r>
+    </w:p>
+    <w:p>
+      <w:pPr>
+        <w:pStyle w:val="BodyText"/>
+      </w:pPr>
+      <w:r>
+        <w:rPr>
+          <w:b/>
+          <w:bCs/>
+        </w:rPr>
+        <w:t xml:space="preserve">Horizontal:</w:t>
+      </w:r>
+      <w:r>
+        <w:t xml:space="preserve"> </w:t>
+      </w:r>
+      <w:r>
+        <w:t xml:space="preserve">1. TABLADERUTAS, 3. NEXTHOP, 5. IPROUTE, 7. ICMP</w:t>
+      </w:r>
+    </w:p>
+    <w:p>
+      <w:pPr>
+        <w:pStyle w:val="BodyText"/>
+      </w:pPr>
+      <w:r>
+        <w:rPr>
+          <w:b/>
+          <w:bCs/>
+        </w:rPr>
+        <w:t xml:space="preserve">Vertical:</w:t>
+      </w:r>
+      <w:r>
+        <w:t xml:space="preserve"> </w:t>
+      </w:r>
+      <w:r>
+        <w:t xml:space="preserve">2. LONGESTPREFIXMATCH, 4. DISTANCIAADMINISTRATIVA, 6. RUTAPORDEFECTO</w:t>
+      </w:r>
+    </w:p>
+    <w:p>
+      <w:r>
+        <w:pict>
+          <v:rect style="width:0;height:1.5pt" o:hralign="center" o:hrstd="t" o:hr="t"/>
+        </w:pict>
+      </w:r>
+    </w:p>
+    <w:bookmarkEnd w:id="75"/>
+    <w:bookmarkStart w:id="76" w:name="preguntas-de-entrevista-de-trabajo"/>
+    <w:p>
+      <w:pPr>
+        <w:pStyle w:val="Heading2"/>
+      </w:pPr>
+      <w:r>
+        <w:t xml:space="preserve">💬 Preguntas de entrevista de trabajo</w:t>
       </w:r>
     </w:p>
     <w:p>
@@ -13342,7 +13772,71 @@
         <w:pStyle w:val="Compact"/>
         <w:numPr>
           <w:ilvl w:val="0"/>
-          <w:numId w:val="1029"/>
+          <w:numId w:val="1030"/>
+        </w:numPr>
+      </w:pPr>
+      <w:r>
+        <w:rPr>
+          <w:b/>
+          <w:bCs/>
+        </w:rPr>
+        <w:t xml:space="preserve">“Explícame qué pasa cuando un router recibe un paquete para una red que no está en su tabla.”</w:t>
+      </w:r>
+    </w:p>
+    <w:p>
+      <w:pPr>
+        <w:pStyle w:val="Compact"/>
+        <w:numPr>
+          <w:ilvl w:val="0"/>
+          <w:numId w:val="1030"/>
+        </w:numPr>
+      </w:pPr>
+      <w:r>
+        <w:rPr>
+          <w:b/>
+          <w:bCs/>
+        </w:rPr>
+        <w:t xml:space="preserve">“¿Qué diferencia hay entre next-hop y interfaz de salida en una ruta estática?”</w:t>
+      </w:r>
+    </w:p>
+    <w:p>
+      <w:pPr>
+        <w:pStyle w:val="Compact"/>
+        <w:numPr>
+          <w:ilvl w:val="0"/>
+          <w:numId w:val="1030"/>
+        </w:numPr>
+      </w:pPr>
+      <w:r>
+        <w:rPr>
+          <w:b/>
+          <w:bCs/>
+        </w:rPr>
+        <w:t xml:space="preserve">“¿Cuándo pondrías rutas estáticas y cuándo montarías un protocolo dinámico?”</w:t>
+      </w:r>
+    </w:p>
+    <w:p>
+      <w:pPr>
+        <w:pStyle w:val="Compact"/>
+        <w:numPr>
+          <w:ilvl w:val="0"/>
+          <w:numId w:val="1030"/>
+        </w:numPr>
+      </w:pPr>
+      <w:r>
+        <w:rPr>
+          <w:b/>
+          <w:bCs/>
+        </w:rPr>
+        <w:t xml:space="preserve">“¿Qué es la distancia administrativa y cómo afecta a dos rutas hacia la misma red?”</w:t>
+      </w:r>
+    </w:p>
+    <w:p>
+      <w:pPr>
+        <w:pStyle w:val="Compact"/>
+        <w:numPr>
+          <w:ilvl w:val="0"/>
+          <w:numId w:val="1030"/>
         </w:numPr>
       </w:pPr>
       <w:r>
@@ -13399,8 +13893,8 @@
         </w:pict>
       </w:r>
     </w:p>
-    <w:bookmarkEnd w:id="75"/>
-    <w:bookmarkStart w:id="76" w:name="no-hay-preguntas-tontas"/>
+    <w:bookmarkEnd w:id="76"/>
+    <w:bookmarkStart w:id="77" w:name="no-hay-preguntas-tontas"/>
     <w:p>
       <w:pPr>
         <w:pStyle w:val="Heading2"/>
@@ -13543,8 +14037,8 @@
         </w:pict>
       </w:r>
     </w:p>
-    <w:bookmarkEnd w:id="76"/>
-    <w:bookmarkStart w:id="77" w:name="poscréditos"/>
+    <w:bookmarkEnd w:id="77"/>
+    <w:bookmarkStart w:id="78" w:name="poscréditos"/>
     <w:p>
       <w:pPr>
         <w:pStyle w:val="Heading2"/>
@@ -13609,8 +14103,8 @@
         </w:pict>
       </w:r>
     </w:p>
-    <w:bookmarkEnd w:id="77"/>
-    <w:bookmarkStart w:id="78" w:name="criterios-de-evaluación-cubiertos-ra4-1"/>
+    <w:bookmarkEnd w:id="78"/>
+    <w:bookmarkStart w:id="79" w:name="criterios-de-evaluación-cubiertos-ra4-1"/>
     <w:p>
       <w:pPr>
         <w:pStyle w:val="Heading2"/>
@@ -13816,7 +14310,7 @@
               <w:pStyle w:val="Compact"/>
             </w:pPr>
             <w:r>
-              <w:t xml:space="preserve">✅ Punto 2 + ⚡ Laboratorio (punto 6)</w:t>
+              <w:t xml:space="preserve">✅ Puntos 2-3 + ⚡ Laboratorio (punto 6)</w:t>
             </w:r>
           </w:p>
         </w:tc>
@@ -13851,7 +14345,7 @@
               <w:pStyle w:val="Compact"/>
             </w:pPr>
             <w:r>
-              <w:t xml:space="preserve">✅ Puntos 3-5 + 🧠 Atrévete (punto 6)</w:t>
+              <w:t xml:space="preserve">✅ Puntos 3-5 + 🧠 Atrévete a pensar (punto 6)</w:t>
             </w:r>
           </w:p>
         </w:tc>
@@ -13874,7 +14368,7 @@
       <w:r>
         <w:t xml:space="preserve"> </w:t>
       </w:r>
-      <w:hyperlink r:id="rId29">
+      <w:hyperlink r:id="rId30">
         <w:r>
           <w:rPr>
             <w:rStyle w:val="Hyperlink"/>
@@ -13937,8 +14431,8 @@
         </w:r>
       </w:hyperlink>
     </w:p>
-    <w:bookmarkEnd w:id="78"/>
     <w:bookmarkEnd w:id="79"/>
+    <w:bookmarkEnd w:id="80"/>
     <w:sectPr>
       <w:footnotePr>
         <w:numRestart w:val="eachSect"/>
@@ -14247,34 +14741,7 @@
     <w:abstractNumId w:val="991"/>
   </w:num>
   <w:num w:numId="1003">
-    <w:abstractNumId w:val="99411"/>
-    <w:lvlOverride w:ilvl="0">
-      <w:startOverride w:val="1"/>
-    </w:lvlOverride>
-    <w:lvlOverride w:ilvl="1">
-      <w:startOverride w:val="1"/>
-    </w:lvlOverride>
-    <w:lvlOverride w:ilvl="2">
-      <w:startOverride w:val="1"/>
-    </w:lvlOverride>
-    <w:lvlOverride w:ilvl="3">
-      <w:startOverride w:val="1"/>
-    </w:lvlOverride>
-    <w:lvlOverride w:ilvl="4">
-      <w:startOverride w:val="1"/>
-    </w:lvlOverride>
-    <w:lvlOverride w:ilvl="5">
-      <w:startOverride w:val="1"/>
-    </w:lvlOverride>
-    <w:lvlOverride w:ilvl="6">
-      <w:startOverride w:val="1"/>
-    </w:lvlOverride>
-    <w:lvlOverride w:ilvl="7">
-      <w:startOverride w:val="1"/>
-    </w:lvlOverride>
-    <w:lvlOverride w:ilvl="8">
-      <w:startOverride w:val="1"/>
-    </w:lvlOverride>
+    <w:abstractNumId w:val="991"/>
   </w:num>
   <w:num w:numId="1004">
     <w:abstractNumId w:val="99411"/>
@@ -14337,15 +14804,6 @@
     </w:lvlOverride>
   </w:num>
   <w:num w:numId="1006">
-    <w:abstractNumId w:val="991"/>
-  </w:num>
-  <w:num w:numId="1007">
-    <w:abstractNumId w:val="991"/>
-  </w:num>
-  <w:num w:numId="1008">
-    <w:abstractNumId w:val="991"/>
-  </w:num>
-  <w:num w:numId="1009">
     <w:abstractNumId w:val="99411"/>
     <w:lvlOverride w:ilvl="0">
       <w:startOverride w:val="1"/>
@@ -14374,6 +14832,15 @@
     <w:lvlOverride w:ilvl="8">
       <w:startOverride w:val="1"/>
     </w:lvlOverride>
+  </w:num>
+  <w:num w:numId="1007">
+    <w:abstractNumId w:val="991"/>
+  </w:num>
+  <w:num w:numId="1008">
+    <w:abstractNumId w:val="991"/>
+  </w:num>
+  <w:num w:numId="1009">
+    <w:abstractNumId w:val="991"/>
   </w:num>
   <w:num w:numId="1010">
     <w:abstractNumId w:val="99411"/>
@@ -14406,15 +14873,6 @@
     </w:lvlOverride>
   </w:num>
   <w:num w:numId="1011">
-    <w:abstractNumId w:val="991"/>
-  </w:num>
-  <w:num w:numId="1012">
-    <w:abstractNumId w:val="991"/>
-  </w:num>
-  <w:num w:numId="1013">
-    <w:abstractNumId w:val="991"/>
-  </w:num>
-  <w:num w:numId="1014">
     <w:abstractNumId w:val="99411"/>
     <w:lvlOverride w:ilvl="0">
       <w:startOverride w:val="1"/>
@@ -14443,6 +14901,15 @@
     <w:lvlOverride w:ilvl="8">
       <w:startOverride w:val="1"/>
     </w:lvlOverride>
+  </w:num>
+  <w:num w:numId="1012">
+    <w:abstractNumId w:val="991"/>
+  </w:num>
+  <w:num w:numId="1013">
+    <w:abstractNumId w:val="991"/>
+  </w:num>
+  <w:num w:numId="1014">
+    <w:abstractNumId w:val="991"/>
   </w:num>
   <w:num w:numId="1015">
     <w:abstractNumId w:val="99411"/>
@@ -14475,12 +14942,6 @@
     </w:lvlOverride>
   </w:num>
   <w:num w:numId="1016">
-    <w:abstractNumId w:val="991"/>
-  </w:num>
-  <w:num w:numId="1017">
-    <w:abstractNumId w:val="991"/>
-  </w:num>
-  <w:num w:numId="1018">
     <w:abstractNumId w:val="99411"/>
     <w:lvlOverride w:ilvl="0">
       <w:startOverride w:val="1"/>
@@ -14509,6 +14970,12 @@
     <w:lvlOverride w:ilvl="8">
       <w:startOverride w:val="1"/>
     </w:lvlOverride>
+  </w:num>
+  <w:num w:numId="1017">
+    <w:abstractNumId w:val="991"/>
+  </w:num>
+  <w:num w:numId="1018">
+    <w:abstractNumId w:val="991"/>
   </w:num>
   <w:num w:numId="1019">
     <w:abstractNumId w:val="99411"/>
@@ -14541,9 +15008,6 @@
     </w:lvlOverride>
   </w:num>
   <w:num w:numId="1020">
-    <w:abstractNumId w:val="991"/>
-  </w:num>
-  <w:num w:numId="1021">
     <w:abstractNumId w:val="99411"/>
     <w:lvlOverride w:ilvl="0">
       <w:startOverride w:val="1"/>
@@ -14572,6 +15036,9 @@
     <w:lvlOverride w:ilvl="8">
       <w:startOverride w:val="1"/>
     </w:lvlOverride>
+  </w:num>
+  <w:num w:numId="1021">
+    <w:abstractNumId w:val="991"/>
   </w:num>
   <w:num w:numId="1022">
     <w:abstractNumId w:val="99411"/>
@@ -14634,9 +15101,6 @@
     </w:lvlOverride>
   </w:num>
   <w:num w:numId="1024">
-    <w:abstractNumId w:val="991"/>
-  </w:num>
-  <w:num w:numId="1025">
     <w:abstractNumId w:val="99411"/>
     <w:lvlOverride w:ilvl="0">
       <w:startOverride w:val="1"/>
@@ -14665,6 +15129,9 @@
     <w:lvlOverride w:ilvl="8">
       <w:startOverride w:val="1"/>
     </w:lvlOverride>
+  </w:num>
+  <w:num w:numId="1025">
+    <w:abstractNumId w:val="991"/>
   </w:num>
   <w:num w:numId="1026">
     <w:abstractNumId w:val="99411"/>
@@ -14757,6 +15224,36 @@
     </w:lvlOverride>
   </w:num>
   <w:num w:numId="1029">
+    <w:abstractNumId w:val="99411"/>
+    <w:lvlOverride w:ilvl="0">
+      <w:startOverride w:val="1"/>
+    </w:lvlOverride>
+    <w:lvlOverride w:ilvl="1">
+      <w:startOverride w:val="1"/>
+    </w:lvlOverride>
+    <w:lvlOverride w:ilvl="2">
+      <w:startOverride w:val="1"/>
+    </w:lvlOverride>
+    <w:lvlOverride w:ilvl="3">
+      <w:startOverride w:val="1"/>
+    </w:lvlOverride>
+    <w:lvlOverride w:ilvl="4">
+      <w:startOverride w:val="1"/>
+    </w:lvlOverride>
+    <w:lvlOverride w:ilvl="5">
+      <w:startOverride w:val="1"/>
+    </w:lvlOverride>
+    <w:lvlOverride w:ilvl="6">
+      <w:startOverride w:val="1"/>
+    </w:lvlOverride>
+    <w:lvlOverride w:ilvl="7">
+      <w:startOverride w:val="1"/>
+    </w:lvlOverride>
+    <w:lvlOverride w:ilvl="8">
+      <w:startOverride w:val="1"/>
+    </w:lvlOverride>
+  </w:num>
+  <w:num w:numId="1030">
     <w:abstractNumId w:val="99411"/>
     <w:lvlOverride w:ilvl="0">
       <w:startOverride w:val="1"/>
